--- a/dosyalar/sinavlar/10-sinif/arapca-10-2d2y-beceri.docx
+++ b/dosyalar/sinavlar/10-sinif/arapca-10-2d2y-beceri.docx
@@ -32,7 +32,7 @@
           </w:tcPr>
           <w:p>
             <w:pPr>
-              <w:spacing w:after="20"/>
+              <w:spacing w:after="4"/>
               <w:jc w:val="center"/>
             </w:pPr>
             <w:r>
@@ -43,15 +43,15 @@
                 <w:i w:val="false"/>
                 <w:iCs w:val="false"/>
                 <w:color w:val="39454F"/>
-                <w:sz w:val="19"/>
-                <w:szCs w:val="19"/>
+                <w:sz w:val="15"/>
+                <w:szCs w:val="15"/>
               </w:rPr>
               <w:t xml:space="preserve">2026-2027 EĞİTİM ÖĞRETİM YILI</w:t>
             </w:r>
           </w:p>
           <w:p>
             <w:pPr>
-              <w:spacing w:after="20"/>
+              <w:spacing w:after="4"/>
               <w:jc w:val="center"/>
             </w:pPr>
             <w:r>
@@ -62,8 +62,8 @@
                 <w:i w:val="false"/>
                 <w:iCs w:val="false"/>
                 <w:color w:val="111111"/>
-                <w:sz w:val="21"/>
-                <w:szCs w:val="21"/>
+                <w:sz w:val="17"/>
+                <w:szCs w:val="17"/>
               </w:rPr>
               <w:t xml:space="preserve">……………………………………………………………… ANADOLU İMAM HATİP LİSESİ</w:t>
             </w:r>
@@ -81,8 +81,8 @@
                 <w:i w:val="false"/>
                 <w:iCs w:val="false"/>
                 <w:color w:val="15222E"/>
-                <w:sz w:val="23"/>
-                <w:szCs w:val="23"/>
+                <w:sz w:val="18"/>
+                <w:szCs w:val="18"/>
               </w:rPr>
               <w:t xml:space="preserve">10. SINIF ARAPÇA DERSİ 2. DÖNEM 2. YAZILI SINAVI</w:t>
             </w:r>
@@ -122,18 +122,18 @@
           </w:tcPr>
           <w:p>
             <w:pPr>
-              <w:spacing w:after="0" w:line="270"/>
-            </w:pPr>
-            <w:r>
-              <w:rPr>
-                <w:rFonts w:ascii="Times New Roman" w:cs="Times New Roman" w:eastAsia="Times New Roman" w:hAnsi="Times New Roman"/>
-                <w:b w:val="false"/>
-                <w:bCs w:val="false"/>
-                <w:i w:val="false"/>
-                <w:iCs w:val="false"/>
-                <w:color w:val="111111"/>
-                <w:sz w:val="20"/>
-                <w:szCs w:val="20"/>
+              <w:spacing w:after="0" w:line="198"/>
+            </w:pPr>
+            <w:r>
+              <w:rPr>
+                <w:rFonts w:ascii="Times New Roman" w:cs="Times New Roman" w:eastAsia="Times New Roman" w:hAnsi="Times New Roman"/>
+                <w:b w:val="false"/>
+                <w:bCs w:val="false"/>
+                <w:i w:val="false"/>
+                <w:iCs w:val="false"/>
+                <w:color w:val="111111"/>
+                <w:sz w:val="16"/>
+                <w:szCs w:val="16"/>
               </w:rPr>
               <w:t xml:space="preserve">Adı Soyadı :  ………………………………………………………</w:t>
             </w:r>
@@ -152,18 +152,18 @@
           </w:tcPr>
           <w:p>
             <w:pPr>
-              <w:spacing w:after="0" w:line="270"/>
-            </w:pPr>
-            <w:r>
-              <w:rPr>
-                <w:rFonts w:ascii="Times New Roman" w:cs="Times New Roman" w:eastAsia="Times New Roman" w:hAnsi="Times New Roman"/>
-                <w:b w:val="false"/>
-                <w:bCs w:val="false"/>
-                <w:i w:val="false"/>
-                <w:iCs w:val="false"/>
-                <w:color w:val="111111"/>
-                <w:sz w:val="20"/>
-                <w:szCs w:val="20"/>
+              <w:spacing w:after="0" w:line="198"/>
+            </w:pPr>
+            <w:r>
+              <w:rPr>
+                <w:rFonts w:ascii="Times New Roman" w:cs="Times New Roman" w:eastAsia="Times New Roman" w:hAnsi="Times New Roman"/>
+                <w:b w:val="false"/>
+                <w:bCs w:val="false"/>
+                <w:i w:val="false"/>
+                <w:iCs w:val="false"/>
+                <w:color w:val="111111"/>
+                <w:sz w:val="16"/>
+                <w:szCs w:val="16"/>
               </w:rPr>
               <w:t xml:space="preserve">Sınıfı :  …………</w:t>
             </w:r>
@@ -182,18 +182,18 @@
           </w:tcPr>
           <w:p>
             <w:pPr>
-              <w:spacing w:after="0" w:line="270"/>
-            </w:pPr>
-            <w:r>
-              <w:rPr>
-                <w:rFonts w:ascii="Times New Roman" w:cs="Times New Roman" w:eastAsia="Times New Roman" w:hAnsi="Times New Roman"/>
-                <w:b w:val="false"/>
-                <w:bCs w:val="false"/>
-                <w:i w:val="false"/>
-                <w:iCs w:val="false"/>
-                <w:color w:val="111111"/>
-                <w:sz w:val="20"/>
-                <w:szCs w:val="20"/>
+              <w:spacing w:after="0" w:line="198"/>
+            </w:pPr>
+            <w:r>
+              <w:rPr>
+                <w:rFonts w:ascii="Times New Roman" w:cs="Times New Roman" w:eastAsia="Times New Roman" w:hAnsi="Times New Roman"/>
+                <w:b w:val="false"/>
+                <w:bCs w:val="false"/>
+                <w:i w:val="false"/>
+                <w:iCs w:val="false"/>
+                <w:color w:val="111111"/>
+                <w:sz w:val="16"/>
+                <w:szCs w:val="16"/>
               </w:rPr>
               <w:t xml:space="preserve">No :  ………</w:t>
             </w:r>
@@ -224,27 +224,27 @@
                 <w:i w:val="false"/>
                 <w:iCs w:val="false"/>
                 <w:color w:val="39454F"/>
-                <w:sz w:val="18"/>
-                <w:szCs w:val="18"/>
+                <w:sz w:val="14"/>
+                <w:szCs w:val="14"/>
               </w:rPr>
               <w:t xml:space="preserve">PUAN</w:t>
             </w:r>
           </w:p>
           <w:p>
             <w:pPr>
-              <w:spacing w:after="40" w:before="60"/>
-              <w:jc w:val="center"/>
-            </w:pPr>
-            <w:r>
-              <w:rPr>
-                <w:rFonts w:ascii="Times New Roman" w:cs="Times New Roman" w:eastAsia="Times New Roman" w:hAnsi="Times New Roman"/>
-                <w:b w:val="false"/>
-                <w:bCs w:val="false"/>
-                <w:i w:val="false"/>
-                <w:iCs w:val="false"/>
-                <w:color w:val="111111"/>
-                <w:sz w:val="24"/>
-                <w:szCs w:val="24"/>
+              <w:spacing w:after="9" w:before="13"/>
+              <w:jc w:val="center"/>
+            </w:pPr>
+            <w:r>
+              <w:rPr>
+                <w:rFonts w:ascii="Times New Roman" w:cs="Times New Roman" w:eastAsia="Times New Roman" w:hAnsi="Times New Roman"/>
+                <w:b w:val="false"/>
+                <w:bCs w:val="false"/>
+                <w:i w:val="false"/>
+                <w:iCs w:val="false"/>
+                <w:color w:val="111111"/>
+                <w:sz w:val="19"/>
+                <w:szCs w:val="19"/>
               </w:rPr>
               <w:t xml:space="preserve"/>
             </w:r>
@@ -252,24 +252,6 @@
         </w:tc>
       </w:tr>
     </w:tbl>
-    <w:p>
-      <w:pPr>
-        <w:spacing w:after="110"/>
-      </w:pPr>
-      <w:r>
-        <w:rPr>
-          <w:rFonts w:ascii="Times New Roman" w:cs="Times New Roman" w:eastAsia="Times New Roman" w:hAnsi="Times New Roman"/>
-          <w:b w:val="false"/>
-          <w:bCs w:val="false"/>
-          <w:i w:val="false"/>
-          <w:iCs w:val="false"/>
-          <w:color w:val="111111"/>
-          <w:sz w:val="21"/>
-          <w:szCs w:val="21"/>
-        </w:rPr>
-        <w:t xml:space="preserve"/>
-      </w:r>
-    </w:p>
     <w:tbl>
       <w:tblPr>
         <w:tblW w:type="dxa" w:w="9864"/>
@@ -300,7 +282,7 @@
           </w:tcPr>
           <w:p>
             <w:pPr>
-              <w:spacing w:after="40"/>
+              <w:spacing w:after="9"/>
             </w:pPr>
             <w:r>
               <w:rPr>
@@ -310,15 +292,15 @@
                 <w:i w:val="false"/>
                 <w:iCs w:val="false"/>
                 <w:color w:val="2B3742"/>
-                <w:sz w:val="18"/>
-                <w:szCs w:val="18"/>
+                <w:sz w:val="14"/>
+                <w:szCs w:val="14"/>
               </w:rPr>
               <w:t xml:space="preserve">AÇIKLAMALAR</w:t>
             </w:r>
           </w:p>
           <w:p>
             <w:pPr>
-              <w:spacing w:after="20" w:line="250"/>
+              <w:spacing w:after="4" w:line="198"/>
               <w:ind w:left="170" w:hanging="170"/>
             </w:pPr>
             <w:r>
@@ -329,15 +311,15 @@
                 <w:i w:val="false"/>
                 <w:iCs w:val="false"/>
                 <w:color w:val="2B3742"/>
-                <w:sz w:val="18"/>
-                <w:szCs w:val="18"/>
+                <w:sz w:val="14"/>
+                <w:szCs w:val="14"/>
               </w:rPr>
               <w:t xml:space="preserve">•  Sınav süresi bir ders saatidir.</w:t>
             </w:r>
           </w:p>
           <w:p>
             <w:pPr>
-              <w:spacing w:after="20" w:line="250"/>
+              <w:spacing w:after="4" w:line="198"/>
               <w:ind w:left="170" w:hanging="170"/>
             </w:pPr>
             <w:r>
@@ -348,15 +330,15 @@
                 <w:i w:val="false"/>
                 <w:iCs w:val="false"/>
                 <w:color w:val="2B3742"/>
-                <w:sz w:val="18"/>
-                <w:szCs w:val="18"/>
+                <w:sz w:val="14"/>
+                <w:szCs w:val="14"/>
               </w:rPr>
               <w:t xml:space="preserve">•  Bu sınav dinleme, okuma, söz varlığı ve yazma becerilerini birlikte ölçer.</w:t>
             </w:r>
           </w:p>
           <w:p>
             <w:pPr>
-              <w:spacing w:after="20" w:line="250"/>
+              <w:spacing w:after="4" w:line="198"/>
               <w:ind w:left="170" w:hanging="170"/>
             </w:pPr>
             <w:r>
@@ -367,15 +349,15 @@
                 <w:i w:val="false"/>
                 <w:iCs w:val="false"/>
                 <w:color w:val="2B3742"/>
-                <w:sz w:val="18"/>
-                <w:szCs w:val="18"/>
+                <w:sz w:val="14"/>
+                <w:szCs w:val="14"/>
               </w:rPr>
               <w:t xml:space="preserve">•  Dinleme metni öğretmeniniz tarafından iki kez okunacaktır.</w:t>
             </w:r>
           </w:p>
           <w:p>
             <w:pPr>
-              <w:spacing w:after="20" w:line="250"/>
+              <w:spacing w:after="4" w:line="198"/>
               <w:ind w:left="170" w:hanging="170"/>
             </w:pPr>
             <w:r>
@@ -386,15 +368,15 @@
                 <w:i w:val="false"/>
                 <w:iCs w:val="false"/>
                 <w:color w:val="2B3742"/>
-                <w:sz w:val="18"/>
-                <w:szCs w:val="18"/>
+                <w:sz w:val="14"/>
+                <w:szCs w:val="14"/>
               </w:rPr>
               <w:t xml:space="preserve">•  Okuma parçasındaki bilinmeyen kelimeler için parçanın bütününden yararlanınız.</w:t>
             </w:r>
           </w:p>
           <w:p>
             <w:pPr>
-              <w:spacing w:after="20" w:line="250"/>
+              <w:spacing w:after="4" w:line="198"/>
               <w:ind w:left="170" w:hanging="170"/>
             </w:pPr>
             <w:r>
@@ -405,8 +387,8 @@
                 <w:i w:val="false"/>
                 <w:iCs w:val="false"/>
                 <w:color w:val="2B3742"/>
-                <w:sz w:val="18"/>
-                <w:szCs w:val="18"/>
+                <w:sz w:val="14"/>
+                <w:szCs w:val="14"/>
               </w:rPr>
               <w:t xml:space="preserve">•  Yazma görevi dereceli puanlama anahtarı ile değerlendirilecektir.</w:t>
             </w:r>
@@ -419,7 +401,7 @@
         <w:tabs>
           <w:tab w:val="right" w:pos="9864"/>
         </w:tabs>
-        <w:spacing w:after="90" w:before="220" w:line="280"/>
+        <w:spacing w:after="20" w:before="48" w:line="198"/>
         <w:ind w:left="340" w:hanging="340"/>
       </w:pPr>
       <w:r>
@@ -430,16 +412,16 @@
           <w:i w:val="false"/>
           <w:iCs w:val="false"/>
           <w:color w:val="111111"/>
-          <w:sz w:val="21"/>
-          <w:szCs w:val="21"/>
+          <w:sz w:val="17"/>
+          <w:szCs w:val="17"/>
         </w:rPr>
         <w:t xml:space="preserve">1.</w:t>
       </w:r>
       <w:r>
         <w:rPr>
           <w:rFonts w:ascii="Times New Roman" w:cs="Times New Roman" w:eastAsia="Times New Roman" w:hAnsi="Times New Roman"/>
-          <w:sz w:val="21"/>
-          <w:szCs w:val="21"/>
+          <w:sz w:val="17"/>
+          <w:szCs w:val="17"/>
         </w:rPr>
         <w:tab/>
       </w:r>
@@ -451,16 +433,16 @@
           <w:i w:val="false"/>
           <w:iCs w:val="false"/>
           <w:color w:val="111111"/>
-          <w:sz w:val="21"/>
-          <w:szCs w:val="21"/>
+          <w:sz w:val="17"/>
+          <w:szCs w:val="17"/>
         </w:rPr>
         <w:t xml:space="preserve">Aşağıdaki metni okuyunuz ve altındaki soruları cevaplayınız.</w:t>
       </w:r>
       <w:r>
         <w:rPr>
           <w:rFonts w:ascii="Times New Roman" w:cs="Times New Roman" w:eastAsia="Times New Roman" w:hAnsi="Times New Roman"/>
-          <w:sz w:val="21"/>
-          <w:szCs w:val="21"/>
+          <w:sz w:val="17"/>
+          <w:szCs w:val="17"/>
         </w:rPr>
         <w:tab/>
       </w:r>
@@ -472,8 +454,8 @@
           <w:i w:val="false"/>
           <w:iCs w:val="false"/>
           <w:color w:val="55636F"/>
-          <w:sz w:val="18"/>
-          <w:szCs w:val="18"/>
+          <w:sz w:val="14"/>
+          <w:szCs w:val="14"/>
         </w:rPr>
         <w:t xml:space="preserve">(15 puan)</w:t>
       </w:r>
@@ -509,7 +491,7 @@
           <w:p>
             <w:pPr>
               <w:bidi/>
-              <w:spacing w:after="110"/>
+              <w:spacing w:after="24"/>
               <w:jc w:val="center"/>
             </w:pPr>
             <w:r>
@@ -518,8 +500,8 @@
                 <w:b/>
                 <w:bCs/>
                 <w:color w:val="111111"/>
-                <w:sz w:val="32"/>
-                <w:szCs w:val="32"/>
+                <w:sz w:val="25"/>
+                <w:szCs w:val="25"/>
                 <w:rtl/>
               </w:rPr>
               <w:t xml:space="preserve">خُطَّةُ الْعُطْلَةِ الصَّيْفِيَّةِ</w:t>
@@ -528,7 +510,7 @@
           <w:p>
             <w:pPr>
               <w:bidi/>
-              <w:spacing w:after="60" w:line="400"/>
+              <w:spacing w:after="13" w:line="198"/>
             </w:pPr>
             <w:r>
               <w:rPr>
@@ -536,8 +518,8 @@
                 <w:b w:val="false"/>
                 <w:bCs w:val="false"/>
                 <w:color w:val="111111"/>
-                <w:sz w:val="30"/>
-                <w:szCs w:val="30"/>
+                <w:sz w:val="26"/>
+                <w:szCs w:val="26"/>
                 <w:rtl/>
               </w:rPr>
               <w:t xml:space="preserve">اِقْتَرَبَتِ الْعُطْلَةُ الصَّيْفِيَّةُ، وَجَلَسَتْ أُسْرَةُ الْأُسْتَاذِ خَالِدٍ لِتَضَعَ خُطَّةً مُنَاسِبَةً.</w:t>
@@ -546,7 +528,7 @@
           <w:p>
             <w:pPr>
               <w:bidi/>
-              <w:spacing w:after="60" w:line="400"/>
+              <w:spacing w:after="13" w:line="198"/>
             </w:pPr>
             <w:r>
               <w:rPr>
@@ -554,8 +536,8 @@
                 <w:b w:val="false"/>
                 <w:bCs w:val="false"/>
                 <w:color w:val="111111"/>
-                <w:sz w:val="30"/>
-                <w:szCs w:val="30"/>
+                <w:sz w:val="26"/>
+                <w:szCs w:val="26"/>
                 <w:rtl/>
               </w:rPr>
               <w:t xml:space="preserve">قَالَ الْأَبُ: إِنَّ الْعُطْلَةَ لَيْسَتْ لِلنَّوْمِ فَقَطْ، بَلْ هِيَ فُرْصَةٌ لِلتَّعَلُّمِ وَالرَّاحَةِ مَعًا.</w:t>
@@ -564,7 +546,7 @@
           <w:p>
             <w:pPr>
               <w:bidi/>
-              <w:spacing w:after="60" w:line="400"/>
+              <w:spacing w:after="13" w:line="198"/>
             </w:pPr>
             <w:r>
               <w:rPr>
@@ -572,8 +554,8 @@
                 <w:b w:val="false"/>
                 <w:bCs w:val="false"/>
                 <w:color w:val="111111"/>
-                <w:sz w:val="30"/>
-                <w:szCs w:val="30"/>
+                <w:sz w:val="26"/>
+                <w:szCs w:val="26"/>
                 <w:rtl/>
               </w:rPr>
               <w:t xml:space="preserve">قَالَتْ سَلْمَى: أُرِيدُ أَنْ أَشْتَرِكَ فِي بَرْنَامَجِ تَحْفِيظِ الْقُرْآنِ فِي الْمَسْجِدِ.</w:t>
@@ -582,7 +564,7 @@
           <w:p>
             <w:pPr>
               <w:bidi/>
-              <w:spacing w:after="60" w:line="400"/>
+              <w:spacing w:after="13" w:line="198"/>
             </w:pPr>
             <w:r>
               <w:rPr>
@@ -590,8 +572,8 @@
                 <w:b w:val="false"/>
                 <w:bCs w:val="false"/>
                 <w:color w:val="111111"/>
-                <w:sz w:val="30"/>
-                <w:szCs w:val="30"/>
+                <w:sz w:val="26"/>
+                <w:szCs w:val="26"/>
                 <w:rtl/>
               </w:rPr>
               <w:t xml:space="preserve">وَقَالَ أَحْمَدُ: أَمَّا أَنَا فَسَوْفَ أَتَعَلَّمُ السِّبَاحَةَ، لِأَنِّي لَا أَعْرِفُهَا جَيِّدًا.</w:t>
@@ -600,7 +582,7 @@
           <w:p>
             <w:pPr>
               <w:bidi/>
-              <w:spacing w:after="60" w:line="400"/>
+              <w:spacing w:after="13" w:line="198"/>
             </w:pPr>
             <w:r>
               <w:rPr>
@@ -608,8 +590,8 @@
                 <w:b w:val="false"/>
                 <w:bCs w:val="false"/>
                 <w:color w:val="111111"/>
-                <w:sz w:val="30"/>
-                <w:szCs w:val="30"/>
+                <w:sz w:val="26"/>
+                <w:szCs w:val="26"/>
                 <w:rtl/>
               </w:rPr>
               <w:t xml:space="preserve">اِبْتَسَمَتِ الْأُمُّ وَقَالَتْ: وَأَنَا أُفَضِّلُ الْعَمَلَ التَّطَوُّعِيَّ فِي الْمُسْتَشْفَى مَرَّتَيْنِ فِي الْأُسْبُوعِ.</w:t>
@@ -618,7 +600,7 @@
           <w:p>
             <w:pPr>
               <w:bidi/>
-              <w:spacing w:after="60" w:line="400"/>
+              <w:spacing w:after="13" w:line="198"/>
             </w:pPr>
             <w:r>
               <w:rPr>
@@ -626,8 +608,8 @@
                 <w:b w:val="false"/>
                 <w:bCs w:val="false"/>
                 <w:color w:val="111111"/>
-                <w:sz w:val="30"/>
-                <w:szCs w:val="30"/>
+                <w:sz w:val="26"/>
+                <w:szCs w:val="26"/>
                 <w:rtl/>
               </w:rPr>
               <w:t xml:space="preserve">اِتَّفَقَتِ الْأُسْرَةُ عَلَى رِحْلَةٍ قَصِيرَةٍ إِلَى الْمُخَيَّمِ فِي أَوَّلِ شَهْرِ تَمُّوزَ.</w:t>
@@ -636,7 +618,7 @@
           <w:p>
             <w:pPr>
               <w:bidi/>
-              <w:spacing w:after="60" w:line="400"/>
+              <w:spacing w:after="13" w:line="198"/>
             </w:pPr>
             <w:r>
               <w:rPr>
@@ -644,8 +626,8 @@
                 <w:b w:val="false"/>
                 <w:bCs w:val="false"/>
                 <w:color w:val="111111"/>
-                <w:sz w:val="30"/>
-                <w:szCs w:val="30"/>
+                <w:sz w:val="26"/>
+                <w:szCs w:val="26"/>
                 <w:rtl/>
               </w:rPr>
               <w:t xml:space="preserve">قَالَ الْأَبُ: سَنَذْهَبُ بِالْقِطَارِ، فَهُوَ أَرْخَصُ مِنَ الطَّائِرَةِ وَأَكْثَرُ رَاحَةً مِنَ الْحَافِلَةِ.</w:t>
@@ -654,7 +636,7 @@
           <w:p>
             <w:pPr>
               <w:bidi/>
-              <w:spacing w:after="60" w:line="400"/>
+              <w:spacing w:after="13" w:line="198"/>
             </w:pPr>
             <w:r>
               <w:rPr>
@@ -662,8 +644,8 @@
                 <w:b w:val="false"/>
                 <w:bCs w:val="false"/>
                 <w:color w:val="111111"/>
-                <w:sz w:val="30"/>
-                <w:szCs w:val="30"/>
+                <w:sz w:val="26"/>
+                <w:szCs w:val="26"/>
                 <w:rtl/>
               </w:rPr>
               <w:t xml:space="preserve">وَنَبَّهَ الْأَوْلَادَ قَائِلًا: لَا تُهْمِلُوا الْمَلَابِسَ الْخَفِيفَةَ وَالنَّظَّارَاتِ الشَّمْسِيَّةَ.</w:t>
@@ -672,7 +654,7 @@
           <w:p>
             <w:pPr>
               <w:bidi/>
-              <w:spacing w:after="60" w:line="400"/>
+              <w:spacing w:after="13" w:line="198"/>
             </w:pPr>
             <w:r>
               <w:rPr>
@@ -680,8 +662,8 @@
                 <w:b w:val="false"/>
                 <w:bCs w:val="false"/>
                 <w:color w:val="111111"/>
-                <w:sz w:val="30"/>
-                <w:szCs w:val="30"/>
+                <w:sz w:val="26"/>
+                <w:szCs w:val="26"/>
                 <w:rtl/>
               </w:rPr>
               <w:t xml:space="preserve">وَأَضَافَتِ الْأُمُّ: يَجِبُ عَلَيْنَا أَنْ نَأْخُذَ حَقِيبَةَ الْإِسْعَافِ وَالْأَدْوِيَةَ اللَّازِمَةَ.</w:t>
@@ -690,7 +672,7 @@
           <w:p>
             <w:pPr>
               <w:bidi/>
-              <w:spacing w:after="60" w:line="400"/>
+              <w:spacing w:after="13" w:line="198"/>
             </w:pPr>
             <w:r>
               <w:rPr>
@@ -698,8 +680,8 @@
                 <w:b w:val="false"/>
                 <w:bCs w:val="false"/>
                 <w:color w:val="111111"/>
-                <w:sz w:val="30"/>
-                <w:szCs w:val="30"/>
+                <w:sz w:val="26"/>
+                <w:szCs w:val="26"/>
                 <w:rtl/>
               </w:rPr>
               <w:t xml:space="preserve">وَفِي الْأَيَّامِ الْأَخِيرَةِ مِنَ الْعُطْلَةِ سَتَزُورُ الْأُسْرَةُ الْأَقَارِبَ فِي الْقَرْيَةِ.</w:t>
@@ -708,7 +690,7 @@
           <w:p>
             <w:pPr>
               <w:bidi/>
-              <w:spacing w:after="60" w:line="400"/>
+              <w:spacing w:after="13" w:line="198"/>
             </w:pPr>
             <w:r>
               <w:rPr>
@@ -716,8 +698,8 @@
                 <w:b w:val="false"/>
                 <w:bCs w:val="false"/>
                 <w:color w:val="111111"/>
-                <w:sz w:val="30"/>
-                <w:szCs w:val="30"/>
+                <w:sz w:val="26"/>
+                <w:szCs w:val="26"/>
                 <w:rtl/>
               </w:rPr>
               <w:t xml:space="preserve">قَالَ الْأَبُ فِي النِّهَايَةِ: إِنَّ الْخُطَّةَ الْجَيِّدَةَ نِصْفُ النَّجَاحِ، فَلْنَبْدَأْ مِنَ الْيَوْمِ.</w:t>
@@ -728,7 +710,7 @@
     </w:tbl>
     <w:p>
       <w:pPr>
-        <w:spacing w:after="60"/>
+        <w:spacing w:after="13"/>
       </w:pPr>
       <w:r>
         <w:rPr>
@@ -738,8 +720,8 @@
           <w:i w:val="false"/>
           <w:iCs w:val="false"/>
           <w:color w:val="111111"/>
-          <w:sz w:val="21"/>
-          <w:szCs w:val="21"/>
+          <w:sz w:val="17"/>
+          <w:szCs w:val="17"/>
         </w:rPr>
         <w:t xml:space="preserve"/>
       </w:r>
@@ -748,7 +730,7 @@
       <w:pPr>
         <w:keepNext/>
         <w:bidi/>
-        <w:spacing w:after="40" w:before="0" w:line="300"/>
+        <w:spacing w:after="9" w:before="0" w:line="198"/>
         <w:ind w:left="340"/>
       </w:pPr>
       <w:r>
@@ -759,8 +741,8 @@
           <w:i w:val="false"/>
           <w:iCs w:val="false"/>
           <w:color w:val="111111"/>
-          <w:sz w:val="20"/>
-          <w:szCs w:val="20"/>
+          <w:sz w:val="16"/>
+          <w:szCs w:val="16"/>
         </w:rPr>
         <w:t xml:space="preserve">a.‎  </w:t>
       </w:r>
@@ -770,8 +752,8 @@
           <w:b w:val="false"/>
           <w:bCs w:val="false"/>
           <w:color w:val="111111"/>
-          <w:sz w:val="28"/>
-          <w:szCs w:val="28"/>
+          <w:sz w:val="24"/>
+          <w:szCs w:val="24"/>
           <w:rtl/>
         </w:rPr>
         <w:t xml:space="preserve">مَاذَا تُرِيدُ سَلْمَى أَنْ تَفْعَلَ فِي الْعُطْلَةِ؟</w:t>
@@ -817,7 +799,7 @@
           <w:p>
             <w:pPr>
               <w:bidi/>
-              <w:spacing w:after="0" w:line="330"/>
+              <w:spacing w:after="0" w:line="198"/>
             </w:pPr>
             <w:r>
               <w:rPr>
@@ -827,8 +809,8 @@
                 <w:i w:val="false"/>
                 <w:iCs w:val="false"/>
                 <w:color w:val="111111"/>
-                <w:sz w:val="20"/>
-                <w:szCs w:val="20"/>
+                <w:sz w:val="16"/>
+                <w:szCs w:val="16"/>
               </w:rPr>
               <w:t xml:space="preserve">B.‎  </w:t>
             </w:r>
@@ -838,8 +820,8 @@
                 <w:b w:val="false"/>
                 <w:bCs w:val="false"/>
                 <w:color w:val="111111"/>
-                <w:sz w:val="28"/>
-                <w:szCs w:val="28"/>
+                <w:sz w:val="24"/>
+                <w:szCs w:val="24"/>
                 <w:rtl/>
               </w:rPr>
               <w:t xml:space="preserve">أَنْ تَشْتَرِكَ فِي تَحْفِيظِ الْقُرْآنِ</w:t>
@@ -866,7 +848,7 @@
           <w:p>
             <w:pPr>
               <w:bidi/>
-              <w:spacing w:after="0" w:line="330"/>
+              <w:spacing w:after="0" w:line="198"/>
             </w:pPr>
             <w:r>
               <w:rPr>
@@ -876,8 +858,8 @@
                 <w:i w:val="false"/>
                 <w:iCs w:val="false"/>
                 <w:color w:val="111111"/>
-                <w:sz w:val="20"/>
-                <w:szCs w:val="20"/>
+                <w:sz w:val="16"/>
+                <w:szCs w:val="16"/>
               </w:rPr>
               <w:t xml:space="preserve">A.‎  </w:t>
             </w:r>
@@ -887,8 +869,8 @@
                 <w:b w:val="false"/>
                 <w:bCs w:val="false"/>
                 <w:color w:val="111111"/>
-                <w:sz w:val="28"/>
-                <w:szCs w:val="28"/>
+                <w:sz w:val="24"/>
+                <w:szCs w:val="24"/>
                 <w:rtl/>
               </w:rPr>
               <w:t xml:space="preserve">أَنْ تَتَعَلَّمَ السِّبَاحَةَ</w:t>
@@ -920,7 +902,7 @@
           <w:p>
             <w:pPr>
               <w:bidi/>
-              <w:spacing w:after="0" w:line="330"/>
+              <w:spacing w:after="0" w:line="198"/>
             </w:pPr>
             <w:r>
               <w:rPr>
@@ -930,8 +912,8 @@
                 <w:i w:val="false"/>
                 <w:iCs w:val="false"/>
                 <w:color w:val="111111"/>
-                <w:sz w:val="20"/>
-                <w:szCs w:val="20"/>
+                <w:sz w:val="16"/>
+                <w:szCs w:val="16"/>
               </w:rPr>
               <w:t xml:space="preserve">D.‎  </w:t>
             </w:r>
@@ -941,8 +923,8 @@
                 <w:b w:val="false"/>
                 <w:bCs w:val="false"/>
                 <w:color w:val="111111"/>
-                <w:sz w:val="28"/>
-                <w:szCs w:val="28"/>
+                <w:sz w:val="24"/>
+                <w:szCs w:val="24"/>
                 <w:rtl/>
               </w:rPr>
               <w:t xml:space="preserve">أَنْ تَزُورَ الْأَقَارِبَ</w:t>
@@ -969,7 +951,7 @@
           <w:p>
             <w:pPr>
               <w:bidi/>
-              <w:spacing w:after="0" w:line="330"/>
+              <w:spacing w:after="0" w:line="198"/>
             </w:pPr>
             <w:r>
               <w:rPr>
@@ -979,8 +961,8 @@
                 <w:i w:val="false"/>
                 <w:iCs w:val="false"/>
                 <w:color w:val="111111"/>
-                <w:sz w:val="20"/>
-                <w:szCs w:val="20"/>
+                <w:sz w:val="16"/>
+                <w:szCs w:val="16"/>
               </w:rPr>
               <w:t xml:space="preserve">C.‎  </w:t>
             </w:r>
@@ -990,8 +972,8 @@
                 <w:b w:val="false"/>
                 <w:bCs w:val="false"/>
                 <w:color w:val="111111"/>
-                <w:sz w:val="28"/>
-                <w:szCs w:val="28"/>
+                <w:sz w:val="24"/>
+                <w:szCs w:val="24"/>
                 <w:rtl/>
               </w:rPr>
               <w:t xml:space="preserve">أَنْ تَعْمَلَ فِي الْمُسْتَشْفَى</w:t>
@@ -1004,7 +986,7 @@
       <w:pPr>
         <w:keepNext/>
         <w:bidi/>
-        <w:spacing w:after="40" w:before="150" w:line="300"/>
+        <w:spacing w:after="9" w:before="33" w:line="198"/>
         <w:ind w:left="340"/>
       </w:pPr>
       <w:r>
@@ -1015,8 +997,8 @@
           <w:i w:val="false"/>
           <w:iCs w:val="false"/>
           <w:color w:val="111111"/>
-          <w:sz w:val="20"/>
-          <w:szCs w:val="20"/>
+          <w:sz w:val="16"/>
+          <w:szCs w:val="16"/>
         </w:rPr>
         <w:t xml:space="preserve">b.‎  </w:t>
       </w:r>
@@ -1026,8 +1008,8 @@
           <w:b w:val="false"/>
           <w:bCs w:val="false"/>
           <w:color w:val="111111"/>
-          <w:sz w:val="28"/>
-          <w:szCs w:val="28"/>
+          <w:sz w:val="24"/>
+          <w:szCs w:val="24"/>
           <w:rtl/>
         </w:rPr>
         <w:t xml:space="preserve">لِمَاذَا اخْتَارَتِ الْأُسْرَةُ الْقِطَارَ؟</w:t>
@@ -1073,7 +1055,7 @@
           <w:p>
             <w:pPr>
               <w:bidi/>
-              <w:spacing w:after="0" w:line="330"/>
+              <w:spacing w:after="0" w:line="198"/>
             </w:pPr>
             <w:r>
               <w:rPr>
@@ -1083,8 +1065,8 @@
                 <w:i w:val="false"/>
                 <w:iCs w:val="false"/>
                 <w:color w:val="111111"/>
-                <w:sz w:val="20"/>
-                <w:szCs w:val="20"/>
+                <w:sz w:val="16"/>
+                <w:szCs w:val="16"/>
               </w:rPr>
               <w:t xml:space="preserve">B.‎  </w:t>
             </w:r>
@@ -1094,8 +1076,8 @@
                 <w:b w:val="false"/>
                 <w:bCs w:val="false"/>
                 <w:color w:val="111111"/>
-                <w:sz w:val="28"/>
-                <w:szCs w:val="28"/>
+                <w:sz w:val="24"/>
+                <w:szCs w:val="24"/>
                 <w:rtl/>
               </w:rPr>
               <w:t xml:space="preserve">لِأَنَّهُ قَرِيبٌ مِنَ الْبَيْتِ</w:t>
@@ -1122,7 +1104,7 @@
           <w:p>
             <w:pPr>
               <w:bidi/>
-              <w:spacing w:after="0" w:line="330"/>
+              <w:spacing w:after="0" w:line="198"/>
             </w:pPr>
             <w:r>
               <w:rPr>
@@ -1132,8 +1114,8 @@
                 <w:i w:val="false"/>
                 <w:iCs w:val="false"/>
                 <w:color w:val="111111"/>
-                <w:sz w:val="20"/>
-                <w:szCs w:val="20"/>
+                <w:sz w:val="16"/>
+                <w:szCs w:val="16"/>
               </w:rPr>
               <w:t xml:space="preserve">A.‎  </w:t>
             </w:r>
@@ -1143,8 +1125,8 @@
                 <w:b w:val="false"/>
                 <w:bCs w:val="false"/>
                 <w:color w:val="111111"/>
-                <w:sz w:val="28"/>
-                <w:szCs w:val="28"/>
+                <w:sz w:val="24"/>
+                <w:szCs w:val="24"/>
                 <w:rtl/>
               </w:rPr>
               <w:t xml:space="preserve">لِأَنَّهُ أَسْرَعُ مِنَ الطَّائِرَةِ</w:t>
@@ -1176,7 +1158,7 @@
           <w:p>
             <w:pPr>
               <w:bidi/>
-              <w:spacing w:after="0" w:line="330"/>
+              <w:spacing w:after="0" w:line="198"/>
             </w:pPr>
             <w:r>
               <w:rPr>
@@ -1186,8 +1168,8 @@
                 <w:i w:val="false"/>
                 <w:iCs w:val="false"/>
                 <w:color w:val="111111"/>
-                <w:sz w:val="20"/>
-                <w:szCs w:val="20"/>
+                <w:sz w:val="16"/>
+                <w:szCs w:val="16"/>
               </w:rPr>
               <w:t xml:space="preserve">D.‎  </w:t>
             </w:r>
@@ -1197,8 +1179,8 @@
                 <w:b w:val="false"/>
                 <w:bCs w:val="false"/>
                 <w:color w:val="111111"/>
-                <w:sz w:val="28"/>
-                <w:szCs w:val="28"/>
+                <w:sz w:val="24"/>
+                <w:szCs w:val="24"/>
                 <w:rtl/>
               </w:rPr>
               <w:t xml:space="preserve">لِأَنَّهُ جَدِيدٌ وَنَظِيفٌ</w:t>
@@ -1225,7 +1207,7 @@
           <w:p>
             <w:pPr>
               <w:bidi/>
-              <w:spacing w:after="0" w:line="330"/>
+              <w:spacing w:after="0" w:line="198"/>
             </w:pPr>
             <w:r>
               <w:rPr>
@@ -1235,8 +1217,8 @@
                 <w:i w:val="false"/>
                 <w:iCs w:val="false"/>
                 <w:color w:val="111111"/>
-                <w:sz w:val="20"/>
-                <w:szCs w:val="20"/>
+                <w:sz w:val="16"/>
+                <w:szCs w:val="16"/>
               </w:rPr>
               <w:t xml:space="preserve">C.‎  </w:t>
             </w:r>
@@ -1246,8 +1228,8 @@
                 <w:b w:val="false"/>
                 <w:bCs w:val="false"/>
                 <w:color w:val="111111"/>
-                <w:sz w:val="28"/>
-                <w:szCs w:val="28"/>
+                <w:sz w:val="24"/>
+                <w:szCs w:val="24"/>
                 <w:rtl/>
               </w:rPr>
               <w:t xml:space="preserve">لِأَنَّهُ أَرْخَصُ وَأَكْثَرُ رَاحَةً</w:t>
@@ -1260,7 +1242,7 @@
       <w:pPr>
         <w:keepNext/>
         <w:bidi/>
-        <w:spacing w:after="40" w:before="150" w:line="300"/>
+        <w:spacing w:after="9" w:before="33" w:line="198"/>
         <w:ind w:left="340"/>
       </w:pPr>
       <w:r>
@@ -1271,8 +1253,8 @@
           <w:i w:val="false"/>
           <w:iCs w:val="false"/>
           <w:color w:val="111111"/>
-          <w:sz w:val="20"/>
-          <w:szCs w:val="20"/>
+          <w:sz w:val="16"/>
+          <w:szCs w:val="16"/>
         </w:rPr>
         <w:t xml:space="preserve">c.‎  </w:t>
       </w:r>
@@ -1282,8 +1264,8 @@
           <w:b w:val="false"/>
           <w:bCs w:val="false"/>
           <w:color w:val="111111"/>
-          <w:sz w:val="28"/>
-          <w:szCs w:val="28"/>
+          <w:sz w:val="24"/>
+          <w:szCs w:val="24"/>
           <w:rtl/>
         </w:rPr>
         <w:t xml:space="preserve">مَاذَا قَالَ الْأَبُ عَنِ الْخُطَّةِ الْجَيِّدَةِ؟</w:t>
@@ -1329,7 +1311,7 @@
           <w:p>
             <w:pPr>
               <w:bidi/>
-              <w:spacing w:after="0" w:line="330"/>
+              <w:spacing w:after="0" w:line="198"/>
             </w:pPr>
             <w:r>
               <w:rPr>
@@ -1339,8 +1321,8 @@
                 <w:i w:val="false"/>
                 <w:iCs w:val="false"/>
                 <w:color w:val="111111"/>
-                <w:sz w:val="20"/>
-                <w:szCs w:val="20"/>
+                <w:sz w:val="16"/>
+                <w:szCs w:val="16"/>
               </w:rPr>
               <w:t xml:space="preserve">B.‎  </w:t>
             </w:r>
@@ -1350,8 +1332,8 @@
                 <w:b w:val="false"/>
                 <w:bCs w:val="false"/>
                 <w:color w:val="111111"/>
-                <w:sz w:val="28"/>
-                <w:szCs w:val="28"/>
+                <w:sz w:val="24"/>
+                <w:szCs w:val="24"/>
                 <w:rtl/>
               </w:rPr>
               <w:t xml:space="preserve">إِنَّهَا صَعْبَةٌ جِدًّا</w:t>
@@ -1378,7 +1360,7 @@
           <w:p>
             <w:pPr>
               <w:bidi/>
-              <w:spacing w:after="0" w:line="330"/>
+              <w:spacing w:after="0" w:line="198"/>
             </w:pPr>
             <w:r>
               <w:rPr>
@@ -1388,8 +1370,8 @@
                 <w:i w:val="false"/>
                 <w:iCs w:val="false"/>
                 <w:color w:val="111111"/>
-                <w:sz w:val="20"/>
-                <w:szCs w:val="20"/>
+                <w:sz w:val="16"/>
+                <w:szCs w:val="16"/>
               </w:rPr>
               <w:t xml:space="preserve">A.‎  </w:t>
             </w:r>
@@ -1399,8 +1381,8 @@
                 <w:b w:val="false"/>
                 <w:bCs w:val="false"/>
                 <w:color w:val="111111"/>
-                <w:sz w:val="28"/>
-                <w:szCs w:val="28"/>
+                <w:sz w:val="24"/>
+                <w:szCs w:val="24"/>
                 <w:rtl/>
               </w:rPr>
               <w:t xml:space="preserve">إِنَّهَا نِصْفُ النَّجَاحِ</w:t>
@@ -1432,7 +1414,7 @@
           <w:p>
             <w:pPr>
               <w:bidi/>
-              <w:spacing w:after="0" w:line="330"/>
+              <w:spacing w:after="0" w:line="198"/>
             </w:pPr>
             <w:r>
               <w:rPr>
@@ -1442,8 +1424,8 @@
                 <w:i w:val="false"/>
                 <w:iCs w:val="false"/>
                 <w:color w:val="111111"/>
-                <w:sz w:val="20"/>
-                <w:szCs w:val="20"/>
+                <w:sz w:val="16"/>
+                <w:szCs w:val="16"/>
               </w:rPr>
               <w:t xml:space="preserve">D.‎  </w:t>
             </w:r>
@@ -1453,8 +1435,8 @@
                 <w:b w:val="false"/>
                 <w:bCs w:val="false"/>
                 <w:color w:val="111111"/>
-                <w:sz w:val="28"/>
-                <w:szCs w:val="28"/>
+                <w:sz w:val="24"/>
+                <w:szCs w:val="24"/>
                 <w:rtl/>
               </w:rPr>
               <w:t xml:space="preserve">إِنَّهَا لَيْسَتْ ضَرُورِيَّةً</w:t>
@@ -1481,7 +1463,7 @@
           <w:p>
             <w:pPr>
               <w:bidi/>
-              <w:spacing w:after="0" w:line="330"/>
+              <w:spacing w:after="0" w:line="198"/>
             </w:pPr>
             <w:r>
               <w:rPr>
@@ -1491,8 +1473,8 @@
                 <w:i w:val="false"/>
                 <w:iCs w:val="false"/>
                 <w:color w:val="111111"/>
-                <w:sz w:val="20"/>
-                <w:szCs w:val="20"/>
+                <w:sz w:val="16"/>
+                <w:szCs w:val="16"/>
               </w:rPr>
               <w:t xml:space="preserve">C.‎  </w:t>
             </w:r>
@@ -1502,8 +1484,8 @@
                 <w:b w:val="false"/>
                 <w:bCs w:val="false"/>
                 <w:color w:val="111111"/>
-                <w:sz w:val="28"/>
-                <w:szCs w:val="28"/>
+                <w:sz w:val="24"/>
+                <w:szCs w:val="24"/>
                 <w:rtl/>
               </w:rPr>
               <w:t xml:space="preserve">إِنَّهَا لِلْكِبَارِ فَقَطْ</w:t>
@@ -1515,7 +1497,7 @@
     <w:p>
       <w:pPr>
         <w:keepNext w:val="false"/>
-        <w:spacing w:after="40" w:before="150" w:line="280"/>
+        <w:spacing w:after="9" w:before="33" w:line="198"/>
         <w:ind w:left="620" w:hanging="280"/>
       </w:pPr>
       <w:r>
@@ -1526,56 +1508,10 @@
           <w:i w:val="false"/>
           <w:iCs w:val="false"/>
           <w:color w:val="111111"/>
-          <w:sz w:val="20"/>
-          <w:szCs w:val="20"/>
+          <w:sz w:val="16"/>
+          <w:szCs w:val="16"/>
         </w:rPr>
         <w:t xml:space="preserve">d)  Metnin ana fikrini bir cümleyle Türkçe yazınız.</w:t>
-      </w:r>
-    </w:p>
-    <w:p>
-      <w:pPr>
-        <w:pBdr>
-          <w:bottom w:val="dotted" w:color="97A4B1" w:sz="6"/>
-        </w:pBdr>
-        <w:bidi w:val="false"/>
-        <w:spacing w:after="210" w:line="300"/>
-        <w:ind w:left="620"/>
-      </w:pPr>
-      <w:r>
-        <w:rPr>
-          <w:rFonts w:ascii="Times New Roman" w:cs="Times New Roman" w:eastAsia="Times New Roman" w:hAnsi="Times New Roman"/>
-          <w:b w:val="false"/>
-          <w:bCs w:val="false"/>
-          <w:i w:val="false"/>
-          <w:iCs w:val="false"/>
-          <w:color w:val="111111"/>
-          <w:sz w:val="21"/>
-          <w:szCs w:val="21"/>
-        </w:rPr>
-        <w:t xml:space="preserve"/>
-      </w:r>
-    </w:p>
-    <w:p>
-      <w:pPr>
-        <w:pBdr>
-          <w:bottom w:val="dotted" w:color="96A3B0" w:sz="6"/>
-        </w:pBdr>
-        <w:bidi w:val="false"/>
-        <w:spacing w:after="210" w:line="300"/>
-        <w:ind w:left="620"/>
-      </w:pPr>
-      <w:r>
-        <w:rPr>
-          <w:rFonts w:ascii="Times New Roman" w:cs="Times New Roman" w:eastAsia="Times New Roman" w:hAnsi="Times New Roman"/>
-          <w:b w:val="false"/>
-          <w:bCs w:val="false"/>
-          <w:i w:val="false"/>
-          <w:iCs w:val="false"/>
-          <w:color w:val="111111"/>
-          <w:sz w:val="21"/>
-          <w:szCs w:val="21"/>
-        </w:rPr>
-        <w:t xml:space="preserve"/>
       </w:r>
     </w:p>
     <w:p>
@@ -1583,7 +1519,7 @@
         <w:tabs>
           <w:tab w:val="right" w:pos="9864"/>
         </w:tabs>
-        <w:spacing w:after="90" w:before="220" w:line="280"/>
+        <w:spacing w:after="20" w:before="48" w:line="198"/>
         <w:ind w:left="340" w:hanging="340"/>
       </w:pPr>
       <w:r>
@@ -1594,16 +1530,16 @@
           <w:i w:val="false"/>
           <w:iCs w:val="false"/>
           <w:color w:val="111111"/>
-          <w:sz w:val="21"/>
-          <w:szCs w:val="21"/>
+          <w:sz w:val="17"/>
+          <w:szCs w:val="17"/>
         </w:rPr>
         <w:t xml:space="preserve">2.</w:t>
       </w:r>
       <w:r>
         <w:rPr>
           <w:rFonts w:ascii="Times New Roman" w:cs="Times New Roman" w:eastAsia="Times New Roman" w:hAnsi="Times New Roman"/>
-          <w:sz w:val="21"/>
-          <w:szCs w:val="21"/>
+          <w:sz w:val="17"/>
+          <w:szCs w:val="17"/>
         </w:rPr>
         <w:tab/>
       </w:r>
@@ -1615,16 +1551,16 @@
           <w:i w:val="false"/>
           <w:iCs w:val="false"/>
           <w:color w:val="111111"/>
-          <w:sz w:val="21"/>
-          <w:szCs w:val="21"/>
+          <w:sz w:val="17"/>
+          <w:szCs w:val="17"/>
         </w:rPr>
         <w:t xml:space="preserve">Dinleyeceğiniz metne göre aşağıdaki cümleler doğru ise D, yanlış ise Y kutusunu işaretleyiniz.</w:t>
       </w:r>
       <w:r>
         <w:rPr>
           <w:rFonts w:ascii="Times New Roman" w:cs="Times New Roman" w:eastAsia="Times New Roman" w:hAnsi="Times New Roman"/>
-          <w:sz w:val="21"/>
-          <w:szCs w:val="21"/>
+          <w:sz w:val="17"/>
+          <w:szCs w:val="17"/>
         </w:rPr>
         <w:tab/>
       </w:r>
@@ -1636,8 +1572,8 @@
           <w:i w:val="false"/>
           <w:iCs w:val="false"/>
           <w:color w:val="55636F"/>
-          <w:sz w:val="18"/>
-          <w:szCs w:val="18"/>
+          <w:sz w:val="14"/>
+          <w:szCs w:val="14"/>
         </w:rPr>
         <w:t xml:space="preserve">(10 puan)</w:t>
       </w:r>
@@ -1645,7 +1581,7 @@
     <w:p>
       <w:pPr>
         <w:keepNext w:val="false"/>
-        <w:spacing w:after="90" w:before="0" w:line="280"/>
+        <w:spacing w:after="20" w:before="0" w:line="198"/>
         <w:ind w:left="340"/>
       </w:pPr>
       <w:r>
@@ -1656,8 +1592,8 @@
           <w:i/>
           <w:iCs/>
           <w:color w:val="5B6772"/>
-          <w:sz w:val="18"/>
-          <w:szCs w:val="18"/>
+          <w:sz w:val="14"/>
+          <w:szCs w:val="14"/>
         </w:rPr>
         <w:t xml:space="preserve">Dinleme metni öğretmeniniz tarafından iki kez okunacaktır. Her doğru cevap 2 puandır.</w:t>
       </w:r>
@@ -1698,7 +1634,7 @@
           </w:tcPr>
           <w:p>
             <w:pPr>
-              <w:spacing w:after="0" w:line="270"/>
+              <w:spacing w:after="0" w:line="198"/>
               <w:jc w:val="center"/>
             </w:pPr>
             <w:r>
@@ -1709,8 +1645,8 @@
                 <w:i w:val="false"/>
                 <w:iCs w:val="false"/>
                 <w:color w:val="111111"/>
-                <w:sz w:val="18"/>
-                <w:szCs w:val="18"/>
+                <w:sz w:val="14"/>
+                <w:szCs w:val="14"/>
               </w:rPr>
               <w:t xml:space="preserve">No</w:t>
             </w:r>
@@ -1730,7 +1666,7 @@
           </w:tcPr>
           <w:p>
             <w:pPr>
-              <w:spacing w:after="0" w:line="270"/>
+              <w:spacing w:after="0" w:line="198"/>
               <w:jc w:val="center"/>
             </w:pPr>
             <w:r>
@@ -1741,8 +1677,8 @@
                 <w:i w:val="false"/>
                 <w:iCs w:val="false"/>
                 <w:color w:val="111111"/>
-                <w:sz w:val="18"/>
-                <w:szCs w:val="18"/>
+                <w:sz w:val="14"/>
+                <w:szCs w:val="14"/>
               </w:rPr>
               <w:t xml:space="preserve">Cümle</w:t>
             </w:r>
@@ -1762,7 +1698,7 @@
           </w:tcPr>
           <w:p>
             <w:pPr>
-              <w:spacing w:after="0" w:line="270"/>
+              <w:spacing w:after="0" w:line="198"/>
               <w:jc w:val="center"/>
             </w:pPr>
             <w:r>
@@ -1773,8 +1709,8 @@
                 <w:i w:val="false"/>
                 <w:iCs w:val="false"/>
                 <w:color w:val="111111"/>
-                <w:sz w:val="18"/>
-                <w:szCs w:val="18"/>
+                <w:sz w:val="14"/>
+                <w:szCs w:val="14"/>
               </w:rPr>
               <w:t xml:space="preserve">D</w:t>
             </w:r>
@@ -1794,7 +1730,7 @@
           </w:tcPr>
           <w:p>
             <w:pPr>
-              <w:spacing w:after="0" w:line="270"/>
+              <w:spacing w:after="0" w:line="198"/>
               <w:jc w:val="center"/>
             </w:pPr>
             <w:r>
@@ -1805,8 +1741,8 @@
                 <w:i w:val="false"/>
                 <w:iCs w:val="false"/>
                 <w:color w:val="111111"/>
-                <w:sz w:val="18"/>
-                <w:szCs w:val="18"/>
+                <w:sz w:val="14"/>
+                <w:szCs w:val="14"/>
               </w:rPr>
               <w:t xml:space="preserve">Y</w:t>
             </w:r>
@@ -1815,7 +1751,7 @@
       </w:tr>
       <w:tr>
         <w:trPr>
-          <w:trHeight w:val="420" w:hRule="atLeast"/>
+          <w:trHeight w:val="235" w:hRule="atLeast"/>
         </w:trPr>
         <w:tc>
           <w:tcPr>
@@ -1830,19 +1766,19 @@
           </w:tcPr>
           <w:p>
             <w:pPr>
-              <w:spacing w:after="0" w:line="270"/>
-              <w:jc w:val="center"/>
-            </w:pPr>
-            <w:r>
-              <w:rPr>
-                <w:rFonts w:ascii="Times New Roman" w:cs="Times New Roman" w:eastAsia="Times New Roman" w:hAnsi="Times New Roman"/>
-                <w:b w:val="false"/>
-                <w:bCs w:val="false"/>
-                <w:i w:val="false"/>
-                <w:iCs w:val="false"/>
-                <w:color w:val="111111"/>
-                <w:sz w:val="19"/>
-                <w:szCs w:val="19"/>
+              <w:spacing w:after="0" w:line="198"/>
+              <w:jc w:val="center"/>
+            </w:pPr>
+            <w:r>
+              <w:rPr>
+                <w:rFonts w:ascii="Times New Roman" w:cs="Times New Roman" w:eastAsia="Times New Roman" w:hAnsi="Times New Roman"/>
+                <w:b w:val="false"/>
+                <w:bCs w:val="false"/>
+                <w:i w:val="false"/>
+                <w:iCs w:val="false"/>
+                <w:color w:val="111111"/>
+                <w:sz w:val="15"/>
+                <w:szCs w:val="15"/>
               </w:rPr>
               <w:t xml:space="preserve">1</w:t>
             </w:r>
@@ -1862,7 +1798,7 @@
           <w:p>
             <w:pPr>
               <w:bidi/>
-              <w:spacing w:after="0" w:line="320"/>
+              <w:spacing w:after="0" w:line="198"/>
             </w:pPr>
             <w:r>
               <w:rPr>
@@ -1870,8 +1806,8 @@
                 <w:b w:val="false"/>
                 <w:bCs w:val="false"/>
                 <w:color w:val="111111"/>
-                <w:sz w:val="28"/>
-                <w:szCs w:val="28"/>
+                <w:sz w:val="24"/>
+                <w:szCs w:val="24"/>
                 <w:rtl/>
               </w:rPr>
               <w:t xml:space="preserve">سَتُسَافِرُ مَرْيَمُ إِلَى الْمَدِينَةِ الْمُنَوَّرَةِ.</w:t>
@@ -1891,18 +1827,18 @@
           </w:tcPr>
           <w:p>
             <w:pPr>
-              <w:spacing w:after="0" w:line="270"/>
-            </w:pPr>
-            <w:r>
-              <w:rPr>
-                <w:rFonts w:ascii="Times New Roman" w:cs="Times New Roman" w:eastAsia="Times New Roman" w:hAnsi="Times New Roman"/>
-                <w:b w:val="false"/>
-                <w:bCs w:val="false"/>
-                <w:i w:val="false"/>
-                <w:iCs w:val="false"/>
-                <w:color w:val="111111"/>
-                <w:sz w:val="21"/>
-                <w:szCs w:val="21"/>
+              <w:spacing w:after="0" w:line="198"/>
+            </w:pPr>
+            <w:r>
+              <w:rPr>
+                <w:rFonts w:ascii="Times New Roman" w:cs="Times New Roman" w:eastAsia="Times New Roman" w:hAnsi="Times New Roman"/>
+                <w:b w:val="false"/>
+                <w:bCs w:val="false"/>
+                <w:i w:val="false"/>
+                <w:iCs w:val="false"/>
+                <w:color w:val="111111"/>
+                <w:sz w:val="17"/>
+                <w:szCs w:val="17"/>
               </w:rPr>
               <w:t xml:space="preserve"/>
             </w:r>
@@ -1919,29 +1855,11 @@
             </w:tcMar>
             <w:vAlign w:val="center"/>
           </w:tcPr>
-          <w:p>
-            <w:pPr>
-              <w:spacing w:after="0" w:line="270"/>
-            </w:pPr>
-            <w:r>
-              <w:rPr>
-                <w:rFonts w:ascii="Times New Roman" w:cs="Times New Roman" w:eastAsia="Times New Roman" w:hAnsi="Times New Roman"/>
-                <w:b w:val="false"/>
-                <w:bCs w:val="false"/>
-                <w:i w:val="false"/>
-                <w:iCs w:val="false"/>
-                <w:color w:val="111111"/>
-                <w:sz w:val="21"/>
-                <w:szCs w:val="21"/>
-              </w:rPr>
-              <w:t xml:space="preserve"/>
-            </w:r>
-          </w:p>
         </w:tc>
       </w:tr>
       <w:tr>
         <w:trPr>
-          <w:trHeight w:val="420" w:hRule="atLeast"/>
+          <w:trHeight w:val="235" w:hRule="atLeast"/>
         </w:trPr>
         <w:tc>
           <w:tcPr>
@@ -1956,19 +1874,19 @@
           </w:tcPr>
           <w:p>
             <w:pPr>
-              <w:spacing w:after="0" w:line="270"/>
-              <w:jc w:val="center"/>
-            </w:pPr>
-            <w:r>
-              <w:rPr>
-                <w:rFonts w:ascii="Times New Roman" w:cs="Times New Roman" w:eastAsia="Times New Roman" w:hAnsi="Times New Roman"/>
-                <w:b w:val="false"/>
-                <w:bCs w:val="false"/>
-                <w:i w:val="false"/>
-                <w:iCs w:val="false"/>
-                <w:color w:val="111111"/>
-                <w:sz w:val="19"/>
-                <w:szCs w:val="19"/>
+              <w:spacing w:after="0" w:line="198"/>
+              <w:jc w:val="center"/>
+            </w:pPr>
+            <w:r>
+              <w:rPr>
+                <w:rFonts w:ascii="Times New Roman" w:cs="Times New Roman" w:eastAsia="Times New Roman" w:hAnsi="Times New Roman"/>
+                <w:b w:val="false"/>
+                <w:bCs w:val="false"/>
+                <w:i w:val="false"/>
+                <w:iCs w:val="false"/>
+                <w:color w:val="111111"/>
+                <w:sz w:val="15"/>
+                <w:szCs w:val="15"/>
               </w:rPr>
               <w:t xml:space="preserve">2</w:t>
             </w:r>
@@ -1988,7 +1906,7 @@
           <w:p>
             <w:pPr>
               <w:bidi/>
-              <w:spacing w:after="0" w:line="320"/>
+              <w:spacing w:after="0" w:line="198"/>
             </w:pPr>
             <w:r>
               <w:rPr>
@@ -1996,8 +1914,8 @@
                 <w:b w:val="false"/>
                 <w:bCs w:val="false"/>
                 <w:color w:val="111111"/>
-                <w:sz w:val="28"/>
-                <w:szCs w:val="28"/>
+                <w:sz w:val="24"/>
+                <w:szCs w:val="24"/>
                 <w:rtl/>
               </w:rPr>
               <w:t xml:space="preserve">تَذْهَبُ مَرْيَمُ إِلَى الْمَطَارِ بِالْحَافِلَةِ.</w:t>
@@ -2017,18 +1935,18 @@
           </w:tcPr>
           <w:p>
             <w:pPr>
-              <w:spacing w:after="0" w:line="270"/>
-            </w:pPr>
-            <w:r>
-              <w:rPr>
-                <w:rFonts w:ascii="Times New Roman" w:cs="Times New Roman" w:eastAsia="Times New Roman" w:hAnsi="Times New Roman"/>
-                <w:b w:val="false"/>
-                <w:bCs w:val="false"/>
-                <w:i w:val="false"/>
-                <w:iCs w:val="false"/>
-                <w:color w:val="111111"/>
-                <w:sz w:val="21"/>
-                <w:szCs w:val="21"/>
+              <w:spacing w:after="0" w:line="198"/>
+            </w:pPr>
+            <w:r>
+              <w:rPr>
+                <w:rFonts w:ascii="Times New Roman" w:cs="Times New Roman" w:eastAsia="Times New Roman" w:hAnsi="Times New Roman"/>
+                <w:b w:val="false"/>
+                <w:bCs w:val="false"/>
+                <w:i w:val="false"/>
+                <w:iCs w:val="false"/>
+                <w:color w:val="111111"/>
+                <w:sz w:val="17"/>
+                <w:szCs w:val="17"/>
               </w:rPr>
               <w:t xml:space="preserve"/>
             </w:r>
@@ -2045,29 +1963,11 @@
             </w:tcMar>
             <w:vAlign w:val="center"/>
           </w:tcPr>
-          <w:p>
-            <w:pPr>
-              <w:spacing w:after="0" w:line="270"/>
-            </w:pPr>
-            <w:r>
-              <w:rPr>
-                <w:rFonts w:ascii="Times New Roman" w:cs="Times New Roman" w:eastAsia="Times New Roman" w:hAnsi="Times New Roman"/>
-                <w:b w:val="false"/>
-                <w:bCs w:val="false"/>
-                <w:i w:val="false"/>
-                <w:iCs w:val="false"/>
-                <w:color w:val="111111"/>
-                <w:sz w:val="21"/>
-                <w:szCs w:val="21"/>
-              </w:rPr>
-              <w:t xml:space="preserve"/>
-            </w:r>
-          </w:p>
         </w:tc>
       </w:tr>
       <w:tr>
         <w:trPr>
-          <w:trHeight w:val="420" w:hRule="atLeast"/>
+          <w:trHeight w:val="235" w:hRule="atLeast"/>
         </w:trPr>
         <w:tc>
           <w:tcPr>
@@ -2082,19 +1982,19 @@
           </w:tcPr>
           <w:p>
             <w:pPr>
-              <w:spacing w:after="0" w:line="270"/>
-              <w:jc w:val="center"/>
-            </w:pPr>
-            <w:r>
-              <w:rPr>
-                <w:rFonts w:ascii="Times New Roman" w:cs="Times New Roman" w:eastAsia="Times New Roman" w:hAnsi="Times New Roman"/>
-                <w:b w:val="false"/>
-                <w:bCs w:val="false"/>
-                <w:i w:val="false"/>
-                <w:iCs w:val="false"/>
-                <w:color w:val="111111"/>
-                <w:sz w:val="19"/>
-                <w:szCs w:val="19"/>
+              <w:spacing w:after="0" w:line="198"/>
+              <w:jc w:val="center"/>
+            </w:pPr>
+            <w:r>
+              <w:rPr>
+                <w:rFonts w:ascii="Times New Roman" w:cs="Times New Roman" w:eastAsia="Times New Roman" w:hAnsi="Times New Roman"/>
+                <w:b w:val="false"/>
+                <w:bCs w:val="false"/>
+                <w:i w:val="false"/>
+                <w:iCs w:val="false"/>
+                <w:color w:val="111111"/>
+                <w:sz w:val="15"/>
+                <w:szCs w:val="15"/>
               </w:rPr>
               <w:t xml:space="preserve">3</w:t>
             </w:r>
@@ -2114,7 +2014,7 @@
           <w:p>
             <w:pPr>
               <w:bidi/>
-              <w:spacing w:after="0" w:line="320"/>
+              <w:spacing w:after="0" w:line="198"/>
             </w:pPr>
             <w:r>
               <w:rPr>
@@ -2122,8 +2022,8 @@
                 <w:b w:val="false"/>
                 <w:bCs w:val="false"/>
                 <w:color w:val="111111"/>
-                <w:sz w:val="28"/>
-                <w:szCs w:val="28"/>
+                <w:sz w:val="24"/>
+                <w:szCs w:val="24"/>
                 <w:rtl/>
               </w:rPr>
               <w:t xml:space="preserve">وَضَعَتْ مَرْيَمُ الْمَلَابِسَ وَالدَّوَاءَ فِي الْحَقِيبَةِ.</w:t>
@@ -2143,18 +2043,18 @@
           </w:tcPr>
           <w:p>
             <w:pPr>
-              <w:spacing w:after="0" w:line="270"/>
-            </w:pPr>
-            <w:r>
-              <w:rPr>
-                <w:rFonts w:ascii="Times New Roman" w:cs="Times New Roman" w:eastAsia="Times New Roman" w:hAnsi="Times New Roman"/>
-                <w:b w:val="false"/>
-                <w:bCs w:val="false"/>
-                <w:i w:val="false"/>
-                <w:iCs w:val="false"/>
-                <w:color w:val="111111"/>
-                <w:sz w:val="21"/>
-                <w:szCs w:val="21"/>
+              <w:spacing w:after="0" w:line="198"/>
+            </w:pPr>
+            <w:r>
+              <w:rPr>
+                <w:rFonts w:ascii="Times New Roman" w:cs="Times New Roman" w:eastAsia="Times New Roman" w:hAnsi="Times New Roman"/>
+                <w:b w:val="false"/>
+                <w:bCs w:val="false"/>
+                <w:i w:val="false"/>
+                <w:iCs w:val="false"/>
+                <w:color w:val="111111"/>
+                <w:sz w:val="17"/>
+                <w:szCs w:val="17"/>
               </w:rPr>
               <w:t xml:space="preserve"/>
             </w:r>
@@ -2171,29 +2071,11 @@
             </w:tcMar>
             <w:vAlign w:val="center"/>
           </w:tcPr>
-          <w:p>
-            <w:pPr>
-              <w:spacing w:after="0" w:line="270"/>
-            </w:pPr>
-            <w:r>
-              <w:rPr>
-                <w:rFonts w:ascii="Times New Roman" w:cs="Times New Roman" w:eastAsia="Times New Roman" w:hAnsi="Times New Roman"/>
-                <w:b w:val="false"/>
-                <w:bCs w:val="false"/>
-                <w:i w:val="false"/>
-                <w:iCs w:val="false"/>
-                <w:color w:val="111111"/>
-                <w:sz w:val="21"/>
-                <w:szCs w:val="21"/>
-              </w:rPr>
-              <w:t xml:space="preserve"/>
-            </w:r>
-          </w:p>
         </w:tc>
       </w:tr>
       <w:tr>
         <w:trPr>
-          <w:trHeight w:val="420" w:hRule="atLeast"/>
+          <w:trHeight w:val="235" w:hRule="atLeast"/>
         </w:trPr>
         <w:tc>
           <w:tcPr>
@@ -2208,19 +2090,19 @@
           </w:tcPr>
           <w:p>
             <w:pPr>
-              <w:spacing w:after="0" w:line="270"/>
-              <w:jc w:val="center"/>
-            </w:pPr>
-            <w:r>
-              <w:rPr>
-                <w:rFonts w:ascii="Times New Roman" w:cs="Times New Roman" w:eastAsia="Times New Roman" w:hAnsi="Times New Roman"/>
-                <w:b w:val="false"/>
-                <w:bCs w:val="false"/>
-                <w:i w:val="false"/>
-                <w:iCs w:val="false"/>
-                <w:color w:val="111111"/>
-                <w:sz w:val="19"/>
-                <w:szCs w:val="19"/>
+              <w:spacing w:after="0" w:line="198"/>
+              <w:jc w:val="center"/>
+            </w:pPr>
+            <w:r>
+              <w:rPr>
+                <w:rFonts w:ascii="Times New Roman" w:cs="Times New Roman" w:eastAsia="Times New Roman" w:hAnsi="Times New Roman"/>
+                <w:b w:val="false"/>
+                <w:bCs w:val="false"/>
+                <w:i w:val="false"/>
+                <w:iCs w:val="false"/>
+                <w:color w:val="111111"/>
+                <w:sz w:val="15"/>
+                <w:szCs w:val="15"/>
               </w:rPr>
               <w:t xml:space="preserve">4</w:t>
             </w:r>
@@ -2240,7 +2122,7 @@
           <w:p>
             <w:pPr>
               <w:bidi/>
-              <w:spacing w:after="0" w:line="320"/>
+              <w:spacing w:after="0" w:line="198"/>
             </w:pPr>
             <w:r>
               <w:rPr>
@@ -2248,8 +2130,8 @@
                 <w:b w:val="false"/>
                 <w:bCs w:val="false"/>
                 <w:color w:val="111111"/>
-                <w:sz w:val="28"/>
-                <w:szCs w:val="28"/>
+                <w:sz w:val="24"/>
+                <w:szCs w:val="24"/>
                 <w:rtl/>
               </w:rPr>
               <w:t xml:space="preserve">نَسِيَتْ مَرْيَمُ جَوَازَ سَفَرِهَا فِي الْبَيْتِ.</w:t>
@@ -2269,18 +2151,18 @@
           </w:tcPr>
           <w:p>
             <w:pPr>
-              <w:spacing w:after="0" w:line="270"/>
-            </w:pPr>
-            <w:r>
-              <w:rPr>
-                <w:rFonts w:ascii="Times New Roman" w:cs="Times New Roman" w:eastAsia="Times New Roman" w:hAnsi="Times New Roman"/>
-                <w:b w:val="false"/>
-                <w:bCs w:val="false"/>
-                <w:i w:val="false"/>
-                <w:iCs w:val="false"/>
-                <w:color w:val="111111"/>
-                <w:sz w:val="21"/>
-                <w:szCs w:val="21"/>
+              <w:spacing w:after="0" w:line="198"/>
+            </w:pPr>
+            <w:r>
+              <w:rPr>
+                <w:rFonts w:ascii="Times New Roman" w:cs="Times New Roman" w:eastAsia="Times New Roman" w:hAnsi="Times New Roman"/>
+                <w:b w:val="false"/>
+                <w:bCs w:val="false"/>
+                <w:i w:val="false"/>
+                <w:iCs w:val="false"/>
+                <w:color w:val="111111"/>
+                <w:sz w:val="17"/>
+                <w:szCs w:val="17"/>
               </w:rPr>
               <w:t xml:space="preserve"/>
             </w:r>
@@ -2297,29 +2179,11 @@
             </w:tcMar>
             <w:vAlign w:val="center"/>
           </w:tcPr>
-          <w:p>
-            <w:pPr>
-              <w:spacing w:after="0" w:line="270"/>
-            </w:pPr>
-            <w:r>
-              <w:rPr>
-                <w:rFonts w:ascii="Times New Roman" w:cs="Times New Roman" w:eastAsia="Times New Roman" w:hAnsi="Times New Roman"/>
-                <w:b w:val="false"/>
-                <w:bCs w:val="false"/>
-                <w:i w:val="false"/>
-                <w:iCs w:val="false"/>
-                <w:color w:val="111111"/>
-                <w:sz w:val="21"/>
-                <w:szCs w:val="21"/>
-              </w:rPr>
-              <w:t xml:space="preserve"/>
-            </w:r>
-          </w:p>
         </w:tc>
       </w:tr>
       <w:tr>
         <w:trPr>
-          <w:trHeight w:val="420" w:hRule="atLeast"/>
+          <w:trHeight w:val="235" w:hRule="atLeast"/>
         </w:trPr>
         <w:tc>
           <w:tcPr>
@@ -2334,19 +2198,19 @@
           </w:tcPr>
           <w:p>
             <w:pPr>
-              <w:spacing w:after="0" w:line="270"/>
-              <w:jc w:val="center"/>
-            </w:pPr>
-            <w:r>
-              <w:rPr>
-                <w:rFonts w:ascii="Times New Roman" w:cs="Times New Roman" w:eastAsia="Times New Roman" w:hAnsi="Times New Roman"/>
-                <w:b w:val="false"/>
-                <w:bCs w:val="false"/>
-                <w:i w:val="false"/>
-                <w:iCs w:val="false"/>
-                <w:color w:val="111111"/>
-                <w:sz w:val="19"/>
-                <w:szCs w:val="19"/>
+              <w:spacing w:after="0" w:line="198"/>
+              <w:jc w:val="center"/>
+            </w:pPr>
+            <w:r>
+              <w:rPr>
+                <w:rFonts w:ascii="Times New Roman" w:cs="Times New Roman" w:eastAsia="Times New Roman" w:hAnsi="Times New Roman"/>
+                <w:b w:val="false"/>
+                <w:bCs w:val="false"/>
+                <w:i w:val="false"/>
+                <w:iCs w:val="false"/>
+                <w:color w:val="111111"/>
+                <w:sz w:val="15"/>
+                <w:szCs w:val="15"/>
               </w:rPr>
               <w:t xml:space="preserve">5</w:t>
             </w:r>
@@ -2366,7 +2230,7 @@
           <w:p>
             <w:pPr>
               <w:bidi/>
-              <w:spacing w:after="0" w:line="320"/>
+              <w:spacing w:after="0" w:line="198"/>
             </w:pPr>
             <w:r>
               <w:rPr>
@@ -2374,8 +2238,8 @@
                 <w:b w:val="false"/>
                 <w:bCs w:val="false"/>
                 <w:color w:val="111111"/>
-                <w:sz w:val="28"/>
-                <w:szCs w:val="28"/>
+                <w:sz w:val="24"/>
+                <w:szCs w:val="24"/>
                 <w:rtl/>
               </w:rPr>
               <w:t xml:space="preserve">سَتَبْقَى مَرْيَمُ هُنَاكَ أُسْبُوعَيْنِ.</w:t>
@@ -2395,18 +2259,18 @@
           </w:tcPr>
           <w:p>
             <w:pPr>
-              <w:spacing w:after="0" w:line="270"/>
-            </w:pPr>
-            <w:r>
-              <w:rPr>
-                <w:rFonts w:ascii="Times New Roman" w:cs="Times New Roman" w:eastAsia="Times New Roman" w:hAnsi="Times New Roman"/>
-                <w:b w:val="false"/>
-                <w:bCs w:val="false"/>
-                <w:i w:val="false"/>
-                <w:iCs w:val="false"/>
-                <w:color w:val="111111"/>
-                <w:sz w:val="21"/>
-                <w:szCs w:val="21"/>
+              <w:spacing w:after="0" w:line="198"/>
+            </w:pPr>
+            <w:r>
+              <w:rPr>
+                <w:rFonts w:ascii="Times New Roman" w:cs="Times New Roman" w:eastAsia="Times New Roman" w:hAnsi="Times New Roman"/>
+                <w:b w:val="false"/>
+                <w:bCs w:val="false"/>
+                <w:i w:val="false"/>
+                <w:iCs w:val="false"/>
+                <w:color w:val="111111"/>
+                <w:sz w:val="17"/>
+                <w:szCs w:val="17"/>
               </w:rPr>
               <w:t xml:space="preserve"/>
             </w:r>
@@ -2423,24 +2287,6 @@
             </w:tcMar>
             <w:vAlign w:val="center"/>
           </w:tcPr>
-          <w:p>
-            <w:pPr>
-              <w:spacing w:after="0" w:line="270"/>
-            </w:pPr>
-            <w:r>
-              <w:rPr>
-                <w:rFonts w:ascii="Times New Roman" w:cs="Times New Roman" w:eastAsia="Times New Roman" w:hAnsi="Times New Roman"/>
-                <w:b w:val="false"/>
-                <w:bCs w:val="false"/>
-                <w:i w:val="false"/>
-                <w:iCs w:val="false"/>
-                <w:color w:val="111111"/>
-                <w:sz w:val="21"/>
-                <w:szCs w:val="21"/>
-              </w:rPr>
-              <w:t xml:space="preserve"/>
-            </w:r>
-          </w:p>
         </w:tc>
       </w:tr>
     </w:tbl>
@@ -2449,7 +2295,7 @@
         <w:tabs>
           <w:tab w:val="right" w:pos="9864"/>
         </w:tabs>
-        <w:spacing w:after="90" w:before="220" w:line="280"/>
+        <w:spacing w:after="20" w:before="48" w:line="198"/>
         <w:ind w:left="340" w:hanging="340"/>
       </w:pPr>
       <w:r>
@@ -2460,16 +2306,16 @@
           <w:i w:val="false"/>
           <w:iCs w:val="false"/>
           <w:color w:val="111111"/>
-          <w:sz w:val="21"/>
-          <w:szCs w:val="21"/>
+          <w:sz w:val="17"/>
+          <w:szCs w:val="17"/>
         </w:rPr>
         <w:t xml:space="preserve">3.</w:t>
       </w:r>
       <w:r>
         <w:rPr>
           <w:rFonts w:ascii="Times New Roman" w:cs="Times New Roman" w:eastAsia="Times New Roman" w:hAnsi="Times New Roman"/>
-          <w:sz w:val="21"/>
-          <w:szCs w:val="21"/>
+          <w:sz w:val="17"/>
+          <w:szCs w:val="17"/>
         </w:rPr>
         <w:tab/>
       </w:r>
@@ -2481,16 +2327,16 @@
           <w:i w:val="false"/>
           <w:iCs w:val="false"/>
           <w:color w:val="111111"/>
-          <w:sz w:val="21"/>
-          <w:szCs w:val="21"/>
+          <w:sz w:val="17"/>
+          <w:szCs w:val="17"/>
         </w:rPr>
         <w:t xml:space="preserve">Aşağıdaki durumlarda kullanılabilecek en uygun ifadeyi işaretleyiniz.</w:t>
       </w:r>
       <w:r>
         <w:rPr>
           <w:rFonts w:ascii="Times New Roman" w:cs="Times New Roman" w:eastAsia="Times New Roman" w:hAnsi="Times New Roman"/>
-          <w:sz w:val="21"/>
-          <w:szCs w:val="21"/>
+          <w:sz w:val="17"/>
+          <w:szCs w:val="17"/>
         </w:rPr>
         <w:tab/>
       </w:r>
@@ -2502,8 +2348,8 @@
           <w:i w:val="false"/>
           <w:iCs w:val="false"/>
           <w:color w:val="55636F"/>
-          <w:sz w:val="18"/>
-          <w:szCs w:val="18"/>
+          <w:sz w:val="14"/>
+          <w:szCs w:val="14"/>
         </w:rPr>
         <w:t xml:space="preserve">(15 puan)</w:t>
       </w:r>
@@ -2511,7 +2357,7 @@
     <w:p>
       <w:pPr>
         <w:keepNext w:val="false"/>
-        <w:spacing w:after="90" w:before="0" w:line="280"/>
+        <w:spacing w:after="20" w:before="0" w:line="198"/>
         <w:ind w:left="340"/>
       </w:pPr>
       <w:r>
@@ -2522,8 +2368,8 @@
           <w:i/>
           <w:iCs/>
           <w:color w:val="5B6772"/>
-          <w:sz w:val="18"/>
-          <w:szCs w:val="18"/>
+          <w:sz w:val="14"/>
+          <w:szCs w:val="14"/>
         </w:rPr>
         <w:t xml:space="preserve">Her doğru cevap 3 puandır.</w:t>
       </w:r>
@@ -2531,7 +2377,7 @@
     <w:p>
       <w:pPr>
         <w:keepNext/>
-        <w:spacing w:after="50" w:before="0" w:line="280"/>
+        <w:spacing w:after="11" w:before="0" w:line="198"/>
         <w:ind w:left="340" w:hanging="280"/>
       </w:pPr>
       <w:r>
@@ -2542,8 +2388,8 @@
           <w:i w:val="false"/>
           <w:iCs w:val="false"/>
           <w:color w:val="111111"/>
-          <w:sz w:val="20"/>
-          <w:szCs w:val="20"/>
+          <w:sz w:val="16"/>
+          <w:szCs w:val="16"/>
         </w:rPr>
         <w:t xml:space="preserve">1.  Arkadaşınıza tatilde dağa gitme fikri hakkında ne düşündüğünü soruyorsunuz.</w:t>
       </w:r>
@@ -2588,7 +2434,7 @@
           <w:p>
             <w:pPr>
               <w:bidi/>
-              <w:spacing w:after="0" w:line="330"/>
+              <w:spacing w:after="0" w:line="198"/>
               <w:jc w:val="end"/>
             </w:pPr>
             <w:r>
@@ -2599,8 +2445,8 @@
                 <w:i w:val="false"/>
                 <w:iCs w:val="false"/>
                 <w:color w:val="111111"/>
-                <w:sz w:val="20"/>
-                <w:szCs w:val="20"/>
+                <w:sz w:val="16"/>
+                <w:szCs w:val="16"/>
               </w:rPr>
               <w:t xml:space="preserve">A.‎  </w:t>
             </w:r>
@@ -2610,8 +2456,8 @@
                 <w:b w:val="false"/>
                 <w:bCs w:val="false"/>
                 <w:color w:val="111111"/>
-                <w:sz w:val="28"/>
-                <w:szCs w:val="28"/>
+                <w:sz w:val="24"/>
+                <w:szCs w:val="24"/>
                 <w:rtl/>
               </w:rPr>
               <w:t xml:space="preserve">مَا رَأْيُكَ فِي رِحْلَةٍ إِلَى الْجَبَلِ؟</w:t>
@@ -2638,7 +2484,7 @@
           <w:p>
             <w:pPr>
               <w:bidi/>
-              <w:spacing w:after="0" w:line="330"/>
+              <w:spacing w:after="0" w:line="198"/>
               <w:jc w:val="end"/>
             </w:pPr>
             <w:r>
@@ -2649,8 +2495,8 @@
                 <w:i w:val="false"/>
                 <w:iCs w:val="false"/>
                 <w:color w:val="111111"/>
-                <w:sz w:val="20"/>
-                <w:szCs w:val="20"/>
+                <w:sz w:val="16"/>
+                <w:szCs w:val="16"/>
               </w:rPr>
               <w:t xml:space="preserve">B.‎  </w:t>
             </w:r>
@@ -2660,8 +2506,8 @@
                 <w:b w:val="false"/>
                 <w:bCs w:val="false"/>
                 <w:color w:val="111111"/>
-                <w:sz w:val="28"/>
-                <w:szCs w:val="28"/>
+                <w:sz w:val="24"/>
+                <w:szCs w:val="24"/>
                 <w:rtl/>
               </w:rPr>
               <w:t xml:space="preserve">أَيْنَ الْجَبَلُ؟</w:t>
@@ -2693,7 +2539,7 @@
           <w:p>
             <w:pPr>
               <w:bidi/>
-              <w:spacing w:after="0" w:line="330"/>
+              <w:spacing w:after="0" w:line="198"/>
               <w:jc w:val="end"/>
             </w:pPr>
             <w:r>
@@ -2704,8 +2550,8 @@
                 <w:i w:val="false"/>
                 <w:iCs w:val="false"/>
                 <w:color w:val="111111"/>
-                <w:sz w:val="20"/>
-                <w:szCs w:val="20"/>
+                <w:sz w:val="16"/>
+                <w:szCs w:val="16"/>
               </w:rPr>
               <w:t xml:space="preserve">C.‎  </w:t>
             </w:r>
@@ -2715,8 +2561,8 @@
                 <w:b w:val="false"/>
                 <w:bCs w:val="false"/>
                 <w:color w:val="111111"/>
-                <w:sz w:val="28"/>
-                <w:szCs w:val="28"/>
+                <w:sz w:val="24"/>
+                <w:szCs w:val="24"/>
                 <w:rtl/>
               </w:rPr>
               <w:t xml:space="preserve">اَلْجَبَلُ بَعِيدٌ جِدًّا</w:t>
@@ -2743,7 +2589,7 @@
           <w:p>
             <w:pPr>
               <w:bidi/>
-              <w:spacing w:after="0" w:line="330"/>
+              <w:spacing w:after="0" w:line="198"/>
               <w:jc w:val="end"/>
             </w:pPr>
             <w:r>
@@ -2754,8 +2600,8 @@
                 <w:i w:val="false"/>
                 <w:iCs w:val="false"/>
                 <w:color w:val="111111"/>
-                <w:sz w:val="20"/>
-                <w:szCs w:val="20"/>
+                <w:sz w:val="16"/>
+                <w:szCs w:val="16"/>
               </w:rPr>
               <w:t xml:space="preserve">D.‎  </w:t>
             </w:r>
@@ -2765,8 +2611,8 @@
                 <w:b w:val="false"/>
                 <w:bCs w:val="false"/>
                 <w:color w:val="111111"/>
-                <w:sz w:val="28"/>
-                <w:szCs w:val="28"/>
+                <w:sz w:val="24"/>
+                <w:szCs w:val="24"/>
                 <w:rtl/>
               </w:rPr>
               <w:t xml:space="preserve">هَلْ هَذَا جَبَلٌ؟</w:t>
@@ -2778,7 +2624,7 @@
     <w:p>
       <w:pPr>
         <w:keepNext/>
-        <w:spacing w:after="50" w:before="120" w:line="280"/>
+        <w:spacing w:after="11" w:before="26" w:line="198"/>
         <w:ind w:left="340" w:hanging="280"/>
       </w:pPr>
       <w:r>
@@ -2789,8 +2635,8 @@
           <w:i w:val="false"/>
           <w:iCs w:val="false"/>
           <w:color w:val="111111"/>
-          <w:sz w:val="20"/>
-          <w:szCs w:val="20"/>
+          <w:sz w:val="16"/>
+          <w:szCs w:val="16"/>
         </w:rPr>
         <w:t xml:space="preserve">2.  Yolculuğa çıkan arkadaşınıza iyi dileklerinizi iletiyorsunuz.</w:t>
       </w:r>
@@ -2835,7 +2681,7 @@
           <w:p>
             <w:pPr>
               <w:bidi/>
-              <w:spacing w:after="0" w:line="330"/>
+              <w:spacing w:after="0" w:line="198"/>
               <w:jc w:val="end"/>
             </w:pPr>
             <w:r>
@@ -2846,8 +2692,8 @@
                 <w:i w:val="false"/>
                 <w:iCs w:val="false"/>
                 <w:color w:val="111111"/>
-                <w:sz w:val="20"/>
-                <w:szCs w:val="20"/>
+                <w:sz w:val="16"/>
+                <w:szCs w:val="16"/>
               </w:rPr>
               <w:t xml:space="preserve">A.‎  </w:t>
             </w:r>
@@ -2857,8 +2703,8 @@
                 <w:b w:val="false"/>
                 <w:bCs w:val="false"/>
                 <w:color w:val="111111"/>
-                <w:sz w:val="28"/>
-                <w:szCs w:val="28"/>
+                <w:sz w:val="24"/>
+                <w:szCs w:val="24"/>
                 <w:rtl/>
               </w:rPr>
               <w:t xml:space="preserve">أَهْلًا وَسَهْلًا</w:t>
@@ -2885,7 +2731,7 @@
           <w:p>
             <w:pPr>
               <w:bidi/>
-              <w:spacing w:after="0" w:line="330"/>
+              <w:spacing w:after="0" w:line="198"/>
               <w:jc w:val="end"/>
             </w:pPr>
             <w:r>
@@ -2896,8 +2742,8 @@
                 <w:i w:val="false"/>
                 <w:iCs w:val="false"/>
                 <w:color w:val="111111"/>
-                <w:sz w:val="20"/>
-                <w:szCs w:val="20"/>
+                <w:sz w:val="16"/>
+                <w:szCs w:val="16"/>
               </w:rPr>
               <w:t xml:space="preserve">B.‎  </w:t>
             </w:r>
@@ -2907,8 +2753,8 @@
                 <w:b w:val="false"/>
                 <w:bCs w:val="false"/>
                 <w:color w:val="111111"/>
-                <w:sz w:val="28"/>
-                <w:szCs w:val="28"/>
+                <w:sz w:val="24"/>
+                <w:szCs w:val="24"/>
                 <w:rtl/>
               </w:rPr>
               <w:t xml:space="preserve">رِحْلَةً سَعِيدَةً وَفِي أَمَانِ اللَّهِ</w:t>
@@ -2940,7 +2786,7 @@
           <w:p>
             <w:pPr>
               <w:bidi/>
-              <w:spacing w:after="0" w:line="330"/>
+              <w:spacing w:after="0" w:line="198"/>
               <w:jc w:val="end"/>
             </w:pPr>
             <w:r>
@@ -2951,8 +2797,8 @@
                 <w:i w:val="false"/>
                 <w:iCs w:val="false"/>
                 <w:color w:val="111111"/>
-                <w:sz w:val="20"/>
-                <w:szCs w:val="20"/>
+                <w:sz w:val="16"/>
+                <w:szCs w:val="16"/>
               </w:rPr>
               <w:t xml:space="preserve">C.‎  </w:t>
             </w:r>
@@ -2962,8 +2808,8 @@
                 <w:b w:val="false"/>
                 <w:bCs w:val="false"/>
                 <w:color w:val="111111"/>
-                <w:sz w:val="28"/>
-                <w:szCs w:val="28"/>
+                <w:sz w:val="24"/>
+                <w:szCs w:val="24"/>
                 <w:rtl/>
               </w:rPr>
               <w:t xml:space="preserve">صَبَاحَ الْخَيْرِ</w:t>
@@ -2990,7 +2836,7 @@
           <w:p>
             <w:pPr>
               <w:bidi/>
-              <w:spacing w:after="0" w:line="330"/>
+              <w:spacing w:after="0" w:line="198"/>
               <w:jc w:val="end"/>
             </w:pPr>
             <w:r>
@@ -3001,8 +2847,8 @@
                 <w:i w:val="false"/>
                 <w:iCs w:val="false"/>
                 <w:color w:val="111111"/>
-                <w:sz w:val="20"/>
-                <w:szCs w:val="20"/>
+                <w:sz w:val="16"/>
+                <w:szCs w:val="16"/>
               </w:rPr>
               <w:t xml:space="preserve">D.‎  </w:t>
             </w:r>
@@ -3012,8 +2858,8 @@
                 <w:b w:val="false"/>
                 <w:bCs w:val="false"/>
                 <w:color w:val="111111"/>
-                <w:sz w:val="28"/>
-                <w:szCs w:val="28"/>
+                <w:sz w:val="24"/>
+                <w:szCs w:val="24"/>
                 <w:rtl/>
               </w:rPr>
               <w:t xml:space="preserve">كَمِ السَّاعَةُ؟</w:t>
@@ -3025,7 +2871,7 @@
     <w:p>
       <w:pPr>
         <w:keepNext/>
-        <w:spacing w:after="50" w:before="120" w:line="280"/>
+        <w:spacing w:after="11" w:before="26" w:line="198"/>
         <w:ind w:left="340" w:hanging="280"/>
       </w:pPr>
       <w:r>
@@ -3036,8 +2882,8 @@
           <w:i w:val="false"/>
           <w:iCs w:val="false"/>
           <w:color w:val="111111"/>
-          <w:sz w:val="20"/>
-          <w:szCs w:val="20"/>
+          <w:sz w:val="16"/>
+          <w:szCs w:val="16"/>
         </w:rPr>
         <w:t xml:space="preserve">3.  Kardeşinizi çantasına güneş gözlüğü koyması için uyarıyorsunuz.</w:t>
       </w:r>
@@ -3082,7 +2928,7 @@
           <w:p>
             <w:pPr>
               <w:bidi/>
-              <w:spacing w:after="0" w:line="330"/>
+              <w:spacing w:after="0" w:line="198"/>
               <w:jc w:val="end"/>
             </w:pPr>
             <w:r>
@@ -3093,8 +2939,8 @@
                 <w:i w:val="false"/>
                 <w:iCs w:val="false"/>
                 <w:color w:val="111111"/>
-                <w:sz w:val="20"/>
-                <w:szCs w:val="20"/>
+                <w:sz w:val="16"/>
+                <w:szCs w:val="16"/>
               </w:rPr>
               <w:t xml:space="preserve">A.‎  </w:t>
             </w:r>
@@ -3104,8 +2950,8 @@
                 <w:b w:val="false"/>
                 <w:bCs w:val="false"/>
                 <w:color w:val="111111"/>
-                <w:sz w:val="28"/>
-                <w:szCs w:val="28"/>
+                <w:sz w:val="24"/>
+                <w:szCs w:val="24"/>
                 <w:rtl/>
               </w:rPr>
               <w:t xml:space="preserve">خُذِ الْمِعْطَفَ يَا أَخِي</w:t>
@@ -3132,7 +2978,7 @@
           <w:p>
             <w:pPr>
               <w:bidi/>
-              <w:spacing w:after="0" w:line="330"/>
+              <w:spacing w:after="0" w:line="198"/>
               <w:jc w:val="end"/>
             </w:pPr>
             <w:r>
@@ -3143,8 +2989,8 @@
                 <w:i w:val="false"/>
                 <w:iCs w:val="false"/>
                 <w:color w:val="111111"/>
-                <w:sz w:val="20"/>
-                <w:szCs w:val="20"/>
+                <w:sz w:val="16"/>
+                <w:szCs w:val="16"/>
               </w:rPr>
               <w:t xml:space="preserve">B.‎  </w:t>
             </w:r>
@@ -3154,8 +3000,8 @@
                 <w:b w:val="false"/>
                 <w:bCs w:val="false"/>
                 <w:color w:val="111111"/>
-                <w:sz w:val="28"/>
-                <w:szCs w:val="28"/>
+                <w:sz w:val="24"/>
+                <w:szCs w:val="24"/>
                 <w:rtl/>
               </w:rPr>
               <w:t xml:space="preserve">لَا تَنْسَ النَّظَّارَةَ الشَّمْسِيَّةَ</w:t>
@@ -3187,7 +3033,7 @@
           <w:p>
             <w:pPr>
               <w:bidi/>
-              <w:spacing w:after="0" w:line="330"/>
+              <w:spacing w:after="0" w:line="198"/>
               <w:jc w:val="end"/>
             </w:pPr>
             <w:r>
@@ -3198,8 +3044,8 @@
                 <w:i w:val="false"/>
                 <w:iCs w:val="false"/>
                 <w:color w:val="111111"/>
-                <w:sz w:val="20"/>
-                <w:szCs w:val="20"/>
+                <w:sz w:val="16"/>
+                <w:szCs w:val="16"/>
               </w:rPr>
               <w:t xml:space="preserve">C.‎  </w:t>
             </w:r>
@@ -3209,8 +3055,8 @@
                 <w:b w:val="false"/>
                 <w:bCs w:val="false"/>
                 <w:color w:val="111111"/>
-                <w:sz w:val="28"/>
-                <w:szCs w:val="28"/>
+                <w:sz w:val="24"/>
+                <w:szCs w:val="24"/>
                 <w:rtl/>
               </w:rPr>
               <w:t xml:space="preserve">اَلْجَوُّ بَارِدٌ الْيَوْمَ</w:t>
@@ -3237,7 +3083,7 @@
           <w:p>
             <w:pPr>
               <w:bidi/>
-              <w:spacing w:after="0" w:line="330"/>
+              <w:spacing w:after="0" w:line="198"/>
               <w:jc w:val="end"/>
             </w:pPr>
             <w:r>
@@ -3248,8 +3094,8 @@
                 <w:i w:val="false"/>
                 <w:iCs w:val="false"/>
                 <w:color w:val="111111"/>
-                <w:sz w:val="20"/>
-                <w:szCs w:val="20"/>
+                <w:sz w:val="16"/>
+                <w:szCs w:val="16"/>
               </w:rPr>
               <w:t xml:space="preserve">D.‎  </w:t>
             </w:r>
@@ -3259,8 +3105,8 @@
                 <w:b w:val="false"/>
                 <w:bCs w:val="false"/>
                 <w:color w:val="111111"/>
-                <w:sz w:val="28"/>
-                <w:szCs w:val="28"/>
+                <w:sz w:val="24"/>
+                <w:szCs w:val="24"/>
                 <w:rtl/>
               </w:rPr>
               <w:t xml:space="preserve">أَيْنَ حِذَاؤُكَ؟</w:t>
@@ -3272,7 +3118,7 @@
     <w:p>
       <w:pPr>
         <w:keepNext/>
-        <w:spacing w:after="50" w:before="120" w:line="280"/>
+        <w:spacing w:after="11" w:before="26" w:line="198"/>
         <w:ind w:left="340" w:hanging="280"/>
       </w:pPr>
       <w:r>
@@ -3283,8 +3129,8 @@
           <w:i w:val="false"/>
           <w:iCs w:val="false"/>
           <w:color w:val="111111"/>
-          <w:sz w:val="20"/>
-          <w:szCs w:val="20"/>
+          <w:sz w:val="16"/>
+          <w:szCs w:val="16"/>
         </w:rPr>
         <w:t xml:space="preserve">4.  Otel görevlisine hesabın ne kadar olduğunu soruyorsunuz.</w:t>
       </w:r>
@@ -3329,7 +3175,7 @@
           <w:p>
             <w:pPr>
               <w:bidi/>
-              <w:spacing w:after="0" w:line="330"/>
+              <w:spacing w:after="0" w:line="198"/>
               <w:jc w:val="end"/>
             </w:pPr>
             <w:r>
@@ -3340,8 +3186,8 @@
                 <w:i w:val="false"/>
                 <w:iCs w:val="false"/>
                 <w:color w:val="111111"/>
-                <w:sz w:val="20"/>
-                <w:szCs w:val="20"/>
+                <w:sz w:val="16"/>
+                <w:szCs w:val="16"/>
               </w:rPr>
               <w:t xml:space="preserve">A.‎  </w:t>
             </w:r>
@@ -3351,8 +3197,8 @@
                 <w:b w:val="false"/>
                 <w:bCs w:val="false"/>
                 <w:color w:val="111111"/>
-                <w:sz w:val="28"/>
-                <w:szCs w:val="28"/>
+                <w:sz w:val="24"/>
+                <w:szCs w:val="24"/>
                 <w:rtl/>
               </w:rPr>
               <w:t xml:space="preserve">كَمْ لَيْلَةً؟</w:t>
@@ -3379,7 +3225,7 @@
           <w:p>
             <w:pPr>
               <w:bidi/>
-              <w:spacing w:after="0" w:line="330"/>
+              <w:spacing w:after="0" w:line="198"/>
               <w:jc w:val="end"/>
             </w:pPr>
             <w:r>
@@ -3390,8 +3236,8 @@
                 <w:i w:val="false"/>
                 <w:iCs w:val="false"/>
                 <w:color w:val="111111"/>
-                <w:sz w:val="20"/>
-                <w:szCs w:val="20"/>
+                <w:sz w:val="16"/>
+                <w:szCs w:val="16"/>
               </w:rPr>
               <w:t xml:space="preserve">B.‎  </w:t>
             </w:r>
@@ -3401,8 +3247,8 @@
                 <w:b w:val="false"/>
                 <w:bCs w:val="false"/>
                 <w:color w:val="111111"/>
-                <w:sz w:val="28"/>
-                <w:szCs w:val="28"/>
+                <w:sz w:val="24"/>
+                <w:szCs w:val="24"/>
                 <w:rtl/>
               </w:rPr>
               <w:t xml:space="preserve">أَيْنَ الْغُرْفَةُ؟</w:t>
@@ -3434,7 +3280,7 @@
           <w:p>
             <w:pPr>
               <w:bidi/>
-              <w:spacing w:after="0" w:line="330"/>
+              <w:spacing w:after="0" w:line="198"/>
               <w:jc w:val="end"/>
             </w:pPr>
             <w:r>
@@ -3445,8 +3291,8 @@
                 <w:i w:val="false"/>
                 <w:iCs w:val="false"/>
                 <w:color w:val="111111"/>
-                <w:sz w:val="20"/>
-                <w:szCs w:val="20"/>
+                <w:sz w:val="16"/>
+                <w:szCs w:val="16"/>
               </w:rPr>
               <w:t xml:space="preserve">C.‎  </w:t>
             </w:r>
@@ -3456,8 +3302,8 @@
                 <w:b w:val="false"/>
                 <w:bCs w:val="false"/>
                 <w:color w:val="111111"/>
-                <w:sz w:val="28"/>
-                <w:szCs w:val="28"/>
+                <w:sz w:val="24"/>
+                <w:szCs w:val="24"/>
                 <w:rtl/>
               </w:rPr>
               <w:t xml:space="preserve">كَمِ الْحِسَابُ مِنْ فَضْلِكَ؟</w:t>
@@ -3484,7 +3330,7 @@
           <w:p>
             <w:pPr>
               <w:bidi/>
-              <w:spacing w:after="0" w:line="330"/>
+              <w:spacing w:after="0" w:line="198"/>
               <w:jc w:val="end"/>
             </w:pPr>
             <w:r>
@@ -3495,8 +3341,8 @@
                 <w:i w:val="false"/>
                 <w:iCs w:val="false"/>
                 <w:color w:val="111111"/>
-                <w:sz w:val="20"/>
-                <w:szCs w:val="20"/>
+                <w:sz w:val="16"/>
+                <w:szCs w:val="16"/>
               </w:rPr>
               <w:t xml:space="preserve">D.‎  </w:t>
             </w:r>
@@ -3506,8 +3352,8 @@
                 <w:b w:val="false"/>
                 <w:bCs w:val="false"/>
                 <w:color w:val="111111"/>
-                <w:sz w:val="28"/>
-                <w:szCs w:val="28"/>
+                <w:sz w:val="24"/>
+                <w:szCs w:val="24"/>
                 <w:rtl/>
               </w:rPr>
               <w:t xml:space="preserve">هَلْ يُوجَدُ مَطْعَمٌ؟</w:t>
@@ -3519,7 +3365,7 @@
     <w:p>
       <w:pPr>
         <w:keepNext/>
-        <w:spacing w:after="50" w:before="120" w:line="280"/>
+        <w:spacing w:after="11" w:before="26" w:line="198"/>
         <w:ind w:left="340" w:hanging="280"/>
       </w:pPr>
       <w:r>
@@ -3530,8 +3376,8 @@
           <w:i w:val="false"/>
           <w:iCs w:val="false"/>
           <w:color w:val="111111"/>
-          <w:sz w:val="20"/>
-          <w:szCs w:val="20"/>
+          <w:sz w:val="16"/>
+          <w:szCs w:val="16"/>
         </w:rPr>
         <w:t xml:space="preserve">5.  Arkadaşlarınızı birlikte sahile gitmeye çağırıyorsunuz.</w:t>
       </w:r>
@@ -3576,7 +3422,7 @@
           <w:p>
             <w:pPr>
               <w:bidi/>
-              <w:spacing w:after="0" w:line="330"/>
+              <w:spacing w:after="0" w:line="198"/>
               <w:jc w:val="end"/>
             </w:pPr>
             <w:r>
@@ -3587,8 +3433,8 @@
                 <w:i w:val="false"/>
                 <w:iCs w:val="false"/>
                 <w:color w:val="111111"/>
-                <w:sz w:val="20"/>
-                <w:szCs w:val="20"/>
+                <w:sz w:val="16"/>
+                <w:szCs w:val="16"/>
               </w:rPr>
               <w:t xml:space="preserve">A.‎  </w:t>
             </w:r>
@@ -3598,8 +3444,8 @@
                 <w:b w:val="false"/>
                 <w:bCs w:val="false"/>
                 <w:color w:val="111111"/>
-                <w:sz w:val="28"/>
-                <w:szCs w:val="28"/>
+                <w:sz w:val="24"/>
+                <w:szCs w:val="24"/>
                 <w:rtl/>
               </w:rPr>
               <w:t xml:space="preserve">هَيَّا بِنَا إِلَى الشَّاطِئِ</w:t>
@@ -3626,7 +3472,7 @@
           <w:p>
             <w:pPr>
               <w:bidi/>
-              <w:spacing w:after="0" w:line="330"/>
+              <w:spacing w:after="0" w:line="198"/>
               <w:jc w:val="end"/>
             </w:pPr>
             <w:r>
@@ -3637,8 +3483,8 @@
                 <w:i w:val="false"/>
                 <w:iCs w:val="false"/>
                 <w:color w:val="111111"/>
-                <w:sz w:val="20"/>
-                <w:szCs w:val="20"/>
+                <w:sz w:val="16"/>
+                <w:szCs w:val="16"/>
               </w:rPr>
               <w:t xml:space="preserve">B.‎  </w:t>
             </w:r>
@@ -3648,8 +3494,8 @@
                 <w:b w:val="false"/>
                 <w:bCs w:val="false"/>
                 <w:color w:val="111111"/>
-                <w:sz w:val="28"/>
-                <w:szCs w:val="28"/>
+                <w:sz w:val="24"/>
+                <w:szCs w:val="24"/>
                 <w:rtl/>
               </w:rPr>
               <w:t xml:space="preserve">اَلشَّاطِئُ جَمِيلٌ</w:t>
@@ -3681,7 +3527,7 @@
           <w:p>
             <w:pPr>
               <w:bidi/>
-              <w:spacing w:after="0" w:line="330"/>
+              <w:spacing w:after="0" w:line="198"/>
               <w:jc w:val="end"/>
             </w:pPr>
             <w:r>
@@ -3692,8 +3538,8 @@
                 <w:i w:val="false"/>
                 <w:iCs w:val="false"/>
                 <w:color w:val="111111"/>
-                <w:sz w:val="20"/>
-                <w:szCs w:val="20"/>
+                <w:sz w:val="16"/>
+                <w:szCs w:val="16"/>
               </w:rPr>
               <w:t xml:space="preserve">C.‎  </w:t>
             </w:r>
@@ -3703,8 +3549,8 @@
                 <w:b w:val="false"/>
                 <w:bCs w:val="false"/>
                 <w:color w:val="111111"/>
-                <w:sz w:val="28"/>
-                <w:szCs w:val="28"/>
+                <w:sz w:val="24"/>
+                <w:szCs w:val="24"/>
                 <w:rtl/>
               </w:rPr>
               <w:t xml:space="preserve">ذَهَبْتُ إِلَى الشَّاطِئِ</w:t>
@@ -3731,7 +3577,7 @@
           <w:p>
             <w:pPr>
               <w:bidi/>
-              <w:spacing w:after="0" w:line="330"/>
+              <w:spacing w:after="0" w:line="198"/>
               <w:jc w:val="end"/>
             </w:pPr>
             <w:r>
@@ -3742,8 +3588,8 @@
                 <w:i w:val="false"/>
                 <w:iCs w:val="false"/>
                 <w:color w:val="111111"/>
-                <w:sz w:val="20"/>
-                <w:szCs w:val="20"/>
+                <w:sz w:val="16"/>
+                <w:szCs w:val="16"/>
               </w:rPr>
               <w:t xml:space="preserve">D.‎  </w:t>
             </w:r>
@@ -3753,8 +3599,8 @@
                 <w:b w:val="false"/>
                 <w:bCs w:val="false"/>
                 <w:color w:val="111111"/>
-                <w:sz w:val="28"/>
-                <w:szCs w:val="28"/>
+                <w:sz w:val="24"/>
+                <w:szCs w:val="24"/>
                 <w:rtl/>
               </w:rPr>
               <w:t xml:space="preserve">هَلْ تُحِبُّ الْبَحْرَ؟</w:t>
@@ -3768,7 +3614,7 @@
         <w:tabs>
           <w:tab w:val="right" w:pos="9864"/>
         </w:tabs>
-        <w:spacing w:after="90" w:before="220" w:line="280"/>
+        <w:spacing w:after="20" w:before="48" w:line="198"/>
         <w:ind w:left="340" w:hanging="340"/>
       </w:pPr>
       <w:r>
@@ -3779,16 +3625,16 @@
           <w:i w:val="false"/>
           <w:iCs w:val="false"/>
           <w:color w:val="111111"/>
-          <w:sz w:val="21"/>
-          <w:szCs w:val="21"/>
+          <w:sz w:val="17"/>
+          <w:szCs w:val="17"/>
         </w:rPr>
         <w:t xml:space="preserve">4.</w:t>
       </w:r>
       <w:r>
         <w:rPr>
           <w:rFonts w:ascii="Times New Roman" w:cs="Times New Roman" w:eastAsia="Times New Roman" w:hAnsi="Times New Roman"/>
-          <w:sz w:val="21"/>
-          <w:szCs w:val="21"/>
+          <w:sz w:val="17"/>
+          <w:szCs w:val="17"/>
         </w:rPr>
         <w:tab/>
       </w:r>
@@ -3800,16 +3646,16 @@
           <w:i w:val="false"/>
           <w:iCs w:val="false"/>
           <w:color w:val="111111"/>
-          <w:sz w:val="21"/>
-          <w:szCs w:val="21"/>
+          <w:sz w:val="17"/>
+          <w:szCs w:val="17"/>
         </w:rPr>
         <w:t xml:space="preserve">Aşağıdaki dil bilgisi yapılarını görevleriyle eşleştiriniz.</w:t>
       </w:r>
       <w:r>
         <w:rPr>
           <w:rFonts w:ascii="Times New Roman" w:cs="Times New Roman" w:eastAsia="Times New Roman" w:hAnsi="Times New Roman"/>
-          <w:sz w:val="21"/>
-          <w:szCs w:val="21"/>
+          <w:sz w:val="17"/>
+          <w:szCs w:val="17"/>
         </w:rPr>
         <w:tab/>
       </w:r>
@@ -3821,8 +3667,8 @@
           <w:i w:val="false"/>
           <w:iCs w:val="false"/>
           <w:color w:val="55636F"/>
-          <w:sz w:val="18"/>
-          <w:szCs w:val="18"/>
+          <w:sz w:val="14"/>
+          <w:szCs w:val="14"/>
         </w:rPr>
         <w:t xml:space="preserve">(10 puan)</w:t>
       </w:r>
@@ -3830,7 +3676,7 @@
     <w:p>
       <w:pPr>
         <w:keepNext w:val="false"/>
-        <w:spacing w:after="90" w:before="0" w:line="280"/>
+        <w:spacing w:after="20" w:before="0" w:line="198"/>
         <w:ind w:left="340"/>
       </w:pPr>
       <w:r>
@@ -3841,8 +3687,8 @@
           <w:i/>
           <w:iCs/>
           <w:color w:val="5B6772"/>
-          <w:sz w:val="18"/>
-          <w:szCs w:val="18"/>
+          <w:sz w:val="14"/>
+          <w:szCs w:val="14"/>
         </w:rPr>
         <w:t xml:space="preserve">Her doğru eşleştirme 2 puandır.</w:t>
       </w:r>
@@ -3868,7 +3714,7 @@
       </w:tblGrid>
       <w:tr>
         <w:trPr>
-          <w:trHeight w:val="400" w:hRule="atLeast"/>
+          <w:trHeight w:val="224" w:hRule="atLeast"/>
         </w:trPr>
         <w:tc>
           <w:tcPr>
@@ -3886,7 +3732,7 @@
           </w:tcPr>
           <w:p>
             <w:pPr>
-              <w:spacing w:after="0" w:line="270"/>
+              <w:spacing w:after="0" w:line="198"/>
               <w:jc w:val="center"/>
             </w:pPr>
             <w:r>
@@ -3897,8 +3743,8 @@
                 <w:i w:val="false"/>
                 <w:iCs w:val="false"/>
                 <w:color w:val="111111"/>
-                <w:sz w:val="19"/>
-                <w:szCs w:val="19"/>
+                <w:sz w:val="15"/>
+                <w:szCs w:val="15"/>
               </w:rPr>
               <w:t xml:space="preserve">1.</w:t>
             </w:r>
@@ -3921,7 +3767,7 @@
           <w:p>
             <w:pPr>
               <w:bidi/>
-              <w:spacing w:after="0" w:line="320"/>
+              <w:spacing w:after="0" w:line="198"/>
             </w:pPr>
             <w:r>
               <w:rPr>
@@ -3929,8 +3775,8 @@
                 <w:b w:val="false"/>
                 <w:bCs w:val="false"/>
                 <w:color w:val="111111"/>
-                <w:sz w:val="28"/>
-                <w:szCs w:val="28"/>
+                <w:sz w:val="24"/>
+                <w:szCs w:val="24"/>
                 <w:rtl/>
               </w:rPr>
               <w:t xml:space="preserve">سَوْفَ أَذْهَبُ</w:t>
@@ -3950,19 +3796,19 @@
           </w:tcPr>
           <w:p>
             <w:pPr>
-              <w:spacing w:after="0" w:line="270"/>
-              <w:jc w:val="center"/>
-            </w:pPr>
-            <w:r>
-              <w:rPr>
-                <w:rFonts w:ascii="Times New Roman" w:cs="Times New Roman" w:eastAsia="Times New Roman" w:hAnsi="Times New Roman"/>
-                <w:b w:val="false"/>
-                <w:bCs w:val="false"/>
-                <w:i w:val="false"/>
-                <w:iCs w:val="false"/>
-                <w:color w:val="111111"/>
-                <w:sz w:val="20"/>
-                <w:szCs w:val="20"/>
+              <w:spacing w:after="0" w:line="198"/>
+              <w:jc w:val="center"/>
+            </w:pPr>
+            <w:r>
+              <w:rPr>
+                <w:rFonts w:ascii="Times New Roman" w:cs="Times New Roman" w:eastAsia="Times New Roman" w:hAnsi="Times New Roman"/>
+                <w:b w:val="false"/>
+                <w:bCs w:val="false"/>
+                <w:i w:val="false"/>
+                <w:iCs w:val="false"/>
+                <w:color w:val="111111"/>
+                <w:sz w:val="16"/>
+                <w:szCs w:val="16"/>
               </w:rPr>
               <w:t xml:space="preserve">(       )</w:t>
             </w:r>
@@ -3984,7 +3830,7 @@
           </w:tcPr>
           <w:p>
             <w:pPr>
-              <w:spacing w:after="0" w:line="270"/>
+              <w:spacing w:after="0" w:line="198"/>
               <w:jc w:val="center"/>
             </w:pPr>
             <w:r>
@@ -3995,8 +3841,8 @@
                 <w:i w:val="false"/>
                 <w:iCs w:val="false"/>
                 <w:color w:val="111111"/>
-                <w:sz w:val="19"/>
-                <w:szCs w:val="19"/>
+                <w:sz w:val="15"/>
+                <w:szCs w:val="15"/>
               </w:rPr>
               <w:t xml:space="preserve">a)</w:t>
             </w:r>
@@ -4018,18 +3864,18 @@
           </w:tcPr>
           <w:p>
             <w:pPr>
-              <w:spacing w:after="0" w:line="270"/>
-            </w:pPr>
-            <w:r>
-              <w:rPr>
-                <w:rFonts w:ascii="Times New Roman" w:cs="Times New Roman" w:eastAsia="Times New Roman" w:hAnsi="Times New Roman"/>
-                <w:b w:val="false"/>
-                <w:bCs w:val="false"/>
-                <w:i w:val="false"/>
-                <w:iCs w:val="false"/>
-                <w:color w:val="111111"/>
-                <w:sz w:val="20"/>
-                <w:szCs w:val="20"/>
+              <w:spacing w:after="0" w:line="198"/>
+            </w:pPr>
+            <w:r>
+              <w:rPr>
+                <w:rFonts w:ascii="Times New Roman" w:cs="Times New Roman" w:eastAsia="Times New Roman" w:hAnsi="Times New Roman"/>
+                <w:b w:val="false"/>
+                <w:bCs w:val="false"/>
+                <w:i w:val="false"/>
+                <w:iCs w:val="false"/>
+                <w:color w:val="111111"/>
+                <w:sz w:val="16"/>
+                <w:szCs w:val="16"/>
               </w:rPr>
               <w:t xml:space="preserve">karşılaştırma bildirir</w:t>
             </w:r>
@@ -4038,7 +3884,7 @@
       </w:tr>
       <w:tr>
         <w:trPr>
-          <w:trHeight w:val="400" w:hRule="atLeast"/>
+          <w:trHeight w:val="224" w:hRule="atLeast"/>
         </w:trPr>
         <w:tc>
           <w:tcPr>
@@ -4056,7 +3902,7 @@
           </w:tcPr>
           <w:p>
             <w:pPr>
-              <w:spacing w:after="0" w:line="270"/>
+              <w:spacing w:after="0" w:line="198"/>
               <w:jc w:val="center"/>
             </w:pPr>
             <w:r>
@@ -4067,8 +3913,8 @@
                 <w:i w:val="false"/>
                 <w:iCs w:val="false"/>
                 <w:color w:val="111111"/>
-                <w:sz w:val="19"/>
-                <w:szCs w:val="19"/>
+                <w:sz w:val="15"/>
+                <w:szCs w:val="15"/>
               </w:rPr>
               <w:t xml:space="preserve">2.</w:t>
             </w:r>
@@ -4091,7 +3937,7 @@
           <w:p>
             <w:pPr>
               <w:bidi/>
-              <w:spacing w:after="0" w:line="320"/>
+              <w:spacing w:after="0" w:line="198"/>
             </w:pPr>
             <w:r>
               <w:rPr>
@@ -4099,8 +3945,8 @@
                 <w:b w:val="false"/>
                 <w:bCs w:val="false"/>
                 <w:color w:val="111111"/>
-                <w:sz w:val="28"/>
-                <w:szCs w:val="28"/>
+                <w:sz w:val="24"/>
+                <w:szCs w:val="24"/>
                 <w:rtl/>
               </w:rPr>
               <w:t xml:space="preserve">لَا تُهْمِلْ</w:t>
@@ -4120,19 +3966,19 @@
           </w:tcPr>
           <w:p>
             <w:pPr>
-              <w:spacing w:after="0" w:line="270"/>
-              <w:jc w:val="center"/>
-            </w:pPr>
-            <w:r>
-              <w:rPr>
-                <w:rFonts w:ascii="Times New Roman" w:cs="Times New Roman" w:eastAsia="Times New Roman" w:hAnsi="Times New Roman"/>
-                <w:b w:val="false"/>
-                <w:bCs w:val="false"/>
-                <w:i w:val="false"/>
-                <w:iCs w:val="false"/>
-                <w:color w:val="111111"/>
-                <w:sz w:val="20"/>
-                <w:szCs w:val="20"/>
+              <w:spacing w:after="0" w:line="198"/>
+              <w:jc w:val="center"/>
+            </w:pPr>
+            <w:r>
+              <w:rPr>
+                <w:rFonts w:ascii="Times New Roman" w:cs="Times New Roman" w:eastAsia="Times New Roman" w:hAnsi="Times New Roman"/>
+                <w:b w:val="false"/>
+                <w:bCs w:val="false"/>
+                <w:i w:val="false"/>
+                <w:iCs w:val="false"/>
+                <w:color w:val="111111"/>
+                <w:sz w:val="16"/>
+                <w:szCs w:val="16"/>
               </w:rPr>
               <w:t xml:space="preserve">(       )</w:t>
             </w:r>
@@ -4154,7 +4000,7 @@
           </w:tcPr>
           <w:p>
             <w:pPr>
-              <w:spacing w:after="0" w:line="270"/>
+              <w:spacing w:after="0" w:line="198"/>
               <w:jc w:val="center"/>
             </w:pPr>
             <w:r>
@@ -4165,8 +4011,8 @@
                 <w:i w:val="false"/>
                 <w:iCs w:val="false"/>
                 <w:color w:val="111111"/>
-                <w:sz w:val="19"/>
-                <w:szCs w:val="19"/>
+                <w:sz w:val="15"/>
+                <w:szCs w:val="15"/>
               </w:rPr>
               <w:t xml:space="preserve">b)</w:t>
             </w:r>
@@ -4188,18 +4034,18 @@
           </w:tcPr>
           <w:p>
             <w:pPr>
-              <w:spacing w:after="0" w:line="270"/>
-            </w:pPr>
-            <w:r>
-              <w:rPr>
-                <w:rFonts w:ascii="Times New Roman" w:cs="Times New Roman" w:eastAsia="Times New Roman" w:hAnsi="Times New Roman"/>
-                <w:b w:val="false"/>
-                <w:bCs w:val="false"/>
-                <w:i w:val="false"/>
-                <w:iCs w:val="false"/>
-                <w:color w:val="111111"/>
-                <w:sz w:val="20"/>
-                <w:szCs w:val="20"/>
+              <w:spacing w:after="0" w:line="198"/>
+            </w:pPr>
+            <w:r>
+              <w:rPr>
+                <w:rFonts w:ascii="Times New Roman" w:cs="Times New Roman" w:eastAsia="Times New Roman" w:hAnsi="Times New Roman"/>
+                <w:b w:val="false"/>
+                <w:bCs w:val="false"/>
+                <w:i w:val="false"/>
+                <w:iCs w:val="false"/>
+                <w:color w:val="111111"/>
+                <w:sz w:val="16"/>
+                <w:szCs w:val="16"/>
               </w:rPr>
               <w:t xml:space="preserve">birlikte yapmaya çağırır</w:t>
             </w:r>
@@ -4208,7 +4054,7 @@
       </w:tr>
       <w:tr>
         <w:trPr>
-          <w:trHeight w:val="400" w:hRule="atLeast"/>
+          <w:trHeight w:val="224" w:hRule="atLeast"/>
         </w:trPr>
         <w:tc>
           <w:tcPr>
@@ -4226,7 +4072,7 @@
           </w:tcPr>
           <w:p>
             <w:pPr>
-              <w:spacing w:after="0" w:line="270"/>
+              <w:spacing w:after="0" w:line="198"/>
               <w:jc w:val="center"/>
             </w:pPr>
             <w:r>
@@ -4237,8 +4083,8 @@
                 <w:i w:val="false"/>
                 <w:iCs w:val="false"/>
                 <w:color w:val="111111"/>
-                <w:sz w:val="19"/>
-                <w:szCs w:val="19"/>
+                <w:sz w:val="15"/>
+                <w:szCs w:val="15"/>
               </w:rPr>
               <w:t xml:space="preserve">3.</w:t>
             </w:r>
@@ -4261,7 +4107,7 @@
           <w:p>
             <w:pPr>
               <w:bidi/>
-              <w:spacing w:after="0" w:line="320"/>
+              <w:spacing w:after="0" w:line="198"/>
             </w:pPr>
             <w:r>
               <w:rPr>
@@ -4269,8 +4115,8 @@
                 <w:b w:val="false"/>
                 <w:bCs w:val="false"/>
                 <w:color w:val="111111"/>
-                <w:sz w:val="28"/>
-                <w:szCs w:val="28"/>
+                <w:sz w:val="24"/>
+                <w:szCs w:val="24"/>
                 <w:rtl/>
               </w:rPr>
               <w:t xml:space="preserve">أَرْخَصُ مِنْ</w:t>
@@ -4290,19 +4136,19 @@
           </w:tcPr>
           <w:p>
             <w:pPr>
-              <w:spacing w:after="0" w:line="270"/>
-              <w:jc w:val="center"/>
-            </w:pPr>
-            <w:r>
-              <w:rPr>
-                <w:rFonts w:ascii="Times New Roman" w:cs="Times New Roman" w:eastAsia="Times New Roman" w:hAnsi="Times New Roman"/>
-                <w:b w:val="false"/>
-                <w:bCs w:val="false"/>
-                <w:i w:val="false"/>
-                <w:iCs w:val="false"/>
-                <w:color w:val="111111"/>
-                <w:sz w:val="20"/>
-                <w:szCs w:val="20"/>
+              <w:spacing w:after="0" w:line="198"/>
+              <w:jc w:val="center"/>
+            </w:pPr>
+            <w:r>
+              <w:rPr>
+                <w:rFonts w:ascii="Times New Roman" w:cs="Times New Roman" w:eastAsia="Times New Roman" w:hAnsi="Times New Roman"/>
+                <w:b w:val="false"/>
+                <w:bCs w:val="false"/>
+                <w:i w:val="false"/>
+                <w:iCs w:val="false"/>
+                <w:color w:val="111111"/>
+                <w:sz w:val="16"/>
+                <w:szCs w:val="16"/>
               </w:rPr>
               <w:t xml:space="preserve">(       )</w:t>
             </w:r>
@@ -4324,7 +4170,7 @@
           </w:tcPr>
           <w:p>
             <w:pPr>
-              <w:spacing w:after="0" w:line="270"/>
+              <w:spacing w:after="0" w:line="198"/>
               <w:jc w:val="center"/>
             </w:pPr>
             <w:r>
@@ -4335,8 +4181,8 @@
                 <w:i w:val="false"/>
                 <w:iCs w:val="false"/>
                 <w:color w:val="111111"/>
-                <w:sz w:val="19"/>
-                <w:szCs w:val="19"/>
+                <w:sz w:val="15"/>
+                <w:szCs w:val="15"/>
               </w:rPr>
               <w:t xml:space="preserve">c)</w:t>
             </w:r>
@@ -4358,18 +4204,18 @@
           </w:tcPr>
           <w:p>
             <w:pPr>
-              <w:spacing w:after="0" w:line="270"/>
-            </w:pPr>
-            <w:r>
-              <w:rPr>
-                <w:rFonts w:ascii="Times New Roman" w:cs="Times New Roman" w:eastAsia="Times New Roman" w:hAnsi="Times New Roman"/>
-                <w:b w:val="false"/>
-                <w:bCs w:val="false"/>
-                <w:i w:val="false"/>
-                <w:iCs w:val="false"/>
-                <w:color w:val="111111"/>
-                <w:sz w:val="20"/>
-                <w:szCs w:val="20"/>
+              <w:spacing w:after="0" w:line="198"/>
+            </w:pPr>
+            <w:r>
+              <w:rPr>
+                <w:rFonts w:ascii="Times New Roman" w:cs="Times New Roman" w:eastAsia="Times New Roman" w:hAnsi="Times New Roman"/>
+                <w:b w:val="false"/>
+                <w:bCs w:val="false"/>
+                <w:i w:val="false"/>
+                <w:iCs w:val="false"/>
+                <w:color w:val="111111"/>
+                <w:sz w:val="16"/>
+                <w:szCs w:val="16"/>
               </w:rPr>
               <w:t xml:space="preserve">gelecek zaman bildirir</w:t>
             </w:r>
@@ -4378,7 +4224,7 @@
       </w:tr>
       <w:tr>
         <w:trPr>
-          <w:trHeight w:val="400" w:hRule="atLeast"/>
+          <w:trHeight w:val="224" w:hRule="atLeast"/>
         </w:trPr>
         <w:tc>
           <w:tcPr>
@@ -4396,7 +4242,7 @@
           </w:tcPr>
           <w:p>
             <w:pPr>
-              <w:spacing w:after="0" w:line="270"/>
+              <w:spacing w:after="0" w:line="198"/>
               <w:jc w:val="center"/>
             </w:pPr>
             <w:r>
@@ -4407,8 +4253,8 @@
                 <w:i w:val="false"/>
                 <w:iCs w:val="false"/>
                 <w:color w:val="111111"/>
-                <w:sz w:val="19"/>
-                <w:szCs w:val="19"/>
+                <w:sz w:val="15"/>
+                <w:szCs w:val="15"/>
               </w:rPr>
               <w:t xml:space="preserve">4.</w:t>
             </w:r>
@@ -4431,7 +4277,7 @@
           <w:p>
             <w:pPr>
               <w:bidi/>
-              <w:spacing w:after="0" w:line="320"/>
+              <w:spacing w:after="0" w:line="198"/>
             </w:pPr>
             <w:r>
               <w:rPr>
@@ -4439,8 +4285,8 @@
                 <w:b w:val="false"/>
                 <w:bCs w:val="false"/>
                 <w:color w:val="111111"/>
-                <w:sz w:val="28"/>
-                <w:szCs w:val="28"/>
+                <w:sz w:val="24"/>
+                <w:szCs w:val="24"/>
                 <w:rtl/>
               </w:rPr>
               <w:t xml:space="preserve">يَجِبُ عَلَى</w:t>
@@ -4460,19 +4306,19 @@
           </w:tcPr>
           <w:p>
             <w:pPr>
-              <w:spacing w:after="0" w:line="270"/>
-              <w:jc w:val="center"/>
-            </w:pPr>
-            <w:r>
-              <w:rPr>
-                <w:rFonts w:ascii="Times New Roman" w:cs="Times New Roman" w:eastAsia="Times New Roman" w:hAnsi="Times New Roman"/>
-                <w:b w:val="false"/>
-                <w:bCs w:val="false"/>
-                <w:i w:val="false"/>
-                <w:iCs w:val="false"/>
-                <w:color w:val="111111"/>
-                <w:sz w:val="20"/>
-                <w:szCs w:val="20"/>
+              <w:spacing w:after="0" w:line="198"/>
+              <w:jc w:val="center"/>
+            </w:pPr>
+            <w:r>
+              <w:rPr>
+                <w:rFonts w:ascii="Times New Roman" w:cs="Times New Roman" w:eastAsia="Times New Roman" w:hAnsi="Times New Roman"/>
+                <w:b w:val="false"/>
+                <w:bCs w:val="false"/>
+                <w:i w:val="false"/>
+                <w:iCs w:val="false"/>
+                <w:color w:val="111111"/>
+                <w:sz w:val="16"/>
+                <w:szCs w:val="16"/>
               </w:rPr>
               <w:t xml:space="preserve">(       )</w:t>
             </w:r>
@@ -4494,7 +4340,7 @@
           </w:tcPr>
           <w:p>
             <w:pPr>
-              <w:spacing w:after="0" w:line="270"/>
+              <w:spacing w:after="0" w:line="198"/>
               <w:jc w:val="center"/>
             </w:pPr>
             <w:r>
@@ -4505,8 +4351,8 @@
                 <w:i w:val="false"/>
                 <w:iCs w:val="false"/>
                 <w:color w:val="111111"/>
-                <w:sz w:val="19"/>
-                <w:szCs w:val="19"/>
+                <w:sz w:val="15"/>
+                <w:szCs w:val="15"/>
               </w:rPr>
               <w:t xml:space="preserve">d)</w:t>
             </w:r>
@@ -4528,18 +4374,18 @@
           </w:tcPr>
           <w:p>
             <w:pPr>
-              <w:spacing w:after="0" w:line="270"/>
-            </w:pPr>
-            <w:r>
-              <w:rPr>
-                <w:rFonts w:ascii="Times New Roman" w:cs="Times New Roman" w:eastAsia="Times New Roman" w:hAnsi="Times New Roman"/>
-                <w:b w:val="false"/>
-                <w:bCs w:val="false"/>
-                <w:i w:val="false"/>
-                <w:iCs w:val="false"/>
-                <w:color w:val="111111"/>
-                <w:sz w:val="20"/>
-                <w:szCs w:val="20"/>
+              <w:spacing w:after="0" w:line="198"/>
+            </w:pPr>
+            <w:r>
+              <w:rPr>
+                <w:rFonts w:ascii="Times New Roman" w:cs="Times New Roman" w:eastAsia="Times New Roman" w:hAnsi="Times New Roman"/>
+                <w:b w:val="false"/>
+                <w:bCs w:val="false"/>
+                <w:i w:val="false"/>
+                <w:iCs w:val="false"/>
+                <w:color w:val="111111"/>
+                <w:sz w:val="16"/>
+                <w:szCs w:val="16"/>
               </w:rPr>
               <w:t xml:space="preserve">yasaklama bildirir</w:t>
             </w:r>
@@ -4548,7 +4394,7 @@
       </w:tr>
       <w:tr>
         <w:trPr>
-          <w:trHeight w:val="400" w:hRule="atLeast"/>
+          <w:trHeight w:val="224" w:hRule="atLeast"/>
         </w:trPr>
         <w:tc>
           <w:tcPr>
@@ -4566,7 +4412,7 @@
           </w:tcPr>
           <w:p>
             <w:pPr>
-              <w:spacing w:after="0" w:line="270"/>
+              <w:spacing w:after="0" w:line="198"/>
               <w:jc w:val="center"/>
             </w:pPr>
             <w:r>
@@ -4577,8 +4423,8 @@
                 <w:i w:val="false"/>
                 <w:iCs w:val="false"/>
                 <w:color w:val="111111"/>
-                <w:sz w:val="19"/>
-                <w:szCs w:val="19"/>
+                <w:sz w:val="15"/>
+                <w:szCs w:val="15"/>
               </w:rPr>
               <w:t xml:space="preserve">5.</w:t>
             </w:r>
@@ -4601,7 +4447,7 @@
           <w:p>
             <w:pPr>
               <w:bidi/>
-              <w:spacing w:after="0" w:line="320"/>
+              <w:spacing w:after="0" w:line="198"/>
             </w:pPr>
             <w:r>
               <w:rPr>
@@ -4609,8 +4455,8 @@
                 <w:b w:val="false"/>
                 <w:bCs w:val="false"/>
                 <w:color w:val="111111"/>
-                <w:sz w:val="28"/>
-                <w:szCs w:val="28"/>
+                <w:sz w:val="24"/>
+                <w:szCs w:val="24"/>
                 <w:rtl/>
               </w:rPr>
               <w:t xml:space="preserve">هَيَّا بِنَا</w:t>
@@ -4630,19 +4476,19 @@
           </w:tcPr>
           <w:p>
             <w:pPr>
-              <w:spacing w:after="0" w:line="270"/>
-              <w:jc w:val="center"/>
-            </w:pPr>
-            <w:r>
-              <w:rPr>
-                <w:rFonts w:ascii="Times New Roman" w:cs="Times New Roman" w:eastAsia="Times New Roman" w:hAnsi="Times New Roman"/>
-                <w:b w:val="false"/>
-                <w:bCs w:val="false"/>
-                <w:i w:val="false"/>
-                <w:iCs w:val="false"/>
-                <w:color w:val="111111"/>
-                <w:sz w:val="20"/>
-                <w:szCs w:val="20"/>
+              <w:spacing w:after="0" w:line="198"/>
+              <w:jc w:val="center"/>
+            </w:pPr>
+            <w:r>
+              <w:rPr>
+                <w:rFonts w:ascii="Times New Roman" w:cs="Times New Roman" w:eastAsia="Times New Roman" w:hAnsi="Times New Roman"/>
+                <w:b w:val="false"/>
+                <w:bCs w:val="false"/>
+                <w:i w:val="false"/>
+                <w:iCs w:val="false"/>
+                <w:color w:val="111111"/>
+                <w:sz w:val="16"/>
+                <w:szCs w:val="16"/>
               </w:rPr>
               <w:t xml:space="preserve">(       )</w:t>
             </w:r>
@@ -4664,7 +4510,7 @@
           </w:tcPr>
           <w:p>
             <w:pPr>
-              <w:spacing w:after="0" w:line="270"/>
+              <w:spacing w:after="0" w:line="198"/>
               <w:jc w:val="center"/>
             </w:pPr>
             <w:r>
@@ -4675,8 +4521,8 @@
                 <w:i w:val="false"/>
                 <w:iCs w:val="false"/>
                 <w:color w:val="111111"/>
-                <w:sz w:val="19"/>
-                <w:szCs w:val="19"/>
+                <w:sz w:val="15"/>
+                <w:szCs w:val="15"/>
               </w:rPr>
               <w:t xml:space="preserve">e)</w:t>
             </w:r>
@@ -4698,18 +4544,18 @@
           </w:tcPr>
           <w:p>
             <w:pPr>
-              <w:spacing w:after="0" w:line="270"/>
-            </w:pPr>
-            <w:r>
-              <w:rPr>
-                <w:rFonts w:ascii="Times New Roman" w:cs="Times New Roman" w:eastAsia="Times New Roman" w:hAnsi="Times New Roman"/>
-                <w:b w:val="false"/>
-                <w:bCs w:val="false"/>
-                <w:i w:val="false"/>
-                <w:iCs w:val="false"/>
-                <w:color w:val="111111"/>
-                <w:sz w:val="20"/>
-                <w:szCs w:val="20"/>
+              <w:spacing w:after="0" w:line="198"/>
+            </w:pPr>
+            <w:r>
+              <w:rPr>
+                <w:rFonts w:ascii="Times New Roman" w:cs="Times New Roman" w:eastAsia="Times New Roman" w:hAnsi="Times New Roman"/>
+                <w:b w:val="false"/>
+                <w:bCs w:val="false"/>
+                <w:i w:val="false"/>
+                <w:iCs w:val="false"/>
+                <w:color w:val="111111"/>
+                <w:sz w:val="16"/>
+                <w:szCs w:val="16"/>
               </w:rPr>
               <w:t xml:space="preserve">gereklilik bildirir</w:t>
             </w:r>
@@ -4722,7 +4568,7 @@
         <w:tabs>
           <w:tab w:val="right" w:pos="9864"/>
         </w:tabs>
-        <w:spacing w:after="90" w:before="220" w:line="280"/>
+        <w:spacing w:after="20" w:before="48" w:line="198"/>
         <w:ind w:left="340" w:hanging="340"/>
       </w:pPr>
       <w:r>
@@ -4733,16 +4579,16 @@
           <w:i w:val="false"/>
           <w:iCs w:val="false"/>
           <w:color w:val="111111"/>
-          <w:sz w:val="21"/>
-          <w:szCs w:val="21"/>
+          <w:sz w:val="17"/>
+          <w:szCs w:val="17"/>
         </w:rPr>
         <w:t xml:space="preserve">5.</w:t>
       </w:r>
       <w:r>
         <w:rPr>
           <w:rFonts w:ascii="Times New Roman" w:cs="Times New Roman" w:eastAsia="Times New Roman" w:hAnsi="Times New Roman"/>
-          <w:sz w:val="21"/>
-          <w:szCs w:val="21"/>
+          <w:sz w:val="17"/>
+          <w:szCs w:val="17"/>
         </w:rPr>
         <w:tab/>
       </w:r>
@@ -4754,16 +4600,16 @@
           <w:i w:val="false"/>
           <w:iCs w:val="false"/>
           <w:color w:val="111111"/>
-          <w:sz w:val="21"/>
-          <w:szCs w:val="21"/>
+          <w:sz w:val="17"/>
+          <w:szCs w:val="17"/>
         </w:rPr>
         <w:t xml:space="preserve">Yukarıdaki okuma metnine göre boşlukları havuzdaki kelimelerle doldurunuz.</w:t>
       </w:r>
       <w:r>
         <w:rPr>
           <w:rFonts w:ascii="Times New Roman" w:cs="Times New Roman" w:eastAsia="Times New Roman" w:hAnsi="Times New Roman"/>
-          <w:sz w:val="21"/>
-          <w:szCs w:val="21"/>
+          <w:sz w:val="17"/>
+          <w:szCs w:val="17"/>
         </w:rPr>
         <w:tab/>
       </w:r>
@@ -4775,8 +4621,8 @@
           <w:i w:val="false"/>
           <w:iCs w:val="false"/>
           <w:color w:val="55636F"/>
-          <w:sz w:val="18"/>
-          <w:szCs w:val="18"/>
+          <w:sz w:val="14"/>
+          <w:szCs w:val="14"/>
         </w:rPr>
         <w:t xml:space="preserve">(10 puan)</w:t>
       </w:r>
@@ -4784,7 +4630,7 @@
     <w:p>
       <w:pPr>
         <w:keepNext w:val="false"/>
-        <w:spacing w:after="90" w:before="0" w:line="280"/>
+        <w:spacing w:after="20" w:before="0" w:line="198"/>
         <w:ind w:left="340"/>
       </w:pPr>
       <w:r>
@@ -4795,8 +4641,8 @@
           <w:i/>
           <w:iCs/>
           <w:color w:val="5B6772"/>
-          <w:sz w:val="18"/>
-          <w:szCs w:val="18"/>
+          <w:sz w:val="14"/>
+          <w:szCs w:val="14"/>
         </w:rPr>
         <w:t xml:space="preserve">Her doğru cevap 2 puandır.</w:t>
       </w:r>
@@ -4831,7 +4677,7 @@
           </w:tcPr>
           <w:p>
             <w:pPr>
-              <w:spacing w:after="50"/>
+              <w:spacing w:after="11"/>
             </w:pPr>
             <w:r>
               <w:rPr>
@@ -4841,8 +4687,8 @@
                 <w:i w:val="false"/>
                 <w:iCs w:val="false"/>
                 <w:color w:val="39454F"/>
-                <w:sz w:val="17"/>
-                <w:szCs w:val="17"/>
+                <w:sz w:val="13"/>
+                <w:szCs w:val="13"/>
               </w:rPr>
               <w:t xml:space="preserve">KELİME HAVUZU</w:t>
             </w:r>
@@ -4850,7 +4696,7 @@
           <w:p>
             <w:pPr>
               <w:bidi/>
-              <w:spacing w:after="0" w:line="360"/>
+              <w:spacing w:after="0" w:line="198"/>
               <w:jc w:val="center"/>
             </w:pPr>
             <w:r>
@@ -4859,8 +4705,8 @@
                 <w:b w:val="false"/>
                 <w:bCs w:val="false"/>
                 <w:color w:val="111111"/>
-                <w:sz w:val="30"/>
-                <w:szCs w:val="30"/>
+                <w:sz w:val="26"/>
+                <w:szCs w:val="26"/>
                 <w:rtl/>
               </w:rPr>
               <w:t xml:space="preserve">خُطَّةً   —   السِّبَاحَةَ   —   التَّطَوُّعِيَّ   —   بِالْقِطَارِ   —   الْأَقَارِبَ</w:t>
@@ -4871,7 +4717,7 @@
     </w:tbl>
     <w:p>
       <w:pPr>
-        <w:spacing w:after="80"/>
+        <w:spacing w:after="18"/>
       </w:pPr>
       <w:r>
         <w:rPr>
@@ -4881,8 +4727,8 @@
           <w:i w:val="false"/>
           <w:iCs w:val="false"/>
           <w:color w:val="111111"/>
-          <w:sz w:val="21"/>
-          <w:szCs w:val="21"/>
+          <w:sz w:val="17"/>
+          <w:szCs w:val="17"/>
         </w:rPr>
         <w:t xml:space="preserve"/>
       </w:r>
@@ -4905,7 +4751,7 @@
       </w:tblGrid>
       <w:tr>
         <w:trPr>
-          <w:trHeight w:val="480" w:hRule="atLeast"/>
+          <w:trHeight w:val="268" w:hRule="atLeast"/>
         </w:trPr>
         <w:tc>
           <w:tcPr>
@@ -4923,7 +4769,7 @@
           </w:tcPr>
           <w:p>
             <w:pPr>
-              <w:spacing w:after="0" w:line="270"/>
+              <w:spacing w:after="0" w:line="198"/>
               <w:jc w:val="center"/>
             </w:pPr>
             <w:r>
@@ -4934,8 +4780,8 @@
                 <w:i w:val="false"/>
                 <w:iCs w:val="false"/>
                 <w:color w:val="111111"/>
-                <w:sz w:val="19"/>
-                <w:szCs w:val="19"/>
+                <w:sz w:val="15"/>
+                <w:szCs w:val="15"/>
               </w:rPr>
               <w:t xml:space="preserve">1.</w:t>
             </w:r>
@@ -4958,7 +4804,7 @@
           <w:p>
             <w:pPr>
               <w:bidi/>
-              <w:spacing w:after="0" w:line="320"/>
+              <w:spacing w:after="0" w:line="198"/>
             </w:pPr>
             <w:r>
               <w:rPr>
@@ -4966,8 +4812,8 @@
                 <w:b w:val="false"/>
                 <w:bCs w:val="false"/>
                 <w:color w:val="111111"/>
-                <w:sz w:val="28"/>
-                <w:szCs w:val="28"/>
+                <w:sz w:val="24"/>
+                <w:szCs w:val="24"/>
                 <w:rtl/>
               </w:rPr>
               <w:t xml:space="preserve">جَلَسَتِ الْأُسْرَةُ لِتَضَعَ ……………………… مُنَاسِبَةً لِلْعُطْلَةِ.</w:t>
@@ -4977,7 +4823,7 @@
       </w:tr>
       <w:tr>
         <w:trPr>
-          <w:trHeight w:val="480" w:hRule="atLeast"/>
+          <w:trHeight w:val="268" w:hRule="atLeast"/>
         </w:trPr>
         <w:tc>
           <w:tcPr>
@@ -4995,7 +4841,7 @@
           </w:tcPr>
           <w:p>
             <w:pPr>
-              <w:spacing w:after="0" w:line="270"/>
+              <w:spacing w:after="0" w:line="198"/>
               <w:jc w:val="center"/>
             </w:pPr>
             <w:r>
@@ -5006,8 +4852,8 @@
                 <w:i w:val="false"/>
                 <w:iCs w:val="false"/>
                 <w:color w:val="111111"/>
-                <w:sz w:val="19"/>
-                <w:szCs w:val="19"/>
+                <w:sz w:val="15"/>
+                <w:szCs w:val="15"/>
               </w:rPr>
               <w:t xml:space="preserve">2.</w:t>
             </w:r>
@@ -5030,7 +4876,7 @@
           <w:p>
             <w:pPr>
               <w:bidi/>
-              <w:spacing w:after="0" w:line="320"/>
+              <w:spacing w:after="0" w:line="198"/>
             </w:pPr>
             <w:r>
               <w:rPr>
@@ -5038,8 +4884,8 @@
                 <w:b w:val="false"/>
                 <w:bCs w:val="false"/>
                 <w:color w:val="111111"/>
-                <w:sz w:val="28"/>
-                <w:szCs w:val="28"/>
+                <w:sz w:val="24"/>
+                <w:szCs w:val="24"/>
                 <w:rtl/>
               </w:rPr>
               <w:t xml:space="preserve">سَوْفَ يَتَعَلَّمُ أَحْمَدُ ……………………… فِي الْعُطْلَةِ.</w:t>
@@ -5049,7 +4895,7 @@
       </w:tr>
       <w:tr>
         <w:trPr>
-          <w:trHeight w:val="480" w:hRule="atLeast"/>
+          <w:trHeight w:val="268" w:hRule="atLeast"/>
         </w:trPr>
         <w:tc>
           <w:tcPr>
@@ -5067,7 +4913,7 @@
           </w:tcPr>
           <w:p>
             <w:pPr>
-              <w:spacing w:after="0" w:line="270"/>
+              <w:spacing w:after="0" w:line="198"/>
               <w:jc w:val="center"/>
             </w:pPr>
             <w:r>
@@ -5078,8 +4924,8 @@
                 <w:i w:val="false"/>
                 <w:iCs w:val="false"/>
                 <w:color w:val="111111"/>
-                <w:sz w:val="19"/>
-                <w:szCs w:val="19"/>
+                <w:sz w:val="15"/>
+                <w:szCs w:val="15"/>
               </w:rPr>
               <w:t xml:space="preserve">3.</w:t>
             </w:r>
@@ -5102,7 +4948,7 @@
           <w:p>
             <w:pPr>
               <w:bidi/>
-              <w:spacing w:after="0" w:line="320"/>
+              <w:spacing w:after="0" w:line="198"/>
             </w:pPr>
             <w:r>
               <w:rPr>
@@ -5110,8 +4956,8 @@
                 <w:b w:val="false"/>
                 <w:bCs w:val="false"/>
                 <w:color w:val="111111"/>
-                <w:sz w:val="28"/>
-                <w:szCs w:val="28"/>
+                <w:sz w:val="24"/>
+                <w:szCs w:val="24"/>
                 <w:rtl/>
               </w:rPr>
               <w:t xml:space="preserve">تُفَضِّلُ الْأُمُّ الْعَمَلَ ……………………… فِي الْمُسْتَشْفَى.</w:t>
@@ -5121,7 +4967,7 @@
       </w:tr>
       <w:tr>
         <w:trPr>
-          <w:trHeight w:val="480" w:hRule="atLeast"/>
+          <w:trHeight w:val="268" w:hRule="atLeast"/>
         </w:trPr>
         <w:tc>
           <w:tcPr>
@@ -5139,7 +4985,7 @@
           </w:tcPr>
           <w:p>
             <w:pPr>
-              <w:spacing w:after="0" w:line="270"/>
+              <w:spacing w:after="0" w:line="198"/>
               <w:jc w:val="center"/>
             </w:pPr>
             <w:r>
@@ -5150,8 +4996,8 @@
                 <w:i w:val="false"/>
                 <w:iCs w:val="false"/>
                 <w:color w:val="111111"/>
-                <w:sz w:val="19"/>
-                <w:szCs w:val="19"/>
+                <w:sz w:val="15"/>
+                <w:szCs w:val="15"/>
               </w:rPr>
               <w:t xml:space="preserve">4.</w:t>
             </w:r>
@@ -5174,7 +5020,7 @@
           <w:p>
             <w:pPr>
               <w:bidi/>
-              <w:spacing w:after="0" w:line="320"/>
+              <w:spacing w:after="0" w:line="198"/>
             </w:pPr>
             <w:r>
               <w:rPr>
@@ -5182,8 +5028,8 @@
                 <w:b w:val="false"/>
                 <w:bCs w:val="false"/>
                 <w:color w:val="111111"/>
-                <w:sz w:val="28"/>
-                <w:szCs w:val="28"/>
+                <w:sz w:val="24"/>
+                <w:szCs w:val="24"/>
                 <w:rtl/>
               </w:rPr>
               <w:t xml:space="preserve">سَتَذْهَبُ الْأُسْرَةُ إِلَى الْمُخَيَّمِ ……………………… .</w:t>
@@ -5193,7 +5039,7 @@
       </w:tr>
       <w:tr>
         <w:trPr>
-          <w:trHeight w:val="480" w:hRule="atLeast"/>
+          <w:trHeight w:val="268" w:hRule="atLeast"/>
         </w:trPr>
         <w:tc>
           <w:tcPr>
@@ -5211,7 +5057,7 @@
           </w:tcPr>
           <w:p>
             <w:pPr>
-              <w:spacing w:after="0" w:line="270"/>
+              <w:spacing w:after="0" w:line="198"/>
               <w:jc w:val="center"/>
             </w:pPr>
             <w:r>
@@ -5222,8 +5068,8 @@
                 <w:i w:val="false"/>
                 <w:iCs w:val="false"/>
                 <w:color w:val="111111"/>
-                <w:sz w:val="19"/>
-                <w:szCs w:val="19"/>
+                <w:sz w:val="15"/>
+                <w:szCs w:val="15"/>
               </w:rPr>
               <w:t xml:space="preserve">5.</w:t>
             </w:r>
@@ -5246,7 +5092,7 @@
           <w:p>
             <w:pPr>
               <w:bidi/>
-              <w:spacing w:after="0" w:line="320"/>
+              <w:spacing w:after="0" w:line="198"/>
             </w:pPr>
             <w:r>
               <w:rPr>
@@ -5254,8 +5100,8 @@
                 <w:b w:val="false"/>
                 <w:bCs w:val="false"/>
                 <w:color w:val="111111"/>
-                <w:sz w:val="28"/>
-                <w:szCs w:val="28"/>
+                <w:sz w:val="24"/>
+                <w:szCs w:val="24"/>
                 <w:rtl/>
               </w:rPr>
               <w:t xml:space="preserve">فِي آخِرِ الْعُطْلَةِ سَتَزُورُ الْأُسْرَةُ ……………………… فِي الْقَرْيَةِ.</w:t>
@@ -5269,7 +5115,7 @@
         <w:tabs>
           <w:tab w:val="right" w:pos="9864"/>
         </w:tabs>
-        <w:spacing w:after="90" w:before="220" w:line="280"/>
+        <w:spacing w:after="20" w:before="48" w:line="198"/>
         <w:ind w:left="340" w:hanging="340"/>
       </w:pPr>
       <w:r>
@@ -5280,16 +5126,16 @@
           <w:i w:val="false"/>
           <w:iCs w:val="false"/>
           <w:color w:val="111111"/>
-          <w:sz w:val="21"/>
-          <w:szCs w:val="21"/>
+          <w:sz w:val="17"/>
+          <w:szCs w:val="17"/>
         </w:rPr>
         <w:t xml:space="preserve">6.</w:t>
       </w:r>
       <w:r>
         <w:rPr>
           <w:rFonts w:ascii="Times New Roman" w:cs="Times New Roman" w:eastAsia="Times New Roman" w:hAnsi="Times New Roman"/>
-          <w:sz w:val="21"/>
-          <w:szCs w:val="21"/>
+          <w:sz w:val="17"/>
+          <w:szCs w:val="17"/>
         </w:rPr>
         <w:tab/>
       </w:r>
@@ -5301,16 +5147,16 @@
           <w:i w:val="false"/>
           <w:iCs w:val="false"/>
           <w:color w:val="111111"/>
-          <w:sz w:val="21"/>
-          <w:szCs w:val="21"/>
+          <w:sz w:val="17"/>
+          <w:szCs w:val="17"/>
         </w:rPr>
         <w:t xml:space="preserve">Aşağıdaki kelimelerin metindeki bağlama göre anlamını yazınız.</w:t>
       </w:r>
       <w:r>
         <w:rPr>
           <w:rFonts w:ascii="Times New Roman" w:cs="Times New Roman" w:eastAsia="Times New Roman" w:hAnsi="Times New Roman"/>
-          <w:sz w:val="21"/>
-          <w:szCs w:val="21"/>
+          <w:sz w:val="17"/>
+          <w:szCs w:val="17"/>
         </w:rPr>
         <w:tab/>
       </w:r>
@@ -5322,8 +5168,8 @@
           <w:i w:val="false"/>
           <w:iCs w:val="false"/>
           <w:color w:val="55636F"/>
-          <w:sz w:val="18"/>
-          <w:szCs w:val="18"/>
+          <w:sz w:val="14"/>
+          <w:szCs w:val="14"/>
         </w:rPr>
         <w:t xml:space="preserve">(10 puan)</w:t>
       </w:r>
@@ -5331,7 +5177,7 @@
     <w:p>
       <w:pPr>
         <w:keepNext w:val="false"/>
-        <w:spacing w:after="90" w:before="0" w:line="280"/>
+        <w:spacing w:after="20" w:before="0" w:line="198"/>
         <w:ind w:left="340"/>
       </w:pPr>
       <w:r>
@@ -5342,8 +5188,8 @@
           <w:i/>
           <w:iCs/>
           <w:color w:val="5B6772"/>
-          <w:sz w:val="18"/>
-          <w:szCs w:val="18"/>
+          <w:sz w:val="14"/>
+          <w:szCs w:val="14"/>
         </w:rPr>
         <w:t xml:space="preserve">Her doğru cevap 2 puandır.</w:t>
       </w:r>
@@ -5383,7 +5229,7 @@
           </w:tcPr>
           <w:p>
             <w:pPr>
-              <w:spacing w:after="0" w:line="270"/>
+              <w:spacing w:after="0" w:line="198"/>
               <w:jc w:val="center"/>
             </w:pPr>
             <w:r>
@@ -5394,8 +5240,8 @@
                 <w:i w:val="false"/>
                 <w:iCs w:val="false"/>
                 <w:color w:val="111111"/>
-                <w:sz w:val="18"/>
-                <w:szCs w:val="18"/>
+                <w:sz w:val="14"/>
+                <w:szCs w:val="14"/>
               </w:rPr>
               <w:t xml:space="preserve">No</w:t>
             </w:r>
@@ -5415,7 +5261,7 @@
           </w:tcPr>
           <w:p>
             <w:pPr>
-              <w:spacing w:after="0" w:line="270"/>
+              <w:spacing w:after="0" w:line="198"/>
               <w:jc w:val="center"/>
             </w:pPr>
             <w:r>
@@ -5426,8 +5272,8 @@
                 <w:i w:val="false"/>
                 <w:iCs w:val="false"/>
                 <w:color w:val="111111"/>
-                <w:sz w:val="18"/>
-                <w:szCs w:val="18"/>
+                <w:sz w:val="14"/>
+                <w:szCs w:val="14"/>
               </w:rPr>
               <w:t xml:space="preserve">Kelime</w:t>
             </w:r>
@@ -5447,7 +5293,7 @@
           </w:tcPr>
           <w:p>
             <w:pPr>
-              <w:spacing w:after="0" w:line="270"/>
+              <w:spacing w:after="0" w:line="198"/>
               <w:jc w:val="center"/>
             </w:pPr>
             <w:r>
@@ -5458,8 +5304,8 @@
                 <w:i w:val="false"/>
                 <w:iCs w:val="false"/>
                 <w:color w:val="111111"/>
-                <w:sz w:val="18"/>
-                <w:szCs w:val="18"/>
+                <w:sz w:val="14"/>
+                <w:szCs w:val="14"/>
               </w:rPr>
               <w:t xml:space="preserve">Metindeki anlamı</w:t>
             </w:r>
@@ -5468,7 +5314,7 @@
       </w:tr>
       <w:tr>
         <w:trPr>
-          <w:trHeight w:val="430" w:hRule="atLeast"/>
+          <w:trHeight w:val="240" w:hRule="atLeast"/>
         </w:trPr>
         <w:tc>
           <w:tcPr>
@@ -5483,19 +5329,19 @@
           </w:tcPr>
           <w:p>
             <w:pPr>
-              <w:spacing w:after="0" w:line="270"/>
-              <w:jc w:val="center"/>
-            </w:pPr>
-            <w:r>
-              <w:rPr>
-                <w:rFonts w:ascii="Times New Roman" w:cs="Times New Roman" w:eastAsia="Times New Roman" w:hAnsi="Times New Roman"/>
-                <w:b w:val="false"/>
-                <w:bCs w:val="false"/>
-                <w:i w:val="false"/>
-                <w:iCs w:val="false"/>
-                <w:color w:val="111111"/>
-                <w:sz w:val="19"/>
-                <w:szCs w:val="19"/>
+              <w:spacing w:after="0" w:line="198"/>
+              <w:jc w:val="center"/>
+            </w:pPr>
+            <w:r>
+              <w:rPr>
+                <w:rFonts w:ascii="Times New Roman" w:cs="Times New Roman" w:eastAsia="Times New Roman" w:hAnsi="Times New Roman"/>
+                <w:b w:val="false"/>
+                <w:bCs w:val="false"/>
+                <w:i w:val="false"/>
+                <w:iCs w:val="false"/>
+                <w:color w:val="111111"/>
+                <w:sz w:val="15"/>
+                <w:szCs w:val="15"/>
               </w:rPr>
               <w:t xml:space="preserve">1</w:t>
             </w:r>
@@ -5515,7 +5361,7 @@
           <w:p>
             <w:pPr>
               <w:bidi/>
-              <w:spacing w:after="0" w:line="320"/>
+              <w:spacing w:after="0" w:line="198"/>
             </w:pPr>
             <w:r>
               <w:rPr>
@@ -5523,8 +5369,8 @@
                 <w:b w:val="false"/>
                 <w:bCs w:val="false"/>
                 <w:color w:val="111111"/>
-                <w:sz w:val="30"/>
-                <w:szCs w:val="30"/>
+                <w:sz w:val="26"/>
+                <w:szCs w:val="26"/>
                 <w:rtl/>
               </w:rPr>
               <w:t xml:space="preserve">اِقْتَرَبَتْ</w:t>
@@ -5544,18 +5390,18 @@
           </w:tcPr>
           <w:p>
             <w:pPr>
-              <w:spacing w:after="0" w:line="270"/>
-            </w:pPr>
-            <w:r>
-              <w:rPr>
-                <w:rFonts w:ascii="Times New Roman" w:cs="Times New Roman" w:eastAsia="Times New Roman" w:hAnsi="Times New Roman"/>
-                <w:b w:val="false"/>
-                <w:bCs w:val="false"/>
-                <w:i w:val="false"/>
-                <w:iCs w:val="false"/>
-                <w:color w:val="111111"/>
-                <w:sz w:val="20"/>
-                <w:szCs w:val="20"/>
+              <w:spacing w:after="0" w:line="198"/>
+            </w:pPr>
+            <w:r>
+              <w:rPr>
+                <w:rFonts w:ascii="Times New Roman" w:cs="Times New Roman" w:eastAsia="Times New Roman" w:hAnsi="Times New Roman"/>
+                <w:b w:val="false"/>
+                <w:bCs w:val="false"/>
+                <w:i w:val="false"/>
+                <w:iCs w:val="false"/>
+                <w:color w:val="111111"/>
+                <w:sz w:val="16"/>
+                <w:szCs w:val="16"/>
               </w:rPr>
               <w:t xml:space="preserve"/>
             </w:r>
@@ -5564,7 +5410,7 @@
       </w:tr>
       <w:tr>
         <w:trPr>
-          <w:trHeight w:val="430" w:hRule="atLeast"/>
+          <w:trHeight w:val="240" w:hRule="atLeast"/>
         </w:trPr>
         <w:tc>
           <w:tcPr>
@@ -5579,19 +5425,19 @@
           </w:tcPr>
           <w:p>
             <w:pPr>
-              <w:spacing w:after="0" w:line="270"/>
-              <w:jc w:val="center"/>
-            </w:pPr>
-            <w:r>
-              <w:rPr>
-                <w:rFonts w:ascii="Times New Roman" w:cs="Times New Roman" w:eastAsia="Times New Roman" w:hAnsi="Times New Roman"/>
-                <w:b w:val="false"/>
-                <w:bCs w:val="false"/>
-                <w:i w:val="false"/>
-                <w:iCs w:val="false"/>
-                <w:color w:val="111111"/>
-                <w:sz w:val="19"/>
-                <w:szCs w:val="19"/>
+              <w:spacing w:after="0" w:line="198"/>
+              <w:jc w:val="center"/>
+            </w:pPr>
+            <w:r>
+              <w:rPr>
+                <w:rFonts w:ascii="Times New Roman" w:cs="Times New Roman" w:eastAsia="Times New Roman" w:hAnsi="Times New Roman"/>
+                <w:b w:val="false"/>
+                <w:bCs w:val="false"/>
+                <w:i w:val="false"/>
+                <w:iCs w:val="false"/>
+                <w:color w:val="111111"/>
+                <w:sz w:val="15"/>
+                <w:szCs w:val="15"/>
               </w:rPr>
               <w:t xml:space="preserve">2</w:t>
             </w:r>
@@ -5611,7 +5457,7 @@
           <w:p>
             <w:pPr>
               <w:bidi/>
-              <w:spacing w:after="0" w:line="320"/>
+              <w:spacing w:after="0" w:line="198"/>
             </w:pPr>
             <w:r>
               <w:rPr>
@@ -5619,8 +5465,8 @@
                 <w:b w:val="false"/>
                 <w:bCs w:val="false"/>
                 <w:color w:val="111111"/>
-                <w:sz w:val="30"/>
-                <w:szCs w:val="30"/>
+                <w:sz w:val="26"/>
+                <w:szCs w:val="26"/>
                 <w:rtl/>
               </w:rPr>
               <w:t xml:space="preserve">فُرْصَةٌ</w:t>
@@ -5640,18 +5486,18 @@
           </w:tcPr>
           <w:p>
             <w:pPr>
-              <w:spacing w:after="0" w:line="270"/>
-            </w:pPr>
-            <w:r>
-              <w:rPr>
-                <w:rFonts w:ascii="Times New Roman" w:cs="Times New Roman" w:eastAsia="Times New Roman" w:hAnsi="Times New Roman"/>
-                <w:b w:val="false"/>
-                <w:bCs w:val="false"/>
-                <w:i w:val="false"/>
-                <w:iCs w:val="false"/>
-                <w:color w:val="111111"/>
-                <w:sz w:val="20"/>
-                <w:szCs w:val="20"/>
+              <w:spacing w:after="0" w:line="198"/>
+            </w:pPr>
+            <w:r>
+              <w:rPr>
+                <w:rFonts w:ascii="Times New Roman" w:cs="Times New Roman" w:eastAsia="Times New Roman" w:hAnsi="Times New Roman"/>
+                <w:b w:val="false"/>
+                <w:bCs w:val="false"/>
+                <w:i w:val="false"/>
+                <w:iCs w:val="false"/>
+                <w:color w:val="111111"/>
+                <w:sz w:val="16"/>
+                <w:szCs w:val="16"/>
               </w:rPr>
               <w:t xml:space="preserve"/>
             </w:r>
@@ -5660,7 +5506,7 @@
       </w:tr>
       <w:tr>
         <w:trPr>
-          <w:trHeight w:val="430" w:hRule="atLeast"/>
+          <w:trHeight w:val="240" w:hRule="atLeast"/>
         </w:trPr>
         <w:tc>
           <w:tcPr>
@@ -5675,19 +5521,19 @@
           </w:tcPr>
           <w:p>
             <w:pPr>
-              <w:spacing w:after="0" w:line="270"/>
-              <w:jc w:val="center"/>
-            </w:pPr>
-            <w:r>
-              <w:rPr>
-                <w:rFonts w:ascii="Times New Roman" w:cs="Times New Roman" w:eastAsia="Times New Roman" w:hAnsi="Times New Roman"/>
-                <w:b w:val="false"/>
-                <w:bCs w:val="false"/>
-                <w:i w:val="false"/>
-                <w:iCs w:val="false"/>
-                <w:color w:val="111111"/>
-                <w:sz w:val="19"/>
-                <w:szCs w:val="19"/>
+              <w:spacing w:after="0" w:line="198"/>
+              <w:jc w:val="center"/>
+            </w:pPr>
+            <w:r>
+              <w:rPr>
+                <w:rFonts w:ascii="Times New Roman" w:cs="Times New Roman" w:eastAsia="Times New Roman" w:hAnsi="Times New Roman"/>
+                <w:b w:val="false"/>
+                <w:bCs w:val="false"/>
+                <w:i w:val="false"/>
+                <w:iCs w:val="false"/>
+                <w:color w:val="111111"/>
+                <w:sz w:val="15"/>
+                <w:szCs w:val="15"/>
               </w:rPr>
               <w:t xml:space="preserve">3</w:t>
             </w:r>
@@ -5707,7 +5553,7 @@
           <w:p>
             <w:pPr>
               <w:bidi/>
-              <w:spacing w:after="0" w:line="320"/>
+              <w:spacing w:after="0" w:line="198"/>
             </w:pPr>
             <w:r>
               <w:rPr>
@@ -5715,8 +5561,8 @@
                 <w:b w:val="false"/>
                 <w:bCs w:val="false"/>
                 <w:color w:val="111111"/>
-                <w:sz w:val="30"/>
-                <w:szCs w:val="30"/>
+                <w:sz w:val="26"/>
+                <w:szCs w:val="26"/>
                 <w:rtl/>
               </w:rPr>
               <w:t xml:space="preserve">اِتَّفَقَتْ</w:t>
@@ -5736,18 +5582,18 @@
           </w:tcPr>
           <w:p>
             <w:pPr>
-              <w:spacing w:after="0" w:line="270"/>
-            </w:pPr>
-            <w:r>
-              <w:rPr>
-                <w:rFonts w:ascii="Times New Roman" w:cs="Times New Roman" w:eastAsia="Times New Roman" w:hAnsi="Times New Roman"/>
-                <w:b w:val="false"/>
-                <w:bCs w:val="false"/>
-                <w:i w:val="false"/>
-                <w:iCs w:val="false"/>
-                <w:color w:val="111111"/>
-                <w:sz w:val="20"/>
-                <w:szCs w:val="20"/>
+              <w:spacing w:after="0" w:line="198"/>
+            </w:pPr>
+            <w:r>
+              <w:rPr>
+                <w:rFonts w:ascii="Times New Roman" w:cs="Times New Roman" w:eastAsia="Times New Roman" w:hAnsi="Times New Roman"/>
+                <w:b w:val="false"/>
+                <w:bCs w:val="false"/>
+                <w:i w:val="false"/>
+                <w:iCs w:val="false"/>
+                <w:color w:val="111111"/>
+                <w:sz w:val="16"/>
+                <w:szCs w:val="16"/>
               </w:rPr>
               <w:t xml:space="preserve"/>
             </w:r>
@@ -5756,7 +5602,7 @@
       </w:tr>
       <w:tr>
         <w:trPr>
-          <w:trHeight w:val="430" w:hRule="atLeast"/>
+          <w:trHeight w:val="240" w:hRule="atLeast"/>
         </w:trPr>
         <w:tc>
           <w:tcPr>
@@ -5771,19 +5617,19 @@
           </w:tcPr>
           <w:p>
             <w:pPr>
-              <w:spacing w:after="0" w:line="270"/>
-              <w:jc w:val="center"/>
-            </w:pPr>
-            <w:r>
-              <w:rPr>
-                <w:rFonts w:ascii="Times New Roman" w:cs="Times New Roman" w:eastAsia="Times New Roman" w:hAnsi="Times New Roman"/>
-                <w:b w:val="false"/>
-                <w:bCs w:val="false"/>
-                <w:i w:val="false"/>
-                <w:iCs w:val="false"/>
-                <w:color w:val="111111"/>
-                <w:sz w:val="19"/>
-                <w:szCs w:val="19"/>
+              <w:spacing w:after="0" w:line="198"/>
+              <w:jc w:val="center"/>
+            </w:pPr>
+            <w:r>
+              <w:rPr>
+                <w:rFonts w:ascii="Times New Roman" w:cs="Times New Roman" w:eastAsia="Times New Roman" w:hAnsi="Times New Roman"/>
+                <w:b w:val="false"/>
+                <w:bCs w:val="false"/>
+                <w:i w:val="false"/>
+                <w:iCs w:val="false"/>
+                <w:color w:val="111111"/>
+                <w:sz w:val="15"/>
+                <w:szCs w:val="15"/>
               </w:rPr>
               <w:t xml:space="preserve">4</w:t>
             </w:r>
@@ -5803,7 +5649,7 @@
           <w:p>
             <w:pPr>
               <w:bidi/>
-              <w:spacing w:after="0" w:line="320"/>
+              <w:spacing w:after="0" w:line="198"/>
             </w:pPr>
             <w:r>
               <w:rPr>
@@ -5811,8 +5657,8 @@
                 <w:b w:val="false"/>
                 <w:bCs w:val="false"/>
                 <w:color w:val="111111"/>
-                <w:sz w:val="30"/>
-                <w:szCs w:val="30"/>
+                <w:sz w:val="26"/>
+                <w:szCs w:val="26"/>
                 <w:rtl/>
               </w:rPr>
               <w:t xml:space="preserve">نَبَّهَ</w:t>
@@ -5832,18 +5678,18 @@
           </w:tcPr>
           <w:p>
             <w:pPr>
-              <w:spacing w:after="0" w:line="270"/>
-            </w:pPr>
-            <w:r>
-              <w:rPr>
-                <w:rFonts w:ascii="Times New Roman" w:cs="Times New Roman" w:eastAsia="Times New Roman" w:hAnsi="Times New Roman"/>
-                <w:b w:val="false"/>
-                <w:bCs w:val="false"/>
-                <w:i w:val="false"/>
-                <w:iCs w:val="false"/>
-                <w:color w:val="111111"/>
-                <w:sz w:val="20"/>
-                <w:szCs w:val="20"/>
+              <w:spacing w:after="0" w:line="198"/>
+            </w:pPr>
+            <w:r>
+              <w:rPr>
+                <w:rFonts w:ascii="Times New Roman" w:cs="Times New Roman" w:eastAsia="Times New Roman" w:hAnsi="Times New Roman"/>
+                <w:b w:val="false"/>
+                <w:bCs w:val="false"/>
+                <w:i w:val="false"/>
+                <w:iCs w:val="false"/>
+                <w:color w:val="111111"/>
+                <w:sz w:val="16"/>
+                <w:szCs w:val="16"/>
               </w:rPr>
               <w:t xml:space="preserve"/>
             </w:r>
@@ -5852,7 +5698,7 @@
       </w:tr>
       <w:tr>
         <w:trPr>
-          <w:trHeight w:val="430" w:hRule="atLeast"/>
+          <w:trHeight w:val="240" w:hRule="atLeast"/>
         </w:trPr>
         <w:tc>
           <w:tcPr>
@@ -5867,19 +5713,19 @@
           </w:tcPr>
           <w:p>
             <w:pPr>
-              <w:spacing w:after="0" w:line="270"/>
-              <w:jc w:val="center"/>
-            </w:pPr>
-            <w:r>
-              <w:rPr>
-                <w:rFonts w:ascii="Times New Roman" w:cs="Times New Roman" w:eastAsia="Times New Roman" w:hAnsi="Times New Roman"/>
-                <w:b w:val="false"/>
-                <w:bCs w:val="false"/>
-                <w:i w:val="false"/>
-                <w:iCs w:val="false"/>
-                <w:color w:val="111111"/>
-                <w:sz w:val="19"/>
-                <w:szCs w:val="19"/>
+              <w:spacing w:after="0" w:line="198"/>
+              <w:jc w:val="center"/>
+            </w:pPr>
+            <w:r>
+              <w:rPr>
+                <w:rFonts w:ascii="Times New Roman" w:cs="Times New Roman" w:eastAsia="Times New Roman" w:hAnsi="Times New Roman"/>
+                <w:b w:val="false"/>
+                <w:bCs w:val="false"/>
+                <w:i w:val="false"/>
+                <w:iCs w:val="false"/>
+                <w:color w:val="111111"/>
+                <w:sz w:val="15"/>
+                <w:szCs w:val="15"/>
               </w:rPr>
               <w:t xml:space="preserve">5</w:t>
             </w:r>
@@ -5899,7 +5745,7 @@
           <w:p>
             <w:pPr>
               <w:bidi/>
-              <w:spacing w:after="0" w:line="320"/>
+              <w:spacing w:after="0" w:line="198"/>
             </w:pPr>
             <w:r>
               <w:rPr>
@@ -5907,8 +5753,8 @@
                 <w:b w:val="false"/>
                 <w:bCs w:val="false"/>
                 <w:color w:val="111111"/>
-                <w:sz w:val="30"/>
-                <w:szCs w:val="30"/>
+                <w:sz w:val="26"/>
+                <w:szCs w:val="26"/>
                 <w:rtl/>
               </w:rPr>
               <w:t xml:space="preserve">اَللَّازِمَةُ</w:t>
@@ -5928,18 +5774,18 @@
           </w:tcPr>
           <w:p>
             <w:pPr>
-              <w:spacing w:after="0" w:line="270"/>
-            </w:pPr>
-            <w:r>
-              <w:rPr>
-                <w:rFonts w:ascii="Times New Roman" w:cs="Times New Roman" w:eastAsia="Times New Roman" w:hAnsi="Times New Roman"/>
-                <w:b w:val="false"/>
-                <w:bCs w:val="false"/>
-                <w:i w:val="false"/>
-                <w:iCs w:val="false"/>
-                <w:color w:val="111111"/>
-                <w:sz w:val="20"/>
-                <w:szCs w:val="20"/>
+              <w:spacing w:after="0" w:line="198"/>
+            </w:pPr>
+            <w:r>
+              <w:rPr>
+                <w:rFonts w:ascii="Times New Roman" w:cs="Times New Roman" w:eastAsia="Times New Roman" w:hAnsi="Times New Roman"/>
+                <w:b w:val="false"/>
+                <w:bCs w:val="false"/>
+                <w:i w:val="false"/>
+                <w:iCs w:val="false"/>
+                <w:color w:val="111111"/>
+                <w:sz w:val="16"/>
+                <w:szCs w:val="16"/>
               </w:rPr>
               <w:t xml:space="preserve"/>
             </w:r>
@@ -5952,7 +5798,7 @@
         <w:tabs>
           <w:tab w:val="right" w:pos="9864"/>
         </w:tabs>
-        <w:spacing w:after="90" w:before="220" w:line="280"/>
+        <w:spacing w:after="20" w:before="48" w:line="198"/>
         <w:ind w:left="340" w:hanging="340"/>
       </w:pPr>
       <w:r>
@@ -5963,16 +5809,16 @@
           <w:i w:val="false"/>
           <w:iCs w:val="false"/>
           <w:color w:val="111111"/>
-          <w:sz w:val="21"/>
-          <w:szCs w:val="21"/>
+          <w:sz w:val="17"/>
+          <w:szCs w:val="17"/>
         </w:rPr>
         <w:t xml:space="preserve">7.</w:t>
       </w:r>
       <w:r>
         <w:rPr>
           <w:rFonts w:ascii="Times New Roman" w:cs="Times New Roman" w:eastAsia="Times New Roman" w:hAnsi="Times New Roman"/>
-          <w:sz w:val="21"/>
-          <w:szCs w:val="21"/>
+          <w:sz w:val="17"/>
+          <w:szCs w:val="17"/>
         </w:rPr>
         <w:tab/>
       </w:r>
@@ -5984,16 +5830,16 @@
           <w:i w:val="false"/>
           <w:iCs w:val="false"/>
           <w:color w:val="111111"/>
-          <w:sz w:val="21"/>
-          <w:szCs w:val="21"/>
+          <w:sz w:val="17"/>
+          <w:szCs w:val="17"/>
         </w:rPr>
         <w:t xml:space="preserve">Aşağıdaki soruları okuma metnine göre Arapça cevaplayınız.</w:t>
       </w:r>
       <w:r>
         <w:rPr>
           <w:rFonts w:ascii="Times New Roman" w:cs="Times New Roman" w:eastAsia="Times New Roman" w:hAnsi="Times New Roman"/>
-          <w:sz w:val="21"/>
-          <w:szCs w:val="21"/>
+          <w:sz w:val="17"/>
+          <w:szCs w:val="17"/>
         </w:rPr>
         <w:tab/>
       </w:r>
@@ -6005,8 +5851,8 @@
           <w:i w:val="false"/>
           <w:iCs w:val="false"/>
           <w:color w:val="55636F"/>
-          <w:sz w:val="18"/>
-          <w:szCs w:val="18"/>
+          <w:sz w:val="14"/>
+          <w:szCs w:val="14"/>
         </w:rPr>
         <w:t xml:space="preserve">(15 puan)</w:t>
       </w:r>
@@ -6014,7 +5860,7 @@
     <w:p>
       <w:pPr>
         <w:keepNext w:val="false"/>
-        <w:spacing w:after="90" w:before="0" w:line="280"/>
+        <w:spacing w:after="20" w:before="0" w:line="198"/>
         <w:ind w:left="340"/>
       </w:pPr>
       <w:r>
@@ -6025,8 +5871,8 @@
           <w:i/>
           <w:iCs/>
           <w:color w:val="5B6772"/>
-          <w:sz w:val="18"/>
-          <w:szCs w:val="18"/>
+          <w:sz w:val="14"/>
+          <w:szCs w:val="14"/>
         </w:rPr>
         <w:t xml:space="preserve">Her doğru cevap 3 puandır.</w:t>
       </w:r>
@@ -6066,7 +5912,7 @@
           </w:tcPr>
           <w:p>
             <w:pPr>
-              <w:spacing w:after="0" w:line="270"/>
+              <w:spacing w:after="0" w:line="198"/>
               <w:jc w:val="center"/>
             </w:pPr>
             <w:r>
@@ -6077,8 +5923,8 @@
                 <w:i w:val="false"/>
                 <w:iCs w:val="false"/>
                 <w:color w:val="111111"/>
-                <w:sz w:val="18"/>
-                <w:szCs w:val="18"/>
+                <w:sz w:val="14"/>
+                <w:szCs w:val="14"/>
               </w:rPr>
               <w:t xml:space="preserve">No</w:t>
             </w:r>
@@ -6098,7 +5944,7 @@
           </w:tcPr>
           <w:p>
             <w:pPr>
-              <w:spacing w:after="0" w:line="270"/>
+              <w:spacing w:after="0" w:line="198"/>
               <w:jc w:val="center"/>
             </w:pPr>
             <w:r>
@@ -6109,8 +5955,8 @@
                 <w:i w:val="false"/>
                 <w:iCs w:val="false"/>
                 <w:color w:val="111111"/>
-                <w:sz w:val="18"/>
-                <w:szCs w:val="18"/>
+                <w:sz w:val="14"/>
+                <w:szCs w:val="14"/>
               </w:rPr>
               <w:t xml:space="preserve">Soru</w:t>
             </w:r>
@@ -6130,7 +5976,7 @@
           </w:tcPr>
           <w:p>
             <w:pPr>
-              <w:spacing w:after="0" w:line="270"/>
+              <w:spacing w:after="0" w:line="198"/>
               <w:jc w:val="center"/>
             </w:pPr>
             <w:r>
@@ -6141,8 +5987,8 @@
                 <w:i w:val="false"/>
                 <w:iCs w:val="false"/>
                 <w:color w:val="111111"/>
-                <w:sz w:val="18"/>
-                <w:szCs w:val="18"/>
+                <w:sz w:val="14"/>
+                <w:szCs w:val="14"/>
               </w:rPr>
               <w:t xml:space="preserve">Arapça cevabın</w:t>
             </w:r>
@@ -6151,7 +5997,7 @@
       </w:tr>
       <w:tr>
         <w:trPr>
-          <w:trHeight w:val="560" w:hRule="atLeast"/>
+          <w:trHeight w:val="313" w:hRule="atLeast"/>
         </w:trPr>
         <w:tc>
           <w:tcPr>
@@ -6166,19 +6012,19 @@
           </w:tcPr>
           <w:p>
             <w:pPr>
-              <w:spacing w:after="0" w:line="270"/>
-              <w:jc w:val="center"/>
-            </w:pPr>
-            <w:r>
-              <w:rPr>
-                <w:rFonts w:ascii="Times New Roman" w:cs="Times New Roman" w:eastAsia="Times New Roman" w:hAnsi="Times New Roman"/>
-                <w:b w:val="false"/>
-                <w:bCs w:val="false"/>
-                <w:i w:val="false"/>
-                <w:iCs w:val="false"/>
-                <w:color w:val="111111"/>
-                <w:sz w:val="19"/>
-                <w:szCs w:val="19"/>
+              <w:spacing w:after="0" w:line="198"/>
+              <w:jc w:val="center"/>
+            </w:pPr>
+            <w:r>
+              <w:rPr>
+                <w:rFonts w:ascii="Times New Roman" w:cs="Times New Roman" w:eastAsia="Times New Roman" w:hAnsi="Times New Roman"/>
+                <w:b w:val="false"/>
+                <w:bCs w:val="false"/>
+                <w:i w:val="false"/>
+                <w:iCs w:val="false"/>
+                <w:color w:val="111111"/>
+                <w:sz w:val="15"/>
+                <w:szCs w:val="15"/>
               </w:rPr>
               <w:t xml:space="preserve">1</w:t>
             </w:r>
@@ -6197,18 +6043,18 @@
           </w:tcPr>
           <w:p>
             <w:pPr>
-              <w:spacing w:after="0" w:line="270"/>
-            </w:pPr>
-            <w:r>
-              <w:rPr>
-                <w:rFonts w:ascii="Times New Roman" w:cs="Times New Roman" w:eastAsia="Times New Roman" w:hAnsi="Times New Roman"/>
-                <w:b w:val="false"/>
-                <w:bCs w:val="false"/>
-                <w:i w:val="false"/>
-                <w:iCs w:val="false"/>
-                <w:color w:val="111111"/>
-                <w:sz w:val="20"/>
-                <w:szCs w:val="20"/>
+              <w:spacing w:after="0" w:line="198"/>
+            </w:pPr>
+            <w:r>
+              <w:rPr>
+                <w:rFonts w:ascii="Times New Roman" w:cs="Times New Roman" w:eastAsia="Times New Roman" w:hAnsi="Times New Roman"/>
+                <w:b w:val="false"/>
+                <w:bCs w:val="false"/>
+                <w:i w:val="false"/>
+                <w:iCs w:val="false"/>
+                <w:color w:val="111111"/>
+                <w:sz w:val="16"/>
+                <w:szCs w:val="16"/>
               </w:rPr>
               <w:t xml:space="preserve">Babaya göre tatil ne için bir fırsattır?</w:t>
             </w:r>
@@ -6228,7 +6074,7 @@
           <w:p>
             <w:pPr>
               <w:bidi/>
-              <w:spacing w:after="0" w:line="320"/>
+              <w:spacing w:after="0" w:line="198"/>
             </w:pPr>
             <w:r>
               <w:rPr>
@@ -6236,8 +6082,8 @@
                 <w:b w:val="false"/>
                 <w:bCs w:val="false"/>
                 <w:color w:val="111111"/>
-                <w:sz w:val="28"/>
-                <w:szCs w:val="28"/>
+                <w:sz w:val="24"/>
+                <w:szCs w:val="24"/>
                 <w:rtl/>
               </w:rPr>
               <w:t xml:space="preserve"/>
@@ -6247,7 +6093,7 @@
       </w:tr>
       <w:tr>
         <w:trPr>
-          <w:trHeight w:val="560" w:hRule="atLeast"/>
+          <w:trHeight w:val="313" w:hRule="atLeast"/>
         </w:trPr>
         <w:tc>
           <w:tcPr>
@@ -6262,19 +6108,19 @@
           </w:tcPr>
           <w:p>
             <w:pPr>
-              <w:spacing w:after="0" w:line="270"/>
-              <w:jc w:val="center"/>
-            </w:pPr>
-            <w:r>
-              <w:rPr>
-                <w:rFonts w:ascii="Times New Roman" w:cs="Times New Roman" w:eastAsia="Times New Roman" w:hAnsi="Times New Roman"/>
-                <w:b w:val="false"/>
-                <w:bCs w:val="false"/>
-                <w:i w:val="false"/>
-                <w:iCs w:val="false"/>
-                <w:color w:val="111111"/>
-                <w:sz w:val="19"/>
-                <w:szCs w:val="19"/>
+              <w:spacing w:after="0" w:line="198"/>
+              <w:jc w:val="center"/>
+            </w:pPr>
+            <w:r>
+              <w:rPr>
+                <w:rFonts w:ascii="Times New Roman" w:cs="Times New Roman" w:eastAsia="Times New Roman" w:hAnsi="Times New Roman"/>
+                <w:b w:val="false"/>
+                <w:bCs w:val="false"/>
+                <w:i w:val="false"/>
+                <w:iCs w:val="false"/>
+                <w:color w:val="111111"/>
+                <w:sz w:val="15"/>
+                <w:szCs w:val="15"/>
               </w:rPr>
               <w:t xml:space="preserve">2</w:t>
             </w:r>
@@ -6293,18 +6139,18 @@
           </w:tcPr>
           <w:p>
             <w:pPr>
-              <w:spacing w:after="0" w:line="270"/>
-            </w:pPr>
-            <w:r>
-              <w:rPr>
-                <w:rFonts w:ascii="Times New Roman" w:cs="Times New Roman" w:eastAsia="Times New Roman" w:hAnsi="Times New Roman"/>
-                <w:b w:val="false"/>
-                <w:bCs w:val="false"/>
-                <w:i w:val="false"/>
-                <w:iCs w:val="false"/>
-                <w:color w:val="111111"/>
-                <w:sz w:val="20"/>
-                <w:szCs w:val="20"/>
+              <w:spacing w:after="0" w:line="198"/>
+            </w:pPr>
+            <w:r>
+              <w:rPr>
+                <w:rFonts w:ascii="Times New Roman" w:cs="Times New Roman" w:eastAsia="Times New Roman" w:hAnsi="Times New Roman"/>
+                <w:b w:val="false"/>
+                <w:bCs w:val="false"/>
+                <w:i w:val="false"/>
+                <w:iCs w:val="false"/>
+                <w:color w:val="111111"/>
+                <w:sz w:val="16"/>
+                <w:szCs w:val="16"/>
               </w:rPr>
               <w:t xml:space="preserve">Ahmet tatilde ne öğrenmek istemektedir?</w:t>
             </w:r>
@@ -6324,7 +6170,7 @@
           <w:p>
             <w:pPr>
               <w:bidi/>
-              <w:spacing w:after="0" w:line="320"/>
+              <w:spacing w:after="0" w:line="198"/>
             </w:pPr>
             <w:r>
               <w:rPr>
@@ -6332,8 +6178,8 @@
                 <w:b w:val="false"/>
                 <w:bCs w:val="false"/>
                 <w:color w:val="111111"/>
-                <w:sz w:val="28"/>
-                <w:szCs w:val="28"/>
+                <w:sz w:val="24"/>
+                <w:szCs w:val="24"/>
                 <w:rtl/>
               </w:rPr>
               <w:t xml:space="preserve"/>
@@ -6343,7 +6189,7 @@
       </w:tr>
       <w:tr>
         <w:trPr>
-          <w:trHeight w:val="560" w:hRule="atLeast"/>
+          <w:trHeight w:val="313" w:hRule="atLeast"/>
         </w:trPr>
         <w:tc>
           <w:tcPr>
@@ -6358,19 +6204,19 @@
           </w:tcPr>
           <w:p>
             <w:pPr>
-              <w:spacing w:after="0" w:line="270"/>
-              <w:jc w:val="center"/>
-            </w:pPr>
-            <w:r>
-              <w:rPr>
-                <w:rFonts w:ascii="Times New Roman" w:cs="Times New Roman" w:eastAsia="Times New Roman" w:hAnsi="Times New Roman"/>
-                <w:b w:val="false"/>
-                <w:bCs w:val="false"/>
-                <w:i w:val="false"/>
-                <w:iCs w:val="false"/>
-                <w:color w:val="111111"/>
-                <w:sz w:val="19"/>
-                <w:szCs w:val="19"/>
+              <w:spacing w:after="0" w:line="198"/>
+              <w:jc w:val="center"/>
+            </w:pPr>
+            <w:r>
+              <w:rPr>
+                <w:rFonts w:ascii="Times New Roman" w:cs="Times New Roman" w:eastAsia="Times New Roman" w:hAnsi="Times New Roman"/>
+                <w:b w:val="false"/>
+                <w:bCs w:val="false"/>
+                <w:i w:val="false"/>
+                <w:iCs w:val="false"/>
+                <w:color w:val="111111"/>
+                <w:sz w:val="15"/>
+                <w:szCs w:val="15"/>
               </w:rPr>
               <w:t xml:space="preserve">3</w:t>
             </w:r>
@@ -6389,18 +6235,18 @@
           </w:tcPr>
           <w:p>
             <w:pPr>
-              <w:spacing w:after="0" w:line="270"/>
-            </w:pPr>
-            <w:r>
-              <w:rPr>
-                <w:rFonts w:ascii="Times New Roman" w:cs="Times New Roman" w:eastAsia="Times New Roman" w:hAnsi="Times New Roman"/>
-                <w:b w:val="false"/>
-                <w:bCs w:val="false"/>
-                <w:i w:val="false"/>
-                <w:iCs w:val="false"/>
-                <w:color w:val="111111"/>
-                <w:sz w:val="20"/>
-                <w:szCs w:val="20"/>
+              <w:spacing w:after="0" w:line="198"/>
+            </w:pPr>
+            <w:r>
+              <w:rPr>
+                <w:rFonts w:ascii="Times New Roman" w:cs="Times New Roman" w:eastAsia="Times New Roman" w:hAnsi="Times New Roman"/>
+                <w:b w:val="false"/>
+                <w:bCs w:val="false"/>
+                <w:i w:val="false"/>
+                <w:iCs w:val="false"/>
+                <w:color w:val="111111"/>
+                <w:sz w:val="16"/>
+                <w:szCs w:val="16"/>
               </w:rPr>
               <w:t xml:space="preserve">Anne haftada kaç kez gönüllü çalışacaktır?</w:t>
             </w:r>
@@ -6420,7 +6266,7 @@
           <w:p>
             <w:pPr>
               <w:bidi/>
-              <w:spacing w:after="0" w:line="320"/>
+              <w:spacing w:after="0" w:line="198"/>
             </w:pPr>
             <w:r>
               <w:rPr>
@@ -6428,8 +6274,8 @@
                 <w:b w:val="false"/>
                 <w:bCs w:val="false"/>
                 <w:color w:val="111111"/>
-                <w:sz w:val="28"/>
-                <w:szCs w:val="28"/>
+                <w:sz w:val="24"/>
+                <w:szCs w:val="24"/>
                 <w:rtl/>
               </w:rPr>
               <w:t xml:space="preserve"/>
@@ -6439,7 +6285,7 @@
       </w:tr>
       <w:tr>
         <w:trPr>
-          <w:trHeight w:val="560" w:hRule="atLeast"/>
+          <w:trHeight w:val="313" w:hRule="atLeast"/>
         </w:trPr>
         <w:tc>
           <w:tcPr>
@@ -6454,19 +6300,19 @@
           </w:tcPr>
           <w:p>
             <w:pPr>
-              <w:spacing w:after="0" w:line="270"/>
-              <w:jc w:val="center"/>
-            </w:pPr>
-            <w:r>
-              <w:rPr>
-                <w:rFonts w:ascii="Times New Roman" w:cs="Times New Roman" w:eastAsia="Times New Roman" w:hAnsi="Times New Roman"/>
-                <w:b w:val="false"/>
-                <w:bCs w:val="false"/>
-                <w:i w:val="false"/>
-                <w:iCs w:val="false"/>
-                <w:color w:val="111111"/>
-                <w:sz w:val="19"/>
-                <w:szCs w:val="19"/>
+              <w:spacing w:after="0" w:line="198"/>
+              <w:jc w:val="center"/>
+            </w:pPr>
+            <w:r>
+              <w:rPr>
+                <w:rFonts w:ascii="Times New Roman" w:cs="Times New Roman" w:eastAsia="Times New Roman" w:hAnsi="Times New Roman"/>
+                <w:b w:val="false"/>
+                <w:bCs w:val="false"/>
+                <w:i w:val="false"/>
+                <w:iCs w:val="false"/>
+                <w:color w:val="111111"/>
+                <w:sz w:val="15"/>
+                <w:szCs w:val="15"/>
               </w:rPr>
               <w:t xml:space="preserve">4</w:t>
             </w:r>
@@ -6485,18 +6331,18 @@
           </w:tcPr>
           <w:p>
             <w:pPr>
-              <w:spacing w:after="0" w:line="270"/>
-            </w:pPr>
-            <w:r>
-              <w:rPr>
-                <w:rFonts w:ascii="Times New Roman" w:cs="Times New Roman" w:eastAsia="Times New Roman" w:hAnsi="Times New Roman"/>
-                <w:b w:val="false"/>
-                <w:bCs w:val="false"/>
-                <w:i w:val="false"/>
-                <w:iCs w:val="false"/>
-                <w:color w:val="111111"/>
-                <w:sz w:val="20"/>
-                <w:szCs w:val="20"/>
+              <w:spacing w:after="0" w:line="198"/>
+            </w:pPr>
+            <w:r>
+              <w:rPr>
+                <w:rFonts w:ascii="Times New Roman" w:cs="Times New Roman" w:eastAsia="Times New Roman" w:hAnsi="Times New Roman"/>
+                <w:b w:val="false"/>
+                <w:bCs w:val="false"/>
+                <w:i w:val="false"/>
+                <w:iCs w:val="false"/>
+                <w:color w:val="111111"/>
+                <w:sz w:val="16"/>
+                <w:szCs w:val="16"/>
               </w:rPr>
               <w:t xml:space="preserve">Aile kampa hangi ayın başında gidecektir?</w:t>
             </w:r>
@@ -6516,7 +6362,7 @@
           <w:p>
             <w:pPr>
               <w:bidi/>
-              <w:spacing w:after="0" w:line="320"/>
+              <w:spacing w:after="0" w:line="198"/>
             </w:pPr>
             <w:r>
               <w:rPr>
@@ -6524,8 +6370,8 @@
                 <w:b w:val="false"/>
                 <w:bCs w:val="false"/>
                 <w:color w:val="111111"/>
-                <w:sz w:val="28"/>
-                <w:szCs w:val="28"/>
+                <w:sz w:val="24"/>
+                <w:szCs w:val="24"/>
                 <w:rtl/>
               </w:rPr>
               <w:t xml:space="preserve"/>
@@ -6535,7 +6381,7 @@
       </w:tr>
       <w:tr>
         <w:trPr>
-          <w:trHeight w:val="560" w:hRule="atLeast"/>
+          <w:trHeight w:val="313" w:hRule="atLeast"/>
         </w:trPr>
         <w:tc>
           <w:tcPr>
@@ -6550,19 +6396,19 @@
           </w:tcPr>
           <w:p>
             <w:pPr>
-              <w:spacing w:after="0" w:line="270"/>
-              <w:jc w:val="center"/>
-            </w:pPr>
-            <w:r>
-              <w:rPr>
-                <w:rFonts w:ascii="Times New Roman" w:cs="Times New Roman" w:eastAsia="Times New Roman" w:hAnsi="Times New Roman"/>
-                <w:b w:val="false"/>
-                <w:bCs w:val="false"/>
-                <w:i w:val="false"/>
-                <w:iCs w:val="false"/>
-                <w:color w:val="111111"/>
-                <w:sz w:val="19"/>
-                <w:szCs w:val="19"/>
+              <w:spacing w:after="0" w:line="198"/>
+              <w:jc w:val="center"/>
+            </w:pPr>
+            <w:r>
+              <w:rPr>
+                <w:rFonts w:ascii="Times New Roman" w:cs="Times New Roman" w:eastAsia="Times New Roman" w:hAnsi="Times New Roman"/>
+                <w:b w:val="false"/>
+                <w:bCs w:val="false"/>
+                <w:i w:val="false"/>
+                <w:iCs w:val="false"/>
+                <w:color w:val="111111"/>
+                <w:sz w:val="15"/>
+                <w:szCs w:val="15"/>
               </w:rPr>
               <w:t xml:space="preserve">5</w:t>
             </w:r>
@@ -6581,18 +6427,18 @@
           </w:tcPr>
           <w:p>
             <w:pPr>
-              <w:spacing w:after="0" w:line="270"/>
-            </w:pPr>
-            <w:r>
-              <w:rPr>
-                <w:rFonts w:ascii="Times New Roman" w:cs="Times New Roman" w:eastAsia="Times New Roman" w:hAnsi="Times New Roman"/>
-                <w:b w:val="false"/>
-                <w:bCs w:val="false"/>
-                <w:i w:val="false"/>
-                <w:iCs w:val="false"/>
-                <w:color w:val="111111"/>
-                <w:sz w:val="20"/>
-                <w:szCs w:val="20"/>
+              <w:spacing w:after="0" w:line="198"/>
+            </w:pPr>
+            <w:r>
+              <w:rPr>
+                <w:rFonts w:ascii="Times New Roman" w:cs="Times New Roman" w:eastAsia="Times New Roman" w:hAnsi="Times New Roman"/>
+                <w:b w:val="false"/>
+                <w:bCs w:val="false"/>
+                <w:i w:val="false"/>
+                <w:iCs w:val="false"/>
+                <w:color w:val="111111"/>
+                <w:sz w:val="16"/>
+                <w:szCs w:val="16"/>
               </w:rPr>
               <w:t xml:space="preserve">Baba çocukları neyi ihmal etmemeleri için uyarmıştır?</w:t>
             </w:r>
@@ -6612,7 +6458,7 @@
           <w:p>
             <w:pPr>
               <w:bidi/>
-              <w:spacing w:after="0" w:line="320"/>
+              <w:spacing w:after="0" w:line="198"/>
             </w:pPr>
             <w:r>
               <w:rPr>
@@ -6620,8 +6466,8 @@
                 <w:b w:val="false"/>
                 <w:bCs w:val="false"/>
                 <w:color w:val="111111"/>
-                <w:sz w:val="28"/>
-                <w:szCs w:val="28"/>
+                <w:sz w:val="24"/>
+                <w:szCs w:val="24"/>
                 <w:rtl/>
               </w:rPr>
               <w:t xml:space="preserve"/>
@@ -6635,7 +6481,7 @@
         <w:tabs>
           <w:tab w:val="right" w:pos="9864"/>
         </w:tabs>
-        <w:spacing w:after="90" w:before="220" w:line="280"/>
+        <w:spacing w:after="20" w:before="48" w:line="198"/>
         <w:ind w:left="340" w:hanging="340"/>
       </w:pPr>
       <w:r>
@@ -6646,16 +6492,16 @@
           <w:i w:val="false"/>
           <w:iCs w:val="false"/>
           <w:color w:val="111111"/>
-          <w:sz w:val="21"/>
-          <w:szCs w:val="21"/>
+          <w:sz w:val="17"/>
+          <w:szCs w:val="17"/>
         </w:rPr>
         <w:t xml:space="preserve">8.</w:t>
       </w:r>
       <w:r>
         <w:rPr>
           <w:rFonts w:ascii="Times New Roman" w:cs="Times New Roman" w:eastAsia="Times New Roman" w:hAnsi="Times New Roman"/>
-          <w:sz w:val="21"/>
-          <w:szCs w:val="21"/>
+          <w:sz w:val="17"/>
+          <w:szCs w:val="17"/>
         </w:rPr>
         <w:tab/>
       </w:r>
@@ -6667,16 +6513,16 @@
           <w:i w:val="false"/>
           <w:iCs w:val="false"/>
           <w:color w:val="111111"/>
-          <w:sz w:val="21"/>
-          <w:szCs w:val="21"/>
+          <w:sz w:val="17"/>
+          <w:szCs w:val="17"/>
         </w:rPr>
         <w:t xml:space="preserve">Kendi tatil planınızı anlatan bir metin yazınız. Gideceğiniz yeri, ulaşım aracını, hazırlıklarınızı ve etkinliklerinizi belirtiniz.</w:t>
       </w:r>
       <w:r>
         <w:rPr>
           <w:rFonts w:ascii="Times New Roman" w:cs="Times New Roman" w:eastAsia="Times New Roman" w:hAnsi="Times New Roman"/>
-          <w:sz w:val="21"/>
-          <w:szCs w:val="21"/>
+          <w:sz w:val="17"/>
+          <w:szCs w:val="17"/>
         </w:rPr>
         <w:tab/>
       </w:r>
@@ -6688,8 +6534,8 @@
           <w:i w:val="false"/>
           <w:iCs w:val="false"/>
           <w:color w:val="55636F"/>
-          <w:sz w:val="18"/>
-          <w:szCs w:val="18"/>
+          <w:sz w:val="14"/>
+          <w:szCs w:val="14"/>
         </w:rPr>
         <w:t xml:space="preserve">(15 puan)</w:t>
       </w:r>
@@ -6697,7 +6543,7 @@
     <w:p>
       <w:pPr>
         <w:keepNext w:val="false"/>
-        <w:spacing w:after="90" w:before="0" w:line="280"/>
+        <w:spacing w:after="20" w:before="0" w:line="198"/>
         <w:ind w:left="340"/>
       </w:pPr>
       <w:r>
@@ -6708,8 +6554,8 @@
           <w:i/>
           <w:iCs/>
           <w:color w:val="5B6772"/>
-          <w:sz w:val="18"/>
-          <w:szCs w:val="18"/>
+          <w:sz w:val="14"/>
+          <w:szCs w:val="14"/>
         </w:rPr>
         <w:t xml:space="preserve">En az sekiz cümle yazınız. Havuzdaki yapılardan yararlanabilirsiniz.</w:t>
       </w:r>
@@ -6744,7 +6590,7 @@
           </w:tcPr>
           <w:p>
             <w:pPr>
-              <w:spacing w:after="50"/>
+              <w:spacing w:after="11"/>
             </w:pPr>
             <w:r>
               <w:rPr>
@@ -6754,8 +6600,8 @@
                 <w:i w:val="false"/>
                 <w:iCs w:val="false"/>
                 <w:color w:val="39454F"/>
-                <w:sz w:val="17"/>
-                <w:szCs w:val="17"/>
+                <w:sz w:val="13"/>
+                <w:szCs w:val="13"/>
               </w:rPr>
               <w:t xml:space="preserve">KELİME HAVUZU</w:t>
             </w:r>
@@ -6763,7 +6609,7 @@
           <w:p>
             <w:pPr>
               <w:bidi/>
-              <w:spacing w:after="0" w:line="360"/>
+              <w:spacing w:after="0" w:line="198"/>
               <w:jc w:val="center"/>
             </w:pPr>
             <w:r>
@@ -6772,8 +6618,8 @@
                 <w:b w:val="false"/>
                 <w:bCs w:val="false"/>
                 <w:color w:val="111111"/>
-                <w:sz w:val="30"/>
-                <w:szCs w:val="30"/>
+                <w:sz w:val="26"/>
+                <w:szCs w:val="26"/>
                 <w:rtl/>
               </w:rPr>
               <w:t xml:space="preserve">فِي الْعُطْلَةِ   —   سَوْفَ أُسَافِرُ   —   بِالطَّائِرَةِ   —   لِأَنَّ   —   سَأَضَعُ فِي حَقِيبَتِي   —   يَجِبُ عَلَيَّ أَنْ   —   أَرْخَصُ مِنْ   —   فِي النِّهَايَةِ</w:t>
@@ -6784,7 +6630,7 @@
     </w:tbl>
     <w:p>
       <w:pPr>
-        <w:spacing w:after="80"/>
+        <w:spacing w:after="18"/>
       </w:pPr>
       <w:r>
         <w:rPr>
@@ -6794,8 +6640,8 @@
           <w:i w:val="false"/>
           <w:iCs w:val="false"/>
           <w:color w:val="111111"/>
-          <w:sz w:val="21"/>
-          <w:szCs w:val="21"/>
+          <w:sz w:val="17"/>
+          <w:szCs w:val="17"/>
         </w:rPr>
         <w:t xml:space="preserve"/>
       </w:r>
@@ -6806,7 +6652,7 @@
           <w:bottom w:val="dotted" w:color="97A4B1" w:sz="6"/>
         </w:pBdr>
         <w:bidi/>
-        <w:spacing w:after="210" w:line="300"/>
+        <w:spacing w:after="46" w:line="198"/>
       </w:pPr>
       <w:r>
         <w:rPr>
@@ -6816,8 +6662,8 @@
           <w:i w:val="false"/>
           <w:iCs w:val="false"/>
           <w:color w:val="111111"/>
-          <w:sz w:val="21"/>
-          <w:szCs w:val="21"/>
+          <w:sz w:val="17"/>
+          <w:szCs w:val="17"/>
         </w:rPr>
         <w:t xml:space="preserve"/>
       </w:r>
@@ -6828,7 +6674,7 @@
           <w:bottom w:val="dotted" w:color="96A3B0" w:sz="6"/>
         </w:pBdr>
         <w:bidi/>
-        <w:spacing w:after="210" w:line="300"/>
+        <w:spacing w:after="46" w:line="198"/>
       </w:pPr>
       <w:r>
         <w:rPr>
@@ -6838,8 +6684,8 @@
           <w:i w:val="false"/>
           <w:iCs w:val="false"/>
           <w:color w:val="111111"/>
-          <w:sz w:val="21"/>
-          <w:szCs w:val="21"/>
+          <w:sz w:val="17"/>
+          <w:szCs w:val="17"/>
         </w:rPr>
         <w:t xml:space="preserve"/>
       </w:r>
@@ -6850,7 +6696,7 @@
           <w:bottom w:val="dotted" w:color="97A4B1" w:sz="6"/>
         </w:pBdr>
         <w:bidi/>
-        <w:spacing w:after="210" w:line="300"/>
+        <w:spacing w:after="46" w:line="198"/>
       </w:pPr>
       <w:r>
         <w:rPr>
@@ -6860,19 +6706,15 @@
           <w:i w:val="false"/>
           <w:iCs w:val="false"/>
           <w:color w:val="111111"/>
-          <w:sz w:val="21"/>
-          <w:szCs w:val="21"/>
+          <w:sz w:val="17"/>
+          <w:szCs w:val="17"/>
         </w:rPr>
         <w:t xml:space="preserve"/>
       </w:r>
     </w:p>
     <w:p>
       <w:pPr>
-        <w:pBdr>
-          <w:bottom w:val="dotted" w:color="96A3B0" w:sz="6"/>
-        </w:pBdr>
-        <w:bidi/>
-        <w:spacing w:after="210" w:line="300"/>
+        <w:spacing w:after="40"/>
       </w:pPr>
       <w:r>
         <w:rPr>
@@ -6882,114 +6724,8 @@
           <w:i w:val="false"/>
           <w:iCs w:val="false"/>
           <w:color w:val="111111"/>
-          <w:sz w:val="21"/>
-          <w:szCs w:val="21"/>
-        </w:rPr>
-        <w:t xml:space="preserve"/>
-      </w:r>
-    </w:p>
-    <w:p>
-      <w:pPr>
-        <w:pBdr>
-          <w:bottom w:val="dotted" w:color="97A4B1" w:sz="6"/>
-        </w:pBdr>
-        <w:bidi/>
-        <w:spacing w:after="210" w:line="300"/>
-      </w:pPr>
-      <w:r>
-        <w:rPr>
-          <w:rFonts w:ascii="Times New Roman" w:cs="Times New Roman" w:eastAsia="Times New Roman" w:hAnsi="Times New Roman"/>
-          <w:b w:val="false"/>
-          <w:bCs w:val="false"/>
-          <w:i w:val="false"/>
-          <w:iCs w:val="false"/>
-          <w:color w:val="111111"/>
-          <w:sz w:val="21"/>
-          <w:szCs w:val="21"/>
-        </w:rPr>
-        <w:t xml:space="preserve"/>
-      </w:r>
-    </w:p>
-    <w:p>
-      <w:pPr>
-        <w:pBdr>
-          <w:bottom w:val="dotted" w:color="96A3B0" w:sz="6"/>
-        </w:pBdr>
-        <w:bidi/>
-        <w:spacing w:after="210" w:line="300"/>
-      </w:pPr>
-      <w:r>
-        <w:rPr>
-          <w:rFonts w:ascii="Times New Roman" w:cs="Times New Roman" w:eastAsia="Times New Roman" w:hAnsi="Times New Roman"/>
-          <w:b w:val="false"/>
-          <w:bCs w:val="false"/>
-          <w:i w:val="false"/>
-          <w:iCs w:val="false"/>
-          <w:color w:val="111111"/>
-          <w:sz w:val="21"/>
-          <w:szCs w:val="21"/>
-        </w:rPr>
-        <w:t xml:space="preserve"/>
-      </w:r>
-    </w:p>
-    <w:p>
-      <w:pPr>
-        <w:pBdr>
-          <w:bottom w:val="dotted" w:color="97A4B1" w:sz="6"/>
-        </w:pBdr>
-        <w:bidi/>
-        <w:spacing w:after="210" w:line="300"/>
-      </w:pPr>
-      <w:r>
-        <w:rPr>
-          <w:rFonts w:ascii="Times New Roman" w:cs="Times New Roman" w:eastAsia="Times New Roman" w:hAnsi="Times New Roman"/>
-          <w:b w:val="false"/>
-          <w:bCs w:val="false"/>
-          <w:i w:val="false"/>
-          <w:iCs w:val="false"/>
-          <w:color w:val="111111"/>
-          <w:sz w:val="21"/>
-          <w:szCs w:val="21"/>
-        </w:rPr>
-        <w:t xml:space="preserve"/>
-      </w:r>
-    </w:p>
-    <w:p>
-      <w:pPr>
-        <w:pBdr>
-          <w:bottom w:val="dotted" w:color="96A3B0" w:sz="6"/>
-        </w:pBdr>
-        <w:bidi/>
-        <w:spacing w:after="210" w:line="300"/>
-      </w:pPr>
-      <w:r>
-        <w:rPr>
-          <w:rFonts w:ascii="Times New Roman" w:cs="Times New Roman" w:eastAsia="Times New Roman" w:hAnsi="Times New Roman"/>
-          <w:b w:val="false"/>
-          <w:bCs w:val="false"/>
-          <w:i w:val="false"/>
-          <w:iCs w:val="false"/>
-          <w:color w:val="111111"/>
-          <w:sz w:val="21"/>
-          <w:szCs w:val="21"/>
-        </w:rPr>
-        <w:t xml:space="preserve"/>
-      </w:r>
-    </w:p>
-    <w:p>
-      <w:pPr>
-        <w:spacing w:after="180"/>
-      </w:pPr>
-      <w:r>
-        <w:rPr>
-          <w:rFonts w:ascii="Times New Roman" w:cs="Times New Roman" w:eastAsia="Times New Roman" w:hAnsi="Times New Roman"/>
-          <w:b w:val="false"/>
-          <w:bCs w:val="false"/>
-          <w:i w:val="false"/>
-          <w:iCs w:val="false"/>
-          <w:color w:val="111111"/>
-          <w:sz w:val="21"/>
-          <w:szCs w:val="21"/>
+          <w:sz w:val="17"/>
+          <w:szCs w:val="17"/>
         </w:rPr>
         <w:t xml:space="preserve"/>
       </w:r>
@@ -6997,7 +6733,7 @@
     <w:p>
       <w:pPr>
         <w:keepNext w:val="false"/>
-        <w:spacing w:after="70" w:before="0" w:line="280"/>
+        <w:spacing w:after="15" w:before="0" w:line="198"/>
         <w:jc w:val="center"/>
       </w:pPr>
       <w:r>
@@ -7008,8 +6744,8 @@
           <w:i/>
           <w:iCs/>
           <w:color w:val="5B6772"/>
-          <w:sz w:val="19"/>
-          <w:szCs w:val="19"/>
+          <w:sz w:val="15"/>
+          <w:szCs w:val="15"/>
         </w:rPr>
         <w:t xml:space="preserve">Başarılar dilerim.</w:t>
       </w:r>
@@ -7017,7 +6753,7 @@
     <w:p>
       <w:pPr>
         <w:keepNext w:val="false"/>
-        <w:spacing w:after="70" w:before="0" w:line="280"/>
+        <w:spacing w:after="15" w:before="0" w:line="198"/>
         <w:jc w:val="center"/>
       </w:pPr>
       <w:r>
@@ -7028,8 +6764,8 @@
           <w:i w:val="false"/>
           <w:iCs w:val="false"/>
           <w:color w:val="5B6772"/>
-          <w:sz w:val="18"/>
-          <w:szCs w:val="18"/>
+          <w:sz w:val="14"/>
+          <w:szCs w:val="14"/>
         </w:rPr>
         <w:t xml:space="preserve">Arapça Öğretmeni</w:t>
       </w:r>
@@ -7044,7 +6780,7 @@
         <w:pBdr>
           <w:bottom w:val="single" w:color="3F4C58" w:sz="8"/>
         </w:pBdr>
-        <w:spacing w:after="40"/>
+        <w:spacing w:after="9"/>
         <w:jc w:val="center"/>
       </w:pPr>
       <w:r>
@@ -7055,8 +6791,8 @@
           <w:i w:val="false"/>
           <w:iCs w:val="false"/>
           <w:color w:val="15222E"/>
-          <w:sz w:val="24"/>
-          <w:szCs w:val="24"/>
+          <w:sz w:val="19"/>
+          <w:szCs w:val="19"/>
         </w:rPr>
         <w:t xml:space="preserve">CEVAP ANAHTARI VE PUANLAMA</w:t>
       </w:r>
@@ -7064,7 +6800,7 @@
     <w:p>
       <w:pPr>
         <w:keepNext w:val="false"/>
-        <w:spacing w:after="160" w:before="0" w:line="280"/>
+        <w:spacing w:after="35" w:before="0" w:line="198"/>
         <w:jc w:val="center"/>
       </w:pPr>
       <w:r>
@@ -7075,8 +6811,8 @@
           <w:i/>
           <w:iCs/>
           <w:color w:val="5B6772"/>
-          <w:sz w:val="18"/>
-          <w:szCs w:val="18"/>
+          <w:sz w:val="14"/>
+          <w:szCs w:val="14"/>
         </w:rPr>
         <w:t xml:space="preserve">10. Sınıf · 2. Dönem 2. Yazılı · Beceri Temelli · 3-4. Tema</w:t>
       </w:r>
@@ -7084,7 +6820,7 @@
     <w:p>
       <w:pPr>
         <w:keepNext w:val="false"/>
-        <w:spacing w:after="180" w:before="0" w:line="280"/>
+        <w:spacing w:after="40" w:before="0" w:line="198"/>
         <w:jc w:val="center"/>
       </w:pPr>
       <w:r>
@@ -7095,8 +6831,8 @@
           <w:i/>
           <w:iCs/>
           <w:color w:val="8A97A3"/>
-          <w:sz w:val="16"/>
-          <w:szCs w:val="16"/>
+          <w:sz w:val="13"/>
+          <w:szCs w:val="13"/>
         </w:rPr>
         <w:t xml:space="preserve">Bu sayfa öğrenciye verilmez.</w:t>
       </w:r>
@@ -7136,7 +6872,7 @@
           </w:tcPr>
           <w:p>
             <w:pPr>
-              <w:spacing w:after="0" w:line="270"/>
+              <w:spacing w:after="0" w:line="198"/>
               <w:jc w:val="center"/>
             </w:pPr>
             <w:r>
@@ -7147,8 +6883,8 @@
                 <w:i w:val="false"/>
                 <w:iCs w:val="false"/>
                 <w:color w:val="111111"/>
-                <w:sz w:val="18"/>
-                <w:szCs w:val="18"/>
+                <w:sz w:val="14"/>
+                <w:szCs w:val="14"/>
               </w:rPr>
               <w:t xml:space="preserve">Soru</w:t>
             </w:r>
@@ -7168,7 +6904,7 @@
           </w:tcPr>
           <w:p>
             <w:pPr>
-              <w:spacing w:after="0" w:line="270"/>
+              <w:spacing w:after="0" w:line="198"/>
               <w:jc w:val="center"/>
             </w:pPr>
             <w:r>
@@ -7179,8 +6915,8 @@
                 <w:i w:val="false"/>
                 <w:iCs w:val="false"/>
                 <w:color w:val="111111"/>
-                <w:sz w:val="18"/>
-                <w:szCs w:val="18"/>
+                <w:sz w:val="14"/>
+                <w:szCs w:val="14"/>
               </w:rPr>
               <w:t xml:space="preserve">Puan</w:t>
             </w:r>
@@ -7200,7 +6936,7 @@
           </w:tcPr>
           <w:p>
             <w:pPr>
-              <w:spacing w:after="0" w:line="270"/>
+              <w:spacing w:after="0" w:line="198"/>
               <w:jc w:val="center"/>
             </w:pPr>
             <w:r>
@@ -7211,8 +6947,8 @@
                 <w:i w:val="false"/>
                 <w:iCs w:val="false"/>
                 <w:color w:val="111111"/>
-                <w:sz w:val="18"/>
-                <w:szCs w:val="18"/>
+                <w:sz w:val="14"/>
+                <w:szCs w:val="14"/>
               </w:rPr>
               <w:t xml:space="preserve">Cevap</w:t>
             </w:r>
@@ -7233,7 +6969,7 @@
           </w:tcPr>
           <w:p>
             <w:pPr>
-              <w:spacing w:after="0" w:line="270"/>
+              <w:spacing w:after="0" w:line="198"/>
               <w:jc w:val="center"/>
             </w:pPr>
             <w:r>
@@ -7244,8 +6980,8 @@
                 <w:i w:val="false"/>
                 <w:iCs w:val="false"/>
                 <w:color w:val="111111"/>
-                <w:sz w:val="19"/>
-                <w:szCs w:val="19"/>
+                <w:sz w:val="15"/>
+                <w:szCs w:val="15"/>
               </w:rPr>
               <w:t xml:space="preserve">1</w:t>
             </w:r>
@@ -7264,19 +7000,19 @@
           </w:tcPr>
           <w:p>
             <w:pPr>
-              <w:spacing w:after="0" w:line="270"/>
-              <w:jc w:val="center"/>
-            </w:pPr>
-            <w:r>
-              <w:rPr>
-                <w:rFonts w:ascii="Times New Roman" w:cs="Times New Roman" w:eastAsia="Times New Roman" w:hAnsi="Times New Roman"/>
-                <w:b w:val="false"/>
-                <w:bCs w:val="false"/>
-                <w:i w:val="false"/>
-                <w:iCs w:val="false"/>
-                <w:color w:val="111111"/>
-                <w:sz w:val="19"/>
-                <w:szCs w:val="19"/>
+              <w:spacing w:after="0" w:line="198"/>
+              <w:jc w:val="center"/>
+            </w:pPr>
+            <w:r>
+              <w:rPr>
+                <w:rFonts w:ascii="Times New Roman" w:cs="Times New Roman" w:eastAsia="Times New Roman" w:hAnsi="Times New Roman"/>
+                <w:b w:val="false"/>
+                <w:bCs w:val="false"/>
+                <w:i w:val="false"/>
+                <w:iCs w:val="false"/>
+                <w:color w:val="111111"/>
+                <w:sz w:val="15"/>
+                <w:szCs w:val="15"/>
               </w:rPr>
               <w:t xml:space="preserve">15</w:t>
             </w:r>
@@ -7295,36 +7031,36 @@
           </w:tcPr>
           <w:p>
             <w:pPr>
-              <w:spacing w:after="0" w:line="270"/>
-            </w:pPr>
-            <w:r>
-              <w:rPr>
-                <w:rFonts w:ascii="Times New Roman" w:cs="Times New Roman" w:eastAsia="Times New Roman" w:hAnsi="Times New Roman"/>
-                <w:b w:val="false"/>
-                <w:bCs w:val="false"/>
-                <w:i w:val="false"/>
-                <w:iCs w:val="false"/>
-                <w:color w:val="111111"/>
-                <w:sz w:val="19"/>
-                <w:szCs w:val="19"/>
+              <w:spacing w:after="0" w:line="198"/>
+            </w:pPr>
+            <w:r>
+              <w:rPr>
+                <w:rFonts w:ascii="Times New Roman" w:cs="Times New Roman" w:eastAsia="Times New Roman" w:hAnsi="Times New Roman"/>
+                <w:b w:val="false"/>
+                <w:bCs w:val="false"/>
+                <w:i w:val="false"/>
+                <w:iCs w:val="false"/>
+                <w:color w:val="111111"/>
+                <w:sz w:val="15"/>
+                <w:szCs w:val="15"/>
               </w:rPr>
               <w:t xml:space="preserve">a) B   ·   b) C   ·   c) A   (her biri 4 puan)</w:t>
             </w:r>
           </w:p>
           <w:p>
             <w:pPr>
-              <w:spacing w:after="0" w:line="270"/>
-            </w:pPr>
-            <w:r>
-              <w:rPr>
-                <w:rFonts w:ascii="Times New Roman" w:cs="Times New Roman" w:eastAsia="Times New Roman" w:hAnsi="Times New Roman"/>
-                <w:b w:val="false"/>
-                <w:bCs w:val="false"/>
-                <w:i w:val="false"/>
-                <w:iCs w:val="false"/>
-                <w:color w:val="111111"/>
-                <w:sz w:val="19"/>
-                <w:szCs w:val="19"/>
+              <w:spacing w:after="0" w:line="198"/>
+            </w:pPr>
+            <w:r>
+              <w:rPr>
+                <w:rFonts w:ascii="Times New Roman" w:cs="Times New Roman" w:eastAsia="Times New Roman" w:hAnsi="Times New Roman"/>
+                <w:b w:val="false"/>
+                <w:bCs w:val="false"/>
+                <w:i w:val="false"/>
+                <w:iCs w:val="false"/>
+                <w:color w:val="111111"/>
+                <w:sz w:val="15"/>
+                <w:szCs w:val="15"/>
               </w:rPr>
               <w:t xml:space="preserve">d) Örnek: İyi bir planla tatil hem öğrenme hem dinlenme fırsatıdır. (3 puan)</w:t>
             </w:r>
@@ -7345,7 +7081,7 @@
           </w:tcPr>
           <w:p>
             <w:pPr>
-              <w:spacing w:after="0" w:line="270"/>
+              <w:spacing w:after="0" w:line="198"/>
               <w:jc w:val="center"/>
             </w:pPr>
             <w:r>
@@ -7356,8 +7092,8 @@
                 <w:i w:val="false"/>
                 <w:iCs w:val="false"/>
                 <w:color w:val="111111"/>
-                <w:sz w:val="19"/>
-                <w:szCs w:val="19"/>
+                <w:sz w:val="15"/>
+                <w:szCs w:val="15"/>
               </w:rPr>
               <w:t xml:space="preserve">2</w:t>
             </w:r>
@@ -7376,19 +7112,19 @@
           </w:tcPr>
           <w:p>
             <w:pPr>
-              <w:spacing w:after="0" w:line="270"/>
-              <w:jc w:val="center"/>
-            </w:pPr>
-            <w:r>
-              <w:rPr>
-                <w:rFonts w:ascii="Times New Roman" w:cs="Times New Roman" w:eastAsia="Times New Roman" w:hAnsi="Times New Roman"/>
-                <w:b w:val="false"/>
-                <w:bCs w:val="false"/>
-                <w:i w:val="false"/>
-                <w:iCs w:val="false"/>
-                <w:color w:val="111111"/>
-                <w:sz w:val="19"/>
-                <w:szCs w:val="19"/>
+              <w:spacing w:after="0" w:line="198"/>
+              <w:jc w:val="center"/>
+            </w:pPr>
+            <w:r>
+              <w:rPr>
+                <w:rFonts w:ascii="Times New Roman" w:cs="Times New Roman" w:eastAsia="Times New Roman" w:hAnsi="Times New Roman"/>
+                <w:b w:val="false"/>
+                <w:bCs w:val="false"/>
+                <w:i w:val="false"/>
+                <w:iCs w:val="false"/>
+                <w:color w:val="111111"/>
+                <w:sz w:val="15"/>
+                <w:szCs w:val="15"/>
               </w:rPr>
               <w:t xml:space="preserve">10</w:t>
             </w:r>
@@ -7407,54 +7143,54 @@
           </w:tcPr>
           <w:p>
             <w:pPr>
-              <w:spacing w:after="0" w:line="270"/>
-            </w:pPr>
-            <w:r>
-              <w:rPr>
-                <w:rFonts w:ascii="Times New Roman" w:cs="Times New Roman" w:eastAsia="Times New Roman" w:hAnsi="Times New Roman"/>
-                <w:b w:val="false"/>
-                <w:bCs w:val="false"/>
-                <w:i w:val="false"/>
-                <w:iCs w:val="false"/>
-                <w:color w:val="111111"/>
-                <w:sz w:val="19"/>
-                <w:szCs w:val="19"/>
+              <w:spacing w:after="0" w:line="198"/>
+            </w:pPr>
+            <w:r>
+              <w:rPr>
+                <w:rFonts w:ascii="Times New Roman" w:cs="Times New Roman" w:eastAsia="Times New Roman" w:hAnsi="Times New Roman"/>
+                <w:b w:val="false"/>
+                <w:bCs w:val="false"/>
+                <w:i w:val="false"/>
+                <w:iCs w:val="false"/>
+                <w:color w:val="111111"/>
+                <w:sz w:val="15"/>
+                <w:szCs w:val="15"/>
               </w:rPr>
               <w:t xml:space="preserve">DİNLEME METNİ (iki kez okunur):</w:t>
             </w:r>
           </w:p>
           <w:p>
             <w:pPr>
-              <w:spacing w:after="0" w:line="270"/>
-            </w:pPr>
-            <w:r>
-              <w:rPr>
-                <w:rFonts w:ascii="Times New Roman" w:cs="Times New Roman" w:eastAsia="Times New Roman" w:hAnsi="Times New Roman"/>
-                <w:b w:val="false"/>
-                <w:bCs w:val="false"/>
-                <w:i w:val="false"/>
-                <w:iCs w:val="false"/>
-                <w:color w:val="111111"/>
-                <w:sz w:val="19"/>
-                <w:szCs w:val="19"/>
+              <w:spacing w:after="0" w:line="198"/>
+            </w:pPr>
+            <w:r>
+              <w:rPr>
+                <w:rFonts w:ascii="Times New Roman" w:cs="Times New Roman" w:eastAsia="Times New Roman" w:hAnsi="Times New Roman"/>
+                <w:b w:val="false"/>
+                <w:bCs w:val="false"/>
+                <w:i w:val="false"/>
+                <w:iCs w:val="false"/>
+                <w:color w:val="111111"/>
+                <w:sz w:val="15"/>
+                <w:szCs w:val="15"/>
               </w:rPr>
               <w:t xml:space="preserve">أَنَا مَرْيَمُ، سَأُسَافِرُ غَدًا إِلَى الْمَدِينَةِ الْمُنَوَّرَةِ مَعَ وَالِدَتِي. نَذْهَبُ إِلَى الْمَطَارِ بِسَيَّارَةِ خَالِي. وَضَعْتُ فِي حَقِيبَتِي الْمَلَابِسَ وَالدَّوَاءَ. وَلَمْ أَنْسَ جَوَازَ سَفَرِي. سَنَبْقَى عَشَرَةَ أَيَّامٍ.</w:t>
             </w:r>
           </w:p>
           <w:p>
             <w:pPr>
-              <w:spacing w:after="0" w:line="270"/>
-            </w:pPr>
-            <w:r>
-              <w:rPr>
-                <w:rFonts w:ascii="Times New Roman" w:cs="Times New Roman" w:eastAsia="Times New Roman" w:hAnsi="Times New Roman"/>
-                <w:b w:val="false"/>
-                <w:bCs w:val="false"/>
-                <w:i w:val="false"/>
-                <w:iCs w:val="false"/>
-                <w:color w:val="111111"/>
-                <w:sz w:val="19"/>
-                <w:szCs w:val="19"/>
+              <w:spacing w:after="0" w:line="198"/>
+            </w:pPr>
+            <w:r>
+              <w:rPr>
+                <w:rFonts w:ascii="Times New Roman" w:cs="Times New Roman" w:eastAsia="Times New Roman" w:hAnsi="Times New Roman"/>
+                <w:b w:val="false"/>
+                <w:bCs w:val="false"/>
+                <w:i w:val="false"/>
+                <w:iCs w:val="false"/>
+                <w:color w:val="111111"/>
+                <w:sz w:val="15"/>
+                <w:szCs w:val="15"/>
               </w:rPr>
               <w:t xml:space="preserve">Cevaplar:  1 - D  ·  2 - Y  ·  3 - D  ·  4 - Y  ·  5 - Y</w:t>
             </w:r>
@@ -7475,7 +7211,7 @@
           </w:tcPr>
           <w:p>
             <w:pPr>
-              <w:spacing w:after="0" w:line="270"/>
+              <w:spacing w:after="0" w:line="198"/>
               <w:jc w:val="center"/>
             </w:pPr>
             <w:r>
@@ -7486,8 +7222,8 @@
                 <w:i w:val="false"/>
                 <w:iCs w:val="false"/>
                 <w:color w:val="111111"/>
-                <w:sz w:val="19"/>
-                <w:szCs w:val="19"/>
+                <w:sz w:val="15"/>
+                <w:szCs w:val="15"/>
               </w:rPr>
               <w:t xml:space="preserve">3</w:t>
             </w:r>
@@ -7506,19 +7242,19 @@
           </w:tcPr>
           <w:p>
             <w:pPr>
-              <w:spacing w:after="0" w:line="270"/>
-              <w:jc w:val="center"/>
-            </w:pPr>
-            <w:r>
-              <w:rPr>
-                <w:rFonts w:ascii="Times New Roman" w:cs="Times New Roman" w:eastAsia="Times New Roman" w:hAnsi="Times New Roman"/>
-                <w:b w:val="false"/>
-                <w:bCs w:val="false"/>
-                <w:i w:val="false"/>
-                <w:iCs w:val="false"/>
-                <w:color w:val="111111"/>
-                <w:sz w:val="19"/>
-                <w:szCs w:val="19"/>
+              <w:spacing w:after="0" w:line="198"/>
+              <w:jc w:val="center"/>
+            </w:pPr>
+            <w:r>
+              <w:rPr>
+                <w:rFonts w:ascii="Times New Roman" w:cs="Times New Roman" w:eastAsia="Times New Roman" w:hAnsi="Times New Roman"/>
+                <w:b w:val="false"/>
+                <w:bCs w:val="false"/>
+                <w:i w:val="false"/>
+                <w:iCs w:val="false"/>
+                <w:color w:val="111111"/>
+                <w:sz w:val="15"/>
+                <w:szCs w:val="15"/>
               </w:rPr>
               <w:t xml:space="preserve">15</w:t>
             </w:r>
@@ -7537,18 +7273,18 @@
           </w:tcPr>
           <w:p>
             <w:pPr>
-              <w:spacing w:after="0" w:line="270"/>
-            </w:pPr>
-            <w:r>
-              <w:rPr>
-                <w:rFonts w:ascii="Times New Roman" w:cs="Times New Roman" w:eastAsia="Times New Roman" w:hAnsi="Times New Roman"/>
-                <w:b w:val="false"/>
-                <w:bCs w:val="false"/>
-                <w:i w:val="false"/>
-                <w:iCs w:val="false"/>
-                <w:color w:val="111111"/>
-                <w:sz w:val="19"/>
-                <w:szCs w:val="19"/>
+              <w:spacing w:after="0" w:line="198"/>
+            </w:pPr>
+            <w:r>
+              <w:rPr>
+                <w:rFonts w:ascii="Times New Roman" w:cs="Times New Roman" w:eastAsia="Times New Roman" w:hAnsi="Times New Roman"/>
+                <w:b w:val="false"/>
+                <w:bCs w:val="false"/>
+                <w:i w:val="false"/>
+                <w:iCs w:val="false"/>
+                <w:color w:val="111111"/>
+                <w:sz w:val="15"/>
+                <w:szCs w:val="15"/>
               </w:rPr>
               <w:t xml:space="preserve">1 - A  ·  2 - B  ·  3 - B  ·  4 - C  ·  5 - A</w:t>
             </w:r>
@@ -7569,7 +7305,7 @@
           </w:tcPr>
           <w:p>
             <w:pPr>
-              <w:spacing w:after="0" w:line="270"/>
+              <w:spacing w:after="0" w:line="198"/>
               <w:jc w:val="center"/>
             </w:pPr>
             <w:r>
@@ -7580,8 +7316,8 @@
                 <w:i w:val="false"/>
                 <w:iCs w:val="false"/>
                 <w:color w:val="111111"/>
-                <w:sz w:val="19"/>
-                <w:szCs w:val="19"/>
+                <w:sz w:val="15"/>
+                <w:szCs w:val="15"/>
               </w:rPr>
               <w:t xml:space="preserve">4</w:t>
             </w:r>
@@ -7600,19 +7336,19 @@
           </w:tcPr>
           <w:p>
             <w:pPr>
-              <w:spacing w:after="0" w:line="270"/>
-              <w:jc w:val="center"/>
-            </w:pPr>
-            <w:r>
-              <w:rPr>
-                <w:rFonts w:ascii="Times New Roman" w:cs="Times New Roman" w:eastAsia="Times New Roman" w:hAnsi="Times New Roman"/>
-                <w:b w:val="false"/>
-                <w:bCs w:val="false"/>
-                <w:i w:val="false"/>
-                <w:iCs w:val="false"/>
-                <w:color w:val="111111"/>
-                <w:sz w:val="19"/>
-                <w:szCs w:val="19"/>
+              <w:spacing w:after="0" w:line="198"/>
+              <w:jc w:val="center"/>
+            </w:pPr>
+            <w:r>
+              <w:rPr>
+                <w:rFonts w:ascii="Times New Roman" w:cs="Times New Roman" w:eastAsia="Times New Roman" w:hAnsi="Times New Roman"/>
+                <w:b w:val="false"/>
+                <w:bCs w:val="false"/>
+                <w:i w:val="false"/>
+                <w:iCs w:val="false"/>
+                <w:color w:val="111111"/>
+                <w:sz w:val="15"/>
+                <w:szCs w:val="15"/>
               </w:rPr>
               <w:t xml:space="preserve">10</w:t>
             </w:r>
@@ -7631,18 +7367,18 @@
           </w:tcPr>
           <w:p>
             <w:pPr>
-              <w:spacing w:after="0" w:line="270"/>
-            </w:pPr>
-            <w:r>
-              <w:rPr>
-                <w:rFonts w:ascii="Times New Roman" w:cs="Times New Roman" w:eastAsia="Times New Roman" w:hAnsi="Times New Roman"/>
-                <w:b w:val="false"/>
-                <w:bCs w:val="false"/>
-                <w:i w:val="false"/>
-                <w:iCs w:val="false"/>
-                <w:color w:val="111111"/>
-                <w:sz w:val="19"/>
-                <w:szCs w:val="19"/>
+              <w:spacing w:after="0" w:line="198"/>
+            </w:pPr>
+            <w:r>
+              <w:rPr>
+                <w:rFonts w:ascii="Times New Roman" w:cs="Times New Roman" w:eastAsia="Times New Roman" w:hAnsi="Times New Roman"/>
+                <w:b w:val="false"/>
+                <w:bCs w:val="false"/>
+                <w:i w:val="false"/>
+                <w:iCs w:val="false"/>
+                <w:color w:val="111111"/>
+                <w:sz w:val="15"/>
+                <w:szCs w:val="15"/>
               </w:rPr>
               <w:t xml:space="preserve">1 - c  ·  2 - d  ·  3 - a  ·  4 - e  ·  5 - b</w:t>
             </w:r>
@@ -7663,7 +7399,7 @@
           </w:tcPr>
           <w:p>
             <w:pPr>
-              <w:spacing w:after="0" w:line="270"/>
+              <w:spacing w:after="0" w:line="198"/>
               <w:jc w:val="center"/>
             </w:pPr>
             <w:r>
@@ -7674,8 +7410,8 @@
                 <w:i w:val="false"/>
                 <w:iCs w:val="false"/>
                 <w:color w:val="111111"/>
-                <w:sz w:val="19"/>
-                <w:szCs w:val="19"/>
+                <w:sz w:val="15"/>
+                <w:szCs w:val="15"/>
               </w:rPr>
               <w:t xml:space="preserve">5</w:t>
             </w:r>
@@ -7694,19 +7430,19 @@
           </w:tcPr>
           <w:p>
             <w:pPr>
-              <w:spacing w:after="0" w:line="270"/>
-              <w:jc w:val="center"/>
-            </w:pPr>
-            <w:r>
-              <w:rPr>
-                <w:rFonts w:ascii="Times New Roman" w:cs="Times New Roman" w:eastAsia="Times New Roman" w:hAnsi="Times New Roman"/>
-                <w:b w:val="false"/>
-                <w:bCs w:val="false"/>
-                <w:i w:val="false"/>
-                <w:iCs w:val="false"/>
-                <w:color w:val="111111"/>
-                <w:sz w:val="19"/>
-                <w:szCs w:val="19"/>
+              <w:spacing w:after="0" w:line="198"/>
+              <w:jc w:val="center"/>
+            </w:pPr>
+            <w:r>
+              <w:rPr>
+                <w:rFonts w:ascii="Times New Roman" w:cs="Times New Roman" w:eastAsia="Times New Roman" w:hAnsi="Times New Roman"/>
+                <w:b w:val="false"/>
+                <w:bCs w:val="false"/>
+                <w:i w:val="false"/>
+                <w:iCs w:val="false"/>
+                <w:color w:val="111111"/>
+                <w:sz w:val="15"/>
+                <w:szCs w:val="15"/>
               </w:rPr>
               <w:t xml:space="preserve">10</w:t>
             </w:r>
@@ -7726,7 +7462,7 @@
           <w:p>
             <w:pPr>
               <w:bidi/>
-              <w:spacing w:after="0" w:line="320"/>
+              <w:spacing w:after="0" w:line="198"/>
             </w:pPr>
             <w:r>
               <w:rPr>
@@ -7734,8 +7470,8 @@
                 <w:b w:val="false"/>
                 <w:bCs w:val="false"/>
                 <w:color w:val="111111"/>
-                <w:sz w:val="27"/>
-                <w:szCs w:val="27"/>
+                <w:sz w:val="23"/>
+                <w:szCs w:val="23"/>
                 <w:rtl/>
               </w:rPr>
               <w:t xml:space="preserve">خُطَّةً ، السِّبَاحَةَ ، التَّطَوُّعِيَّ ، بِالْقِطَارِ ، الْأَقَارِبَ</w:t>
@@ -7757,7 +7493,7 @@
           </w:tcPr>
           <w:p>
             <w:pPr>
-              <w:spacing w:after="0" w:line="270"/>
+              <w:spacing w:after="0" w:line="198"/>
               <w:jc w:val="center"/>
             </w:pPr>
             <w:r>
@@ -7768,8 +7504,8 @@
                 <w:i w:val="false"/>
                 <w:iCs w:val="false"/>
                 <w:color w:val="111111"/>
-                <w:sz w:val="19"/>
-                <w:szCs w:val="19"/>
+                <w:sz w:val="15"/>
+                <w:szCs w:val="15"/>
               </w:rPr>
               <w:t xml:space="preserve">6</w:t>
             </w:r>
@@ -7788,19 +7524,19 @@
           </w:tcPr>
           <w:p>
             <w:pPr>
-              <w:spacing w:after="0" w:line="270"/>
-              <w:jc w:val="center"/>
-            </w:pPr>
-            <w:r>
-              <w:rPr>
-                <w:rFonts w:ascii="Times New Roman" w:cs="Times New Roman" w:eastAsia="Times New Roman" w:hAnsi="Times New Roman"/>
-                <w:b w:val="false"/>
-                <w:bCs w:val="false"/>
-                <w:i w:val="false"/>
-                <w:iCs w:val="false"/>
-                <w:color w:val="111111"/>
-                <w:sz w:val="19"/>
-                <w:szCs w:val="19"/>
+              <w:spacing w:after="0" w:line="198"/>
+              <w:jc w:val="center"/>
+            </w:pPr>
+            <w:r>
+              <w:rPr>
+                <w:rFonts w:ascii="Times New Roman" w:cs="Times New Roman" w:eastAsia="Times New Roman" w:hAnsi="Times New Roman"/>
+                <w:b w:val="false"/>
+                <w:bCs w:val="false"/>
+                <w:i w:val="false"/>
+                <w:iCs w:val="false"/>
+                <w:color w:val="111111"/>
+                <w:sz w:val="15"/>
+                <w:szCs w:val="15"/>
               </w:rPr>
               <w:t xml:space="preserve">10</w:t>
             </w:r>
@@ -7819,18 +7555,18 @@
           </w:tcPr>
           <w:p>
             <w:pPr>
-              <w:spacing w:after="0" w:line="270"/>
-            </w:pPr>
-            <w:r>
-              <w:rPr>
-                <w:rFonts w:ascii="Times New Roman" w:cs="Times New Roman" w:eastAsia="Times New Roman" w:hAnsi="Times New Roman"/>
-                <w:b w:val="false"/>
-                <w:bCs w:val="false"/>
-                <w:i w:val="false"/>
-                <w:iCs w:val="false"/>
-                <w:color w:val="111111"/>
-                <w:sz w:val="19"/>
-                <w:szCs w:val="19"/>
+              <w:spacing w:after="0" w:line="198"/>
+            </w:pPr>
+            <w:r>
+              <w:rPr>
+                <w:rFonts w:ascii="Times New Roman" w:cs="Times New Roman" w:eastAsia="Times New Roman" w:hAnsi="Times New Roman"/>
+                <w:b w:val="false"/>
+                <w:bCs w:val="false"/>
+                <w:i w:val="false"/>
+                <w:iCs w:val="false"/>
+                <w:color w:val="111111"/>
+                <w:sz w:val="15"/>
+                <w:szCs w:val="15"/>
               </w:rPr>
               <w:t xml:space="preserve">yaklaştı · fırsat · anlaştı (karar birliğine vardı) · uyardı · gerekli (lazım olan)</w:t>
             </w:r>
@@ -7851,7 +7587,7 @@
           </w:tcPr>
           <w:p>
             <w:pPr>
-              <w:spacing w:after="0" w:line="270"/>
+              <w:spacing w:after="0" w:line="198"/>
               <w:jc w:val="center"/>
             </w:pPr>
             <w:r>
@@ -7862,8 +7598,8 @@
                 <w:i w:val="false"/>
                 <w:iCs w:val="false"/>
                 <w:color w:val="111111"/>
-                <w:sz w:val="19"/>
-                <w:szCs w:val="19"/>
+                <w:sz w:val="15"/>
+                <w:szCs w:val="15"/>
               </w:rPr>
               <w:t xml:space="preserve">7</w:t>
             </w:r>
@@ -7882,19 +7618,19 @@
           </w:tcPr>
           <w:p>
             <w:pPr>
-              <w:spacing w:after="0" w:line="270"/>
-              <w:jc w:val="center"/>
-            </w:pPr>
-            <w:r>
-              <w:rPr>
-                <w:rFonts w:ascii="Times New Roman" w:cs="Times New Roman" w:eastAsia="Times New Roman" w:hAnsi="Times New Roman"/>
-                <w:b w:val="false"/>
-                <w:bCs w:val="false"/>
-                <w:i w:val="false"/>
-                <w:iCs w:val="false"/>
-                <w:color w:val="111111"/>
-                <w:sz w:val="19"/>
-                <w:szCs w:val="19"/>
+              <w:spacing w:after="0" w:line="198"/>
+              <w:jc w:val="center"/>
+            </w:pPr>
+            <w:r>
+              <w:rPr>
+                <w:rFonts w:ascii="Times New Roman" w:cs="Times New Roman" w:eastAsia="Times New Roman" w:hAnsi="Times New Roman"/>
+                <w:b w:val="false"/>
+                <w:bCs w:val="false"/>
+                <w:i w:val="false"/>
+                <w:iCs w:val="false"/>
+                <w:color w:val="111111"/>
+                <w:sz w:val="15"/>
+                <w:szCs w:val="15"/>
               </w:rPr>
               <w:t xml:space="preserve">15</w:t>
             </w:r>
@@ -7914,7 +7650,7 @@
           <w:p>
             <w:pPr>
               <w:bidi/>
-              <w:spacing w:after="0" w:line="320"/>
+              <w:spacing w:after="0" w:line="198"/>
             </w:pPr>
             <w:r>
               <w:rPr>
@@ -7922,8 +7658,8 @@
                 <w:b w:val="false"/>
                 <w:bCs w:val="false"/>
                 <w:color w:val="111111"/>
-                <w:sz w:val="27"/>
-                <w:szCs w:val="27"/>
+                <w:sz w:val="23"/>
+                <w:szCs w:val="23"/>
                 <w:rtl/>
               </w:rPr>
               <w:t xml:space="preserve">اَلْعُطْلَةُ فُرْصَةٌ لِلتَّعَلُّمِ وَالرَّاحَةِ مَعًا. · يُرِيدُ أَحْمَدُ أَنْ يَتَعَلَّمَ السِّبَاحَةَ.</w:t>
@@ -7932,7 +7668,7 @@
           <w:p>
             <w:pPr>
               <w:bidi/>
-              <w:spacing w:after="0" w:line="320"/>
+              <w:spacing w:after="0" w:line="198"/>
             </w:pPr>
             <w:r>
               <w:rPr>
@@ -7940,8 +7676,8 @@
                 <w:b w:val="false"/>
                 <w:bCs w:val="false"/>
                 <w:color w:val="111111"/>
-                <w:sz w:val="27"/>
-                <w:szCs w:val="27"/>
+                <w:sz w:val="23"/>
+                <w:szCs w:val="23"/>
                 <w:rtl/>
               </w:rPr>
               <w:t xml:space="preserve">تَعْمَلُ الْأُمُّ تَطَوُّعًا مَرَّتَيْنِ. · يَذْهَبُونَ فِي أَوَّلِ تَمُّوزَ. · نَبَّهَهُمْ أَنْ لَا يُهْمِلُوا الْمَلَابِسَ وَالنَّظَّارَاتِ.</w:t>
@@ -7963,7 +7699,7 @@
           </w:tcPr>
           <w:p>
             <w:pPr>
-              <w:spacing w:after="0" w:line="270"/>
+              <w:spacing w:after="0" w:line="198"/>
               <w:jc w:val="center"/>
             </w:pPr>
             <w:r>
@@ -7974,8 +7710,8 @@
                 <w:i w:val="false"/>
                 <w:iCs w:val="false"/>
                 <w:color w:val="111111"/>
-                <w:sz w:val="19"/>
-                <w:szCs w:val="19"/>
+                <w:sz w:val="15"/>
+                <w:szCs w:val="15"/>
               </w:rPr>
               <w:t xml:space="preserve">8</w:t>
             </w:r>
@@ -7994,19 +7730,19 @@
           </w:tcPr>
           <w:p>
             <w:pPr>
-              <w:spacing w:after="0" w:line="270"/>
-              <w:jc w:val="center"/>
-            </w:pPr>
-            <w:r>
-              <w:rPr>
-                <w:rFonts w:ascii="Times New Roman" w:cs="Times New Roman" w:eastAsia="Times New Roman" w:hAnsi="Times New Roman"/>
-                <w:b w:val="false"/>
-                <w:bCs w:val="false"/>
-                <w:i w:val="false"/>
-                <w:iCs w:val="false"/>
-                <w:color w:val="111111"/>
-                <w:sz w:val="19"/>
-                <w:szCs w:val="19"/>
+              <w:spacing w:after="0" w:line="198"/>
+              <w:jc w:val="center"/>
+            </w:pPr>
+            <w:r>
+              <w:rPr>
+                <w:rFonts w:ascii="Times New Roman" w:cs="Times New Roman" w:eastAsia="Times New Roman" w:hAnsi="Times New Roman"/>
+                <w:b w:val="false"/>
+                <w:bCs w:val="false"/>
+                <w:i w:val="false"/>
+                <w:iCs w:val="false"/>
+                <w:color w:val="111111"/>
+                <w:sz w:val="15"/>
+                <w:szCs w:val="15"/>
               </w:rPr>
               <w:t xml:space="preserve">15</w:t>
             </w:r>
@@ -8025,18 +7761,18 @@
           </w:tcPr>
           <w:p>
             <w:pPr>
-              <w:spacing w:after="0" w:line="270"/>
-            </w:pPr>
-            <w:r>
-              <w:rPr>
-                <w:rFonts w:ascii="Times New Roman" w:cs="Times New Roman" w:eastAsia="Times New Roman" w:hAnsi="Times New Roman"/>
-                <w:b w:val="false"/>
-                <w:bCs w:val="false"/>
-                <w:i w:val="false"/>
-                <w:iCs w:val="false"/>
-                <w:color w:val="111111"/>
-                <w:sz w:val="19"/>
-                <w:szCs w:val="19"/>
+              <w:spacing w:after="0" w:line="198"/>
+            </w:pPr>
+            <w:r>
+              <w:rPr>
+                <w:rFonts w:ascii="Times New Roman" w:cs="Times New Roman" w:eastAsia="Times New Roman" w:hAnsi="Times New Roman"/>
+                <w:b w:val="false"/>
+                <w:bCs w:val="false"/>
+                <w:i w:val="false"/>
+                <w:iCs w:val="false"/>
+                <w:color w:val="111111"/>
+                <w:sz w:val="15"/>
+                <w:szCs w:val="15"/>
               </w:rPr>
               <w:t xml:space="preserve">Dereceli puanlama anahtarına göre değerlendirilir.</w:t>
             </w:r>
@@ -8046,7 +7782,7 @@
     </w:tbl>
     <w:p>
       <w:pPr>
-        <w:spacing w:after="110"/>
+        <w:spacing w:after="24"/>
       </w:pPr>
       <w:r>
         <w:rPr>
@@ -8056,8 +7792,8 @@
           <w:i w:val="false"/>
           <w:iCs w:val="false"/>
           <w:color w:val="111111"/>
-          <w:sz w:val="21"/>
-          <w:szCs w:val="21"/>
+          <w:sz w:val="17"/>
+          <w:szCs w:val="17"/>
         </w:rPr>
         <w:t xml:space="preserve"/>
       </w:r>
@@ -8065,7 +7801,7 @@
     <w:p>
       <w:pPr>
         <w:keepNext w:val="false"/>
-        <w:spacing w:after="90" w:before="0" w:line="280"/>
+        <w:spacing w:after="20" w:before="0" w:line="198"/>
       </w:pPr>
       <w:r>
         <w:rPr>
@@ -8075,8 +7811,8 @@
           <w:i w:val="false"/>
           <w:iCs w:val="false"/>
           <w:color w:val="111111"/>
-          <w:sz w:val="20"/>
-          <w:szCs w:val="20"/>
+          <w:sz w:val="16"/>
+          <w:szCs w:val="16"/>
         </w:rPr>
         <w:t xml:space="preserve">8. soru (yazma görevi) için dereceli puanlama anahtarı</w:t>
       </w:r>
@@ -8116,7 +7852,7 @@
           </w:tcPr>
           <w:p>
             <w:pPr>
-              <w:spacing w:after="0" w:line="270"/>
+              <w:spacing w:after="0" w:line="198"/>
               <w:jc w:val="center"/>
             </w:pPr>
             <w:r>
@@ -8127,8 +7863,8 @@
                 <w:i w:val="false"/>
                 <w:iCs w:val="false"/>
                 <w:color w:val="111111"/>
-                <w:sz w:val="18"/>
-                <w:szCs w:val="18"/>
+                <w:sz w:val="14"/>
+                <w:szCs w:val="14"/>
               </w:rPr>
               <w:t xml:space="preserve">Ölçüt</w:t>
             </w:r>
@@ -8148,7 +7884,7 @@
           </w:tcPr>
           <w:p>
             <w:pPr>
-              <w:spacing w:after="0" w:line="270"/>
+              <w:spacing w:after="0" w:line="198"/>
               <w:jc w:val="center"/>
             </w:pPr>
             <w:r>
@@ -8159,8 +7895,8 @@
                 <w:i w:val="false"/>
                 <w:iCs w:val="false"/>
                 <w:color w:val="111111"/>
-                <w:sz w:val="18"/>
-                <w:szCs w:val="18"/>
+                <w:sz w:val="14"/>
+                <w:szCs w:val="14"/>
               </w:rPr>
               <w:t xml:space="preserve">Beklenen davranış</w:t>
             </w:r>
@@ -8180,7 +7916,7 @@
           </w:tcPr>
           <w:p>
             <w:pPr>
-              <w:spacing w:after="0" w:line="270"/>
+              <w:spacing w:after="0" w:line="198"/>
               <w:jc w:val="center"/>
             </w:pPr>
             <w:r>
@@ -8191,8 +7927,8 @@
                 <w:i w:val="false"/>
                 <w:iCs w:val="false"/>
                 <w:color w:val="111111"/>
-                <w:sz w:val="18"/>
-                <w:szCs w:val="18"/>
+                <w:sz w:val="14"/>
+                <w:szCs w:val="14"/>
               </w:rPr>
               <w:t xml:space="preserve">Puan</w:t>
             </w:r>
@@ -8213,7 +7949,7 @@
           </w:tcPr>
           <w:p>
             <w:pPr>
-              <w:spacing w:after="0" w:line="270"/>
+              <w:spacing w:after="0" w:line="198"/>
             </w:pPr>
             <w:r>
               <w:rPr>
@@ -8223,8 +7959,8 @@
                 <w:i w:val="false"/>
                 <w:iCs w:val="false"/>
                 <w:color w:val="111111"/>
-                <w:sz w:val="19"/>
-                <w:szCs w:val="19"/>
+                <w:sz w:val="15"/>
+                <w:szCs w:val="15"/>
               </w:rPr>
               <w:t xml:space="preserve">Görevin yerine getirilmesi</w:t>
             </w:r>
@@ -8243,18 +7979,18 @@
           </w:tcPr>
           <w:p>
             <w:pPr>
-              <w:spacing w:after="0" w:line="270"/>
-            </w:pPr>
-            <w:r>
-              <w:rPr>
-                <w:rFonts w:ascii="Times New Roman" w:cs="Times New Roman" w:eastAsia="Times New Roman" w:hAnsi="Times New Roman"/>
-                <w:b w:val="false"/>
-                <w:bCs w:val="false"/>
-                <w:i w:val="false"/>
-                <w:iCs w:val="false"/>
-                <w:color w:val="111111"/>
-                <w:sz w:val="19"/>
-                <w:szCs w:val="19"/>
+              <w:spacing w:after="0" w:line="198"/>
+            </w:pPr>
+            <w:r>
+              <w:rPr>
+                <w:rFonts w:ascii="Times New Roman" w:cs="Times New Roman" w:eastAsia="Times New Roman" w:hAnsi="Times New Roman"/>
+                <w:b w:val="false"/>
+                <w:bCs w:val="false"/>
+                <w:i w:val="false"/>
+                <w:iCs w:val="false"/>
+                <w:color w:val="111111"/>
+                <w:sz w:val="15"/>
+                <w:szCs w:val="15"/>
               </w:rPr>
               <w:t xml:space="preserve">Tatil planını en az sekiz cümleyle anlatır.</w:t>
             </w:r>
@@ -8273,19 +8009,19 @@
           </w:tcPr>
           <w:p>
             <w:pPr>
-              <w:spacing w:after="0" w:line="270"/>
-              <w:jc w:val="center"/>
-            </w:pPr>
-            <w:r>
-              <w:rPr>
-                <w:rFonts w:ascii="Times New Roman" w:cs="Times New Roman" w:eastAsia="Times New Roman" w:hAnsi="Times New Roman"/>
-                <w:b w:val="false"/>
-                <w:bCs w:val="false"/>
-                <w:i w:val="false"/>
-                <w:iCs w:val="false"/>
-                <w:color w:val="111111"/>
-                <w:sz w:val="19"/>
-                <w:szCs w:val="19"/>
+              <w:spacing w:after="0" w:line="198"/>
+              <w:jc w:val="center"/>
+            </w:pPr>
+            <w:r>
+              <w:rPr>
+                <w:rFonts w:ascii="Times New Roman" w:cs="Times New Roman" w:eastAsia="Times New Roman" w:hAnsi="Times New Roman"/>
+                <w:b w:val="false"/>
+                <w:bCs w:val="false"/>
+                <w:i w:val="false"/>
+                <w:iCs w:val="false"/>
+                <w:color w:val="111111"/>
+                <w:sz w:val="15"/>
+                <w:szCs w:val="15"/>
               </w:rPr>
               <w:t xml:space="preserve">4</w:t>
             </w:r>
@@ -8306,7 +8042,7 @@
           </w:tcPr>
           <w:p>
             <w:pPr>
-              <w:spacing w:after="0" w:line="270"/>
+              <w:spacing w:after="0" w:line="198"/>
             </w:pPr>
             <w:r>
               <w:rPr>
@@ -8316,8 +8052,8 @@
                 <w:i w:val="false"/>
                 <w:iCs w:val="false"/>
                 <w:color w:val="111111"/>
-                <w:sz w:val="19"/>
-                <w:szCs w:val="19"/>
+                <w:sz w:val="15"/>
+                <w:szCs w:val="15"/>
               </w:rPr>
               <w:t xml:space="preserve">Metnin kurgusu</w:t>
             </w:r>
@@ -8336,18 +8072,18 @@
           </w:tcPr>
           <w:p>
             <w:pPr>
-              <w:spacing w:after="0" w:line="270"/>
-            </w:pPr>
-            <w:r>
-              <w:rPr>
-                <w:rFonts w:ascii="Times New Roman" w:cs="Times New Roman" w:eastAsia="Times New Roman" w:hAnsi="Times New Roman"/>
-                <w:b w:val="false"/>
-                <w:bCs w:val="false"/>
-                <w:i w:val="false"/>
-                <w:iCs w:val="false"/>
-                <w:color w:val="111111"/>
-                <w:sz w:val="19"/>
-                <w:szCs w:val="19"/>
+              <w:spacing w:after="0" w:line="198"/>
+            </w:pPr>
+            <w:r>
+              <w:rPr>
+                <w:rFonts w:ascii="Times New Roman" w:cs="Times New Roman" w:eastAsia="Times New Roman" w:hAnsi="Times New Roman"/>
+                <w:b w:val="false"/>
+                <w:bCs w:val="false"/>
+                <w:i w:val="false"/>
+                <w:iCs w:val="false"/>
+                <w:color w:val="111111"/>
+                <w:sz w:val="15"/>
+                <w:szCs w:val="15"/>
               </w:rPr>
               <w:t xml:space="preserve">Hazırlık ve etkinlikleri bağlaçlarla sıraya koyar.</w:t>
             </w:r>
@@ -8366,19 +8102,19 @@
           </w:tcPr>
           <w:p>
             <w:pPr>
-              <w:spacing w:after="0" w:line="270"/>
-              <w:jc w:val="center"/>
-            </w:pPr>
-            <w:r>
-              <w:rPr>
-                <w:rFonts w:ascii="Times New Roman" w:cs="Times New Roman" w:eastAsia="Times New Roman" w:hAnsi="Times New Roman"/>
-                <w:b w:val="false"/>
-                <w:bCs w:val="false"/>
-                <w:i w:val="false"/>
-                <w:iCs w:val="false"/>
-                <w:color w:val="111111"/>
-                <w:sz w:val="19"/>
-                <w:szCs w:val="19"/>
+              <w:spacing w:after="0" w:line="198"/>
+              <w:jc w:val="center"/>
+            </w:pPr>
+            <w:r>
+              <w:rPr>
+                <w:rFonts w:ascii="Times New Roman" w:cs="Times New Roman" w:eastAsia="Times New Roman" w:hAnsi="Times New Roman"/>
+                <w:b w:val="false"/>
+                <w:bCs w:val="false"/>
+                <w:i w:val="false"/>
+                <w:iCs w:val="false"/>
+                <w:color w:val="111111"/>
+                <w:sz w:val="15"/>
+                <w:szCs w:val="15"/>
               </w:rPr>
               <w:t xml:space="preserve">4</w:t>
             </w:r>
@@ -8399,7 +8135,7 @@
           </w:tcPr>
           <w:p>
             <w:pPr>
-              <w:spacing w:after="0" w:line="270"/>
+              <w:spacing w:after="0" w:line="198"/>
             </w:pPr>
             <w:r>
               <w:rPr>
@@ -8409,8 +8145,8 @@
                 <w:i w:val="false"/>
                 <w:iCs w:val="false"/>
                 <w:color w:val="111111"/>
-                <w:sz w:val="19"/>
-                <w:szCs w:val="19"/>
+                <w:sz w:val="15"/>
+                <w:szCs w:val="15"/>
               </w:rPr>
               <w:t xml:space="preserve">Söz varlığı</w:t>
             </w:r>
@@ -8429,18 +8165,18 @@
           </w:tcPr>
           <w:p>
             <w:pPr>
-              <w:spacing w:after="0" w:line="270"/>
-            </w:pPr>
-            <w:r>
-              <w:rPr>
-                <w:rFonts w:ascii="Times New Roman" w:cs="Times New Roman" w:eastAsia="Times New Roman" w:hAnsi="Times New Roman"/>
-                <w:b w:val="false"/>
-                <w:bCs w:val="false"/>
-                <w:i w:val="false"/>
-                <w:iCs w:val="false"/>
-                <w:color w:val="111111"/>
-                <w:sz w:val="19"/>
-                <w:szCs w:val="19"/>
+              <w:spacing w:after="0" w:line="198"/>
+            </w:pPr>
+            <w:r>
+              <w:rPr>
+                <w:rFonts w:ascii="Times New Roman" w:cs="Times New Roman" w:eastAsia="Times New Roman" w:hAnsi="Times New Roman"/>
+                <w:b w:val="false"/>
+                <w:bCs w:val="false"/>
+                <w:i w:val="false"/>
+                <w:iCs w:val="false"/>
+                <w:color w:val="111111"/>
+                <w:sz w:val="15"/>
+                <w:szCs w:val="15"/>
               </w:rPr>
               <w:t xml:space="preserve">Seyahat ve tatil sözcüklerini bağlama uygun kullanır.</w:t>
             </w:r>
@@ -8459,19 +8195,19 @@
           </w:tcPr>
           <w:p>
             <w:pPr>
-              <w:spacing w:after="0" w:line="270"/>
-              <w:jc w:val="center"/>
-            </w:pPr>
-            <w:r>
-              <w:rPr>
-                <w:rFonts w:ascii="Times New Roman" w:cs="Times New Roman" w:eastAsia="Times New Roman" w:hAnsi="Times New Roman"/>
-                <w:b w:val="false"/>
-                <w:bCs w:val="false"/>
-                <w:i w:val="false"/>
-                <w:iCs w:val="false"/>
-                <w:color w:val="111111"/>
-                <w:sz w:val="19"/>
-                <w:szCs w:val="19"/>
+              <w:spacing w:after="0" w:line="198"/>
+              <w:jc w:val="center"/>
+            </w:pPr>
+            <w:r>
+              <w:rPr>
+                <w:rFonts w:ascii="Times New Roman" w:cs="Times New Roman" w:eastAsia="Times New Roman" w:hAnsi="Times New Roman"/>
+                <w:b w:val="false"/>
+                <w:bCs w:val="false"/>
+                <w:i w:val="false"/>
+                <w:iCs w:val="false"/>
+                <w:color w:val="111111"/>
+                <w:sz w:val="15"/>
+                <w:szCs w:val="15"/>
               </w:rPr>
               <w:t xml:space="preserve">3</w:t>
             </w:r>
@@ -8492,7 +8228,7 @@
           </w:tcPr>
           <w:p>
             <w:pPr>
-              <w:spacing w:after="0" w:line="270"/>
+              <w:spacing w:after="0" w:line="198"/>
             </w:pPr>
             <w:r>
               <w:rPr>
@@ -8502,8 +8238,8 @@
                 <w:i w:val="false"/>
                 <w:iCs w:val="false"/>
                 <w:color w:val="111111"/>
-                <w:sz w:val="19"/>
-                <w:szCs w:val="19"/>
+                <w:sz w:val="15"/>
+                <w:szCs w:val="15"/>
               </w:rPr>
               <w:t xml:space="preserve">Dil bilgisi</w:t>
             </w:r>
@@ -8522,18 +8258,18 @@
           </w:tcPr>
           <w:p>
             <w:pPr>
-              <w:spacing w:after="0" w:line="270"/>
-            </w:pPr>
-            <w:r>
-              <w:rPr>
-                <w:rFonts w:ascii="Times New Roman" w:cs="Times New Roman" w:eastAsia="Times New Roman" w:hAnsi="Times New Roman"/>
-                <w:b w:val="false"/>
-                <w:bCs w:val="false"/>
-                <w:i w:val="false"/>
-                <w:iCs w:val="false"/>
-                <w:color w:val="111111"/>
-                <w:sz w:val="19"/>
-                <w:szCs w:val="19"/>
+              <w:spacing w:after="0" w:line="198"/>
+            </w:pPr>
+            <w:r>
+              <w:rPr>
+                <w:rFonts w:ascii="Times New Roman" w:cs="Times New Roman" w:eastAsia="Times New Roman" w:hAnsi="Times New Roman"/>
+                <w:b w:val="false"/>
+                <w:bCs w:val="false"/>
+                <w:i w:val="false"/>
+                <w:iCs w:val="false"/>
+                <w:color w:val="111111"/>
+                <w:sz w:val="15"/>
+                <w:szCs w:val="15"/>
               </w:rPr>
               <w:t xml:space="preserve">Gelecek zaman, gereklilik ve ism-i tafdîli doğru kullanır.</w:t>
             </w:r>
@@ -8552,19 +8288,19 @@
           </w:tcPr>
           <w:p>
             <w:pPr>
-              <w:spacing w:after="0" w:line="270"/>
-              <w:jc w:val="center"/>
-            </w:pPr>
-            <w:r>
-              <w:rPr>
-                <w:rFonts w:ascii="Times New Roman" w:cs="Times New Roman" w:eastAsia="Times New Roman" w:hAnsi="Times New Roman"/>
-                <w:b w:val="false"/>
-                <w:bCs w:val="false"/>
-                <w:i w:val="false"/>
-                <w:iCs w:val="false"/>
-                <w:color w:val="111111"/>
-                <w:sz w:val="19"/>
-                <w:szCs w:val="19"/>
+              <w:spacing w:after="0" w:line="198"/>
+              <w:jc w:val="center"/>
+            </w:pPr>
+            <w:r>
+              <w:rPr>
+                <w:rFonts w:ascii="Times New Roman" w:cs="Times New Roman" w:eastAsia="Times New Roman" w:hAnsi="Times New Roman"/>
+                <w:b w:val="false"/>
+                <w:bCs w:val="false"/>
+                <w:i w:val="false"/>
+                <w:iCs w:val="false"/>
+                <w:color w:val="111111"/>
+                <w:sz w:val="15"/>
+                <w:szCs w:val="15"/>
               </w:rPr>
               <w:t xml:space="preserve">2</w:t>
             </w:r>
@@ -8585,7 +8321,7 @@
           </w:tcPr>
           <w:p>
             <w:pPr>
-              <w:spacing w:after="0" w:line="270"/>
+              <w:spacing w:after="0" w:line="198"/>
             </w:pPr>
             <w:r>
               <w:rPr>
@@ -8595,8 +8331,8 @@
                 <w:i w:val="false"/>
                 <w:iCs w:val="false"/>
                 <w:color w:val="111111"/>
-                <w:sz w:val="19"/>
-                <w:szCs w:val="19"/>
+                <w:sz w:val="15"/>
+                <w:szCs w:val="15"/>
               </w:rPr>
               <w:t xml:space="preserve">Yazım ve hareke</w:t>
             </w:r>
@@ -8615,18 +8351,18 @@
           </w:tcPr>
           <w:p>
             <w:pPr>
-              <w:spacing w:after="0" w:line="270"/>
-            </w:pPr>
-            <w:r>
-              <w:rPr>
-                <w:rFonts w:ascii="Times New Roman" w:cs="Times New Roman" w:eastAsia="Times New Roman" w:hAnsi="Times New Roman"/>
-                <w:b w:val="false"/>
-                <w:bCs w:val="false"/>
-                <w:i w:val="false"/>
-                <w:iCs w:val="false"/>
-                <w:color w:val="111111"/>
-                <w:sz w:val="19"/>
-                <w:szCs w:val="19"/>
+              <w:spacing w:after="0" w:line="198"/>
+            </w:pPr>
+            <w:r>
+              <w:rPr>
+                <w:rFonts w:ascii="Times New Roman" w:cs="Times New Roman" w:eastAsia="Times New Roman" w:hAnsi="Times New Roman"/>
+                <w:b w:val="false"/>
+                <w:bCs w:val="false"/>
+                <w:i w:val="false"/>
+                <w:iCs w:val="false"/>
+                <w:color w:val="111111"/>
+                <w:sz w:val="15"/>
+                <w:szCs w:val="15"/>
               </w:rPr>
               <w:t xml:space="preserve">Harf bitişimlerini ve harekeleri doğru yazar.</w:t>
             </w:r>
@@ -8645,19 +8381,19 @@
           </w:tcPr>
           <w:p>
             <w:pPr>
-              <w:spacing w:after="0" w:line="270"/>
-              <w:jc w:val="center"/>
-            </w:pPr>
-            <w:r>
-              <w:rPr>
-                <w:rFonts w:ascii="Times New Roman" w:cs="Times New Roman" w:eastAsia="Times New Roman" w:hAnsi="Times New Roman"/>
-                <w:b w:val="false"/>
-                <w:bCs w:val="false"/>
-                <w:i w:val="false"/>
-                <w:iCs w:val="false"/>
-                <w:color w:val="111111"/>
-                <w:sz w:val="19"/>
-                <w:szCs w:val="19"/>
+              <w:spacing w:after="0" w:line="198"/>
+              <w:jc w:val="center"/>
+            </w:pPr>
+            <w:r>
+              <w:rPr>
+                <w:rFonts w:ascii="Times New Roman" w:cs="Times New Roman" w:eastAsia="Times New Roman" w:hAnsi="Times New Roman"/>
+                <w:b w:val="false"/>
+                <w:bCs w:val="false"/>
+                <w:i w:val="false"/>
+                <w:iCs w:val="false"/>
+                <w:color w:val="111111"/>
+                <w:sz w:val="15"/>
+                <w:szCs w:val="15"/>
               </w:rPr>
               <w:t xml:space="preserve">2</w:t>
             </w:r>
@@ -8679,7 +8415,7 @@
           </w:tcPr>
           <w:p>
             <w:pPr>
-              <w:spacing w:after="0" w:line="270"/>
+              <w:spacing w:after="0" w:line="198"/>
             </w:pPr>
             <w:r>
               <w:rPr>
@@ -8689,8 +8425,8 @@
                 <w:i w:val="false"/>
                 <w:iCs w:val="false"/>
                 <w:color w:val="111111"/>
-                <w:sz w:val="19"/>
-                <w:szCs w:val="19"/>
+                <w:sz w:val="15"/>
+                <w:szCs w:val="15"/>
               </w:rPr>
               <w:t xml:space="preserve">TOPLAM</w:t>
             </w:r>
@@ -8710,18 +8446,18 @@
           </w:tcPr>
           <w:p>
             <w:pPr>
-              <w:spacing w:after="0" w:line="270"/>
-            </w:pPr>
-            <w:r>
-              <w:rPr>
-                <w:rFonts w:ascii="Times New Roman" w:cs="Times New Roman" w:eastAsia="Times New Roman" w:hAnsi="Times New Roman"/>
-                <w:b w:val="false"/>
-                <w:bCs w:val="false"/>
-                <w:i w:val="false"/>
-                <w:iCs w:val="false"/>
-                <w:color w:val="111111"/>
-                <w:sz w:val="21"/>
-                <w:szCs w:val="21"/>
+              <w:spacing w:after="0" w:line="198"/>
+            </w:pPr>
+            <w:r>
+              <w:rPr>
+                <w:rFonts w:ascii="Times New Roman" w:cs="Times New Roman" w:eastAsia="Times New Roman" w:hAnsi="Times New Roman"/>
+                <w:b w:val="false"/>
+                <w:bCs w:val="false"/>
+                <w:i w:val="false"/>
+                <w:iCs w:val="false"/>
+                <w:color w:val="111111"/>
+                <w:sz w:val="17"/>
+                <w:szCs w:val="17"/>
               </w:rPr>
               <w:t xml:space="preserve"/>
             </w:r>
@@ -8741,7 +8477,7 @@
           </w:tcPr>
           <w:p>
             <w:pPr>
-              <w:spacing w:after="0" w:line="270"/>
+              <w:spacing w:after="0" w:line="198"/>
               <w:jc w:val="center"/>
             </w:pPr>
             <w:r>
@@ -8752,8 +8488,8 @@
                 <w:i w:val="false"/>
                 <w:iCs w:val="false"/>
                 <w:color w:val="111111"/>
-                <w:sz w:val="19"/>
-                <w:szCs w:val="19"/>
+                <w:sz w:val="15"/>
+                <w:szCs w:val="15"/>
               </w:rPr>
               <w:t xml:space="preserve">15</w:t>
             </w:r>
@@ -8763,7 +8499,7 @@
     </w:tbl>
     <w:p>
       <w:pPr>
-        <w:spacing w:after="110"/>
+        <w:spacing w:after="24"/>
       </w:pPr>
       <w:r>
         <w:rPr>
@@ -8773,8 +8509,8 @@
           <w:i w:val="false"/>
           <w:iCs w:val="false"/>
           <w:color w:val="111111"/>
-          <w:sz w:val="21"/>
-          <w:szCs w:val="21"/>
+          <w:sz w:val="17"/>
+          <w:szCs w:val="17"/>
         </w:rPr>
         <w:t xml:space="preserve"/>
       </w:r>
@@ -8782,7 +8518,7 @@
     <w:p>
       <w:pPr>
         <w:keepNext w:val="false"/>
-        <w:spacing w:after="90" w:before="0" w:line="280"/>
+        <w:spacing w:after="20" w:before="0" w:line="198"/>
       </w:pPr>
       <w:r>
         <w:rPr>
@@ -8792,8 +8528,8 @@
           <w:i w:val="false"/>
           <w:iCs w:val="false"/>
           <w:color w:val="111111"/>
-          <w:sz w:val="20"/>
-          <w:szCs w:val="20"/>
+          <w:sz w:val="16"/>
+          <w:szCs w:val="16"/>
         </w:rPr>
         <w:t xml:space="preserve">Öğrenme çıktısı / kazanım dağılımı</w:t>
       </w:r>
@@ -8834,7 +8570,7 @@
           </w:tcPr>
           <w:p>
             <w:pPr>
-              <w:spacing w:after="0" w:line="270"/>
+              <w:spacing w:after="0" w:line="198"/>
               <w:jc w:val="center"/>
             </w:pPr>
             <w:r>
@@ -8845,8 +8581,8 @@
                 <w:i w:val="false"/>
                 <w:iCs w:val="false"/>
                 <w:color w:val="111111"/>
-                <w:sz w:val="18"/>
-                <w:szCs w:val="18"/>
+                <w:sz w:val="14"/>
+                <w:szCs w:val="14"/>
               </w:rPr>
               <w:t xml:space="preserve">Soru</w:t>
             </w:r>
@@ -8866,7 +8602,7 @@
           </w:tcPr>
           <w:p>
             <w:pPr>
-              <w:spacing w:after="0" w:line="270"/>
+              <w:spacing w:after="0" w:line="198"/>
               <w:jc w:val="center"/>
             </w:pPr>
             <w:r>
@@ -8877,8 +8613,8 @@
                 <w:i w:val="false"/>
                 <w:iCs w:val="false"/>
                 <w:color w:val="111111"/>
-                <w:sz w:val="18"/>
-                <w:szCs w:val="18"/>
+                <w:sz w:val="14"/>
+                <w:szCs w:val="14"/>
               </w:rPr>
               <w:t xml:space="preserve">Öğrenme çıktısı</w:t>
             </w:r>
@@ -8898,7 +8634,7 @@
           </w:tcPr>
           <w:p>
             <w:pPr>
-              <w:spacing w:after="0" w:line="270"/>
+              <w:spacing w:after="0" w:line="198"/>
               <w:jc w:val="center"/>
             </w:pPr>
             <w:r>
@@ -8909,8 +8645,8 @@
                 <w:i w:val="false"/>
                 <w:iCs w:val="false"/>
                 <w:color w:val="111111"/>
-                <w:sz w:val="18"/>
-                <w:szCs w:val="18"/>
+                <w:sz w:val="14"/>
+                <w:szCs w:val="14"/>
               </w:rPr>
               <w:t xml:space="preserve">Beceri alanı</w:t>
             </w:r>
@@ -8930,7 +8666,7 @@
           </w:tcPr>
           <w:p>
             <w:pPr>
-              <w:spacing w:after="0" w:line="270"/>
+              <w:spacing w:after="0" w:line="198"/>
               <w:jc w:val="center"/>
             </w:pPr>
             <w:r>
@@ -8941,8 +8677,8 @@
                 <w:i w:val="false"/>
                 <w:iCs w:val="false"/>
                 <w:color w:val="111111"/>
-                <w:sz w:val="18"/>
-                <w:szCs w:val="18"/>
+                <w:sz w:val="14"/>
+                <w:szCs w:val="14"/>
               </w:rPr>
               <w:t xml:space="preserve">Puan</w:t>
             </w:r>
@@ -8963,7 +8699,7 @@
           </w:tcPr>
           <w:p>
             <w:pPr>
-              <w:spacing w:after="0" w:line="270"/>
+              <w:spacing w:after="0" w:line="198"/>
               <w:jc w:val="center"/>
             </w:pPr>
             <w:r>
@@ -8974,8 +8710,8 @@
                 <w:i w:val="false"/>
                 <w:iCs w:val="false"/>
                 <w:color w:val="111111"/>
-                <w:sz w:val="18"/>
-                <w:szCs w:val="18"/>
+                <w:sz w:val="14"/>
+                <w:szCs w:val="14"/>
               </w:rPr>
               <w:t xml:space="preserve">1</w:t>
             </w:r>
@@ -8994,18 +8730,18 @@
           </w:tcPr>
           <w:p>
             <w:pPr>
-              <w:spacing w:after="0" w:line="270"/>
-            </w:pPr>
-            <w:r>
-              <w:rPr>
-                <w:rFonts w:ascii="Times New Roman" w:cs="Times New Roman" w:eastAsia="Times New Roman" w:hAnsi="Times New Roman"/>
-                <w:b w:val="false"/>
-                <w:bCs w:val="false"/>
-                <w:i w:val="false"/>
-                <w:iCs w:val="false"/>
-                <w:color w:val="111111"/>
-                <w:sz w:val="17"/>
-                <w:szCs w:val="17"/>
+              <w:spacing w:after="0" w:line="198"/>
+            </w:pPr>
+            <w:r>
+              <w:rPr>
+                <w:rFonts w:ascii="Times New Roman" w:cs="Times New Roman" w:eastAsia="Times New Roman" w:hAnsi="Times New Roman"/>
+                <w:b w:val="false"/>
+                <w:bCs w:val="false"/>
+                <w:i w:val="false"/>
+                <w:iCs w:val="false"/>
+                <w:color w:val="111111"/>
+                <w:sz w:val="13"/>
+                <w:szCs w:val="13"/>
               </w:rPr>
               <w:t xml:space="preserve">ARP.10.4.2.3 — Okuduğu içeriği anlamlandırır, çıkarım yapar.</w:t>
             </w:r>
@@ -9024,19 +8760,19 @@
           </w:tcPr>
           <w:p>
             <w:pPr>
-              <w:spacing w:after="0" w:line="270"/>
-              <w:jc w:val="center"/>
-            </w:pPr>
-            <w:r>
-              <w:rPr>
-                <w:rFonts w:ascii="Times New Roman" w:cs="Times New Roman" w:eastAsia="Times New Roman" w:hAnsi="Times New Roman"/>
-                <w:b w:val="false"/>
-                <w:bCs w:val="false"/>
-                <w:i w:val="false"/>
-                <w:iCs w:val="false"/>
-                <w:color w:val="111111"/>
-                <w:sz w:val="17"/>
-                <w:szCs w:val="17"/>
+              <w:spacing w:after="0" w:line="198"/>
+              <w:jc w:val="center"/>
+            </w:pPr>
+            <w:r>
+              <w:rPr>
+                <w:rFonts w:ascii="Times New Roman" w:cs="Times New Roman" w:eastAsia="Times New Roman" w:hAnsi="Times New Roman"/>
+                <w:b w:val="false"/>
+                <w:bCs w:val="false"/>
+                <w:i w:val="false"/>
+                <w:iCs w:val="false"/>
+                <w:color w:val="111111"/>
+                <w:sz w:val="13"/>
+                <w:szCs w:val="13"/>
               </w:rPr>
               <w:t xml:space="preserve">Okuma</w:t>
             </w:r>
@@ -9055,19 +8791,19 @@
           </w:tcPr>
           <w:p>
             <w:pPr>
-              <w:spacing w:after="0" w:line="270"/>
-              <w:jc w:val="center"/>
-            </w:pPr>
-            <w:r>
-              <w:rPr>
-                <w:rFonts w:ascii="Times New Roman" w:cs="Times New Roman" w:eastAsia="Times New Roman" w:hAnsi="Times New Roman"/>
-                <w:b w:val="false"/>
-                <w:bCs w:val="false"/>
-                <w:i w:val="false"/>
-                <w:iCs w:val="false"/>
-                <w:color w:val="111111"/>
-                <w:sz w:val="18"/>
-                <w:szCs w:val="18"/>
+              <w:spacing w:after="0" w:line="198"/>
+              <w:jc w:val="center"/>
+            </w:pPr>
+            <w:r>
+              <w:rPr>
+                <w:rFonts w:ascii="Times New Roman" w:cs="Times New Roman" w:eastAsia="Times New Roman" w:hAnsi="Times New Roman"/>
+                <w:b w:val="false"/>
+                <w:bCs w:val="false"/>
+                <w:i w:val="false"/>
+                <w:iCs w:val="false"/>
+                <w:color w:val="111111"/>
+                <w:sz w:val="14"/>
+                <w:szCs w:val="14"/>
               </w:rPr>
               <w:t xml:space="preserve">15</w:t>
             </w:r>
@@ -9088,7 +8824,7 @@
           </w:tcPr>
           <w:p>
             <w:pPr>
-              <w:spacing w:after="0" w:line="270"/>
+              <w:spacing w:after="0" w:line="198"/>
               <w:jc w:val="center"/>
             </w:pPr>
             <w:r>
@@ -9099,8 +8835,8 @@
                 <w:i w:val="false"/>
                 <w:iCs w:val="false"/>
                 <w:color w:val="111111"/>
-                <w:sz w:val="18"/>
-                <w:szCs w:val="18"/>
+                <w:sz w:val="14"/>
+                <w:szCs w:val="14"/>
               </w:rPr>
               <w:t xml:space="preserve">2</w:t>
             </w:r>
@@ -9119,18 +8855,18 @@
           </w:tcPr>
           <w:p>
             <w:pPr>
-              <w:spacing w:after="0" w:line="270"/>
-            </w:pPr>
-            <w:r>
-              <w:rPr>
-                <w:rFonts w:ascii="Times New Roman" w:cs="Times New Roman" w:eastAsia="Times New Roman" w:hAnsi="Times New Roman"/>
-                <w:b w:val="false"/>
-                <w:bCs w:val="false"/>
-                <w:i w:val="false"/>
-                <w:iCs w:val="false"/>
-                <w:color w:val="111111"/>
-                <w:sz w:val="17"/>
-                <w:szCs w:val="17"/>
+              <w:spacing w:after="0" w:line="198"/>
+            </w:pPr>
+            <w:r>
+              <w:rPr>
+                <w:rFonts w:ascii="Times New Roman" w:cs="Times New Roman" w:eastAsia="Times New Roman" w:hAnsi="Times New Roman"/>
+                <w:b w:val="false"/>
+                <w:bCs w:val="false"/>
+                <w:i w:val="false"/>
+                <w:iCs w:val="false"/>
+                <w:color w:val="111111"/>
+                <w:sz w:val="13"/>
+                <w:szCs w:val="13"/>
               </w:rPr>
               <w:t xml:space="preserve">ARP.10.4.1.3 — Dinlediği içeriği anlamlandırır.</w:t>
             </w:r>
@@ -9149,19 +8885,19 @@
           </w:tcPr>
           <w:p>
             <w:pPr>
-              <w:spacing w:after="0" w:line="270"/>
-              <w:jc w:val="center"/>
-            </w:pPr>
-            <w:r>
-              <w:rPr>
-                <w:rFonts w:ascii="Times New Roman" w:cs="Times New Roman" w:eastAsia="Times New Roman" w:hAnsi="Times New Roman"/>
-                <w:b w:val="false"/>
-                <w:bCs w:val="false"/>
-                <w:i w:val="false"/>
-                <w:iCs w:val="false"/>
-                <w:color w:val="111111"/>
-                <w:sz w:val="17"/>
-                <w:szCs w:val="17"/>
+              <w:spacing w:after="0" w:line="198"/>
+              <w:jc w:val="center"/>
+            </w:pPr>
+            <w:r>
+              <w:rPr>
+                <w:rFonts w:ascii="Times New Roman" w:cs="Times New Roman" w:eastAsia="Times New Roman" w:hAnsi="Times New Roman"/>
+                <w:b w:val="false"/>
+                <w:bCs w:val="false"/>
+                <w:i w:val="false"/>
+                <w:iCs w:val="false"/>
+                <w:color w:val="111111"/>
+                <w:sz w:val="13"/>
+                <w:szCs w:val="13"/>
               </w:rPr>
               <w:t xml:space="preserve">Dinleme</w:t>
             </w:r>
@@ -9180,19 +8916,19 @@
           </w:tcPr>
           <w:p>
             <w:pPr>
-              <w:spacing w:after="0" w:line="270"/>
-              <w:jc w:val="center"/>
-            </w:pPr>
-            <w:r>
-              <w:rPr>
-                <w:rFonts w:ascii="Times New Roman" w:cs="Times New Roman" w:eastAsia="Times New Roman" w:hAnsi="Times New Roman"/>
-                <w:b w:val="false"/>
-                <w:bCs w:val="false"/>
-                <w:i w:val="false"/>
-                <w:iCs w:val="false"/>
-                <w:color w:val="111111"/>
-                <w:sz w:val="18"/>
-                <w:szCs w:val="18"/>
+              <w:spacing w:after="0" w:line="198"/>
+              <w:jc w:val="center"/>
+            </w:pPr>
+            <w:r>
+              <w:rPr>
+                <w:rFonts w:ascii="Times New Roman" w:cs="Times New Roman" w:eastAsia="Times New Roman" w:hAnsi="Times New Roman"/>
+                <w:b w:val="false"/>
+                <w:bCs w:val="false"/>
+                <w:i w:val="false"/>
+                <w:iCs w:val="false"/>
+                <w:color w:val="111111"/>
+                <w:sz w:val="14"/>
+                <w:szCs w:val="14"/>
               </w:rPr>
               <w:t xml:space="preserve">10</w:t>
             </w:r>
@@ -9213,7 +8949,7 @@
           </w:tcPr>
           <w:p>
             <w:pPr>
-              <w:spacing w:after="0" w:line="270"/>
+              <w:spacing w:after="0" w:line="198"/>
               <w:jc w:val="center"/>
             </w:pPr>
             <w:r>
@@ -9224,8 +8960,8 @@
                 <w:i w:val="false"/>
                 <w:iCs w:val="false"/>
                 <w:color w:val="111111"/>
-                <w:sz w:val="18"/>
-                <w:szCs w:val="18"/>
+                <w:sz w:val="14"/>
+                <w:szCs w:val="14"/>
               </w:rPr>
               <w:t xml:space="preserve">3</w:t>
             </w:r>
@@ -9244,18 +8980,18 @@
           </w:tcPr>
           <w:p>
             <w:pPr>
-              <w:spacing w:after="0" w:line="270"/>
-            </w:pPr>
-            <w:r>
-              <w:rPr>
-                <w:rFonts w:ascii="Times New Roman" w:cs="Times New Roman" w:eastAsia="Times New Roman" w:hAnsi="Times New Roman"/>
-                <w:b w:val="false"/>
-                <w:bCs w:val="false"/>
-                <w:i w:val="false"/>
-                <w:iCs w:val="false"/>
-                <w:color w:val="111111"/>
-                <w:sz w:val="17"/>
-                <w:szCs w:val="17"/>
+              <w:spacing w:after="0" w:line="198"/>
+            </w:pPr>
+            <w:r>
+              <w:rPr>
+                <w:rFonts w:ascii="Times New Roman" w:cs="Times New Roman" w:eastAsia="Times New Roman" w:hAnsi="Times New Roman"/>
+                <w:b w:val="false"/>
+                <w:bCs w:val="false"/>
+                <w:i w:val="false"/>
+                <w:iCs w:val="false"/>
+                <w:color w:val="111111"/>
+                <w:sz w:val="13"/>
+                <w:szCs w:val="13"/>
               </w:rPr>
               <w:t xml:space="preserve">ARP.10.4.5.5 — Bilgilerini kullanarak sözlü iletişim kurar.</w:t>
             </w:r>
@@ -9274,19 +9010,19 @@
           </w:tcPr>
           <w:p>
             <w:pPr>
-              <w:spacing w:after="0" w:line="270"/>
-              <w:jc w:val="center"/>
-            </w:pPr>
-            <w:r>
-              <w:rPr>
-                <w:rFonts w:ascii="Times New Roman" w:cs="Times New Roman" w:eastAsia="Times New Roman" w:hAnsi="Times New Roman"/>
-                <w:b w:val="false"/>
-                <w:bCs w:val="false"/>
-                <w:i w:val="false"/>
-                <w:iCs w:val="false"/>
-                <w:color w:val="111111"/>
-                <w:sz w:val="17"/>
-                <w:szCs w:val="17"/>
+              <w:spacing w:after="0" w:line="198"/>
+              <w:jc w:val="center"/>
+            </w:pPr>
+            <w:r>
+              <w:rPr>
+                <w:rFonts w:ascii="Times New Roman" w:cs="Times New Roman" w:eastAsia="Times New Roman" w:hAnsi="Times New Roman"/>
+                <w:b w:val="false"/>
+                <w:bCs w:val="false"/>
+                <w:i w:val="false"/>
+                <w:iCs w:val="false"/>
+                <w:color w:val="111111"/>
+                <w:sz w:val="13"/>
+                <w:szCs w:val="13"/>
               </w:rPr>
               <w:t xml:space="preserve">Konuşma</w:t>
             </w:r>
@@ -9305,19 +9041,19 @@
           </w:tcPr>
           <w:p>
             <w:pPr>
-              <w:spacing w:after="0" w:line="270"/>
-              <w:jc w:val="center"/>
-            </w:pPr>
-            <w:r>
-              <w:rPr>
-                <w:rFonts w:ascii="Times New Roman" w:cs="Times New Roman" w:eastAsia="Times New Roman" w:hAnsi="Times New Roman"/>
-                <w:b w:val="false"/>
-                <w:bCs w:val="false"/>
-                <w:i w:val="false"/>
-                <w:iCs w:val="false"/>
-                <w:color w:val="111111"/>
-                <w:sz w:val="18"/>
-                <w:szCs w:val="18"/>
+              <w:spacing w:after="0" w:line="198"/>
+              <w:jc w:val="center"/>
+            </w:pPr>
+            <w:r>
+              <w:rPr>
+                <w:rFonts w:ascii="Times New Roman" w:cs="Times New Roman" w:eastAsia="Times New Roman" w:hAnsi="Times New Roman"/>
+                <w:b w:val="false"/>
+                <w:bCs w:val="false"/>
+                <w:i w:val="false"/>
+                <w:iCs w:val="false"/>
+                <w:color w:val="111111"/>
+                <w:sz w:val="14"/>
+                <w:szCs w:val="14"/>
               </w:rPr>
               <w:t xml:space="preserve">15</w:t>
             </w:r>
@@ -9338,7 +9074,7 @@
           </w:tcPr>
           <w:p>
             <w:pPr>
-              <w:spacing w:after="0" w:line="270"/>
+              <w:spacing w:after="0" w:line="198"/>
               <w:jc w:val="center"/>
             </w:pPr>
             <w:r>
@@ -9349,8 +9085,8 @@
                 <w:i w:val="false"/>
                 <w:iCs w:val="false"/>
                 <w:color w:val="111111"/>
-                <w:sz w:val="18"/>
-                <w:szCs w:val="18"/>
+                <w:sz w:val="14"/>
+                <w:szCs w:val="14"/>
               </w:rPr>
               <w:t xml:space="preserve">4</w:t>
             </w:r>
@@ -9369,18 +9105,18 @@
           </w:tcPr>
           <w:p>
             <w:pPr>
-              <w:spacing w:after="0" w:line="270"/>
-            </w:pPr>
-            <w:r>
-              <w:rPr>
-                <w:rFonts w:ascii="Times New Roman" w:cs="Times New Roman" w:eastAsia="Times New Roman" w:hAnsi="Times New Roman"/>
-                <w:b w:val="false"/>
-                <w:bCs w:val="false"/>
-                <w:i w:val="false"/>
-                <w:iCs w:val="false"/>
-                <w:color w:val="111111"/>
-                <w:sz w:val="17"/>
-                <w:szCs w:val="17"/>
+              <w:spacing w:after="0" w:line="198"/>
+            </w:pPr>
+            <w:r>
+              <w:rPr>
+                <w:rFonts w:ascii="Times New Roman" w:cs="Times New Roman" w:eastAsia="Times New Roman" w:hAnsi="Times New Roman"/>
+                <w:b w:val="false"/>
+                <w:bCs w:val="false"/>
+                <w:i w:val="false"/>
+                <w:iCs w:val="false"/>
+                <w:color w:val="111111"/>
+                <w:sz w:val="13"/>
+                <w:szCs w:val="13"/>
               </w:rPr>
               <w:t xml:space="preserve">ARP.10.4.3.1 — Hedef dil yapılarının işlevini ayırt eder.</w:t>
             </w:r>
@@ -9399,19 +9135,19 @@
           </w:tcPr>
           <w:p>
             <w:pPr>
-              <w:spacing w:after="0" w:line="270"/>
-              <w:jc w:val="center"/>
-            </w:pPr>
-            <w:r>
-              <w:rPr>
-                <w:rFonts w:ascii="Times New Roman" w:cs="Times New Roman" w:eastAsia="Times New Roman" w:hAnsi="Times New Roman"/>
-                <w:b w:val="false"/>
-                <w:bCs w:val="false"/>
-                <w:i w:val="false"/>
-                <w:iCs w:val="false"/>
-                <w:color w:val="111111"/>
-                <w:sz w:val="17"/>
-                <w:szCs w:val="17"/>
+              <w:spacing w:after="0" w:line="198"/>
+              <w:jc w:val="center"/>
+            </w:pPr>
+            <w:r>
+              <w:rPr>
+                <w:rFonts w:ascii="Times New Roman" w:cs="Times New Roman" w:eastAsia="Times New Roman" w:hAnsi="Times New Roman"/>
+                <w:b w:val="false"/>
+                <w:bCs w:val="false"/>
+                <w:i w:val="false"/>
+                <w:iCs w:val="false"/>
+                <w:color w:val="111111"/>
+                <w:sz w:val="13"/>
+                <w:szCs w:val="13"/>
               </w:rPr>
               <w:t xml:space="preserve">Dil Bilgisi</w:t>
             </w:r>
@@ -9430,19 +9166,19 @@
           </w:tcPr>
           <w:p>
             <w:pPr>
-              <w:spacing w:after="0" w:line="270"/>
-              <w:jc w:val="center"/>
-            </w:pPr>
-            <w:r>
-              <w:rPr>
-                <w:rFonts w:ascii="Times New Roman" w:cs="Times New Roman" w:eastAsia="Times New Roman" w:hAnsi="Times New Roman"/>
-                <w:b w:val="false"/>
-                <w:bCs w:val="false"/>
-                <w:i w:val="false"/>
-                <w:iCs w:val="false"/>
-                <w:color w:val="111111"/>
-                <w:sz w:val="18"/>
-                <w:szCs w:val="18"/>
+              <w:spacing w:after="0" w:line="198"/>
+              <w:jc w:val="center"/>
+            </w:pPr>
+            <w:r>
+              <w:rPr>
+                <w:rFonts w:ascii="Times New Roman" w:cs="Times New Roman" w:eastAsia="Times New Roman" w:hAnsi="Times New Roman"/>
+                <w:b w:val="false"/>
+                <w:bCs w:val="false"/>
+                <w:i w:val="false"/>
+                <w:iCs w:val="false"/>
+                <w:color w:val="111111"/>
+                <w:sz w:val="14"/>
+                <w:szCs w:val="14"/>
               </w:rPr>
               <w:t xml:space="preserve">10</w:t>
             </w:r>
@@ -9463,7 +9199,7 @@
           </w:tcPr>
           <w:p>
             <w:pPr>
-              <w:spacing w:after="0" w:line="270"/>
+              <w:spacing w:after="0" w:line="198"/>
               <w:jc w:val="center"/>
             </w:pPr>
             <w:r>
@@ -9474,8 +9210,8 @@
                 <w:i w:val="false"/>
                 <w:iCs w:val="false"/>
                 <w:color w:val="111111"/>
-                <w:sz w:val="18"/>
-                <w:szCs w:val="18"/>
+                <w:sz w:val="14"/>
+                <w:szCs w:val="14"/>
               </w:rPr>
               <w:t xml:space="preserve">5</w:t>
             </w:r>
@@ -9494,18 +9230,18 @@
           </w:tcPr>
           <w:p>
             <w:pPr>
-              <w:spacing w:after="0" w:line="270"/>
-            </w:pPr>
-            <w:r>
-              <w:rPr>
-                <w:rFonts w:ascii="Times New Roman" w:cs="Times New Roman" w:eastAsia="Times New Roman" w:hAnsi="Times New Roman"/>
-                <w:b w:val="false"/>
-                <w:bCs w:val="false"/>
-                <w:i w:val="false"/>
-                <w:iCs w:val="false"/>
-                <w:color w:val="111111"/>
-                <w:sz w:val="17"/>
-                <w:szCs w:val="17"/>
+              <w:spacing w:after="0" w:line="198"/>
+            </w:pPr>
+            <w:r>
+              <w:rPr>
+                <w:rFonts w:ascii="Times New Roman" w:cs="Times New Roman" w:eastAsia="Times New Roman" w:hAnsi="Times New Roman"/>
+                <w:b w:val="false"/>
+                <w:bCs w:val="false"/>
+                <w:i w:val="false"/>
+                <w:iCs w:val="false"/>
+                <w:color w:val="111111"/>
+                <w:sz w:val="13"/>
+                <w:szCs w:val="13"/>
               </w:rPr>
               <w:t xml:space="preserve">ARP.10.4.4.1 — Metinden hareketle hedef sözcükleri yerinde kullanır.</w:t>
             </w:r>
@@ -9524,19 +9260,19 @@
           </w:tcPr>
           <w:p>
             <w:pPr>
-              <w:spacing w:after="0" w:line="270"/>
-              <w:jc w:val="center"/>
-            </w:pPr>
-            <w:r>
-              <w:rPr>
-                <w:rFonts w:ascii="Times New Roman" w:cs="Times New Roman" w:eastAsia="Times New Roman" w:hAnsi="Times New Roman"/>
-                <w:b w:val="false"/>
-                <w:bCs w:val="false"/>
-                <w:i w:val="false"/>
-                <w:iCs w:val="false"/>
-                <w:color w:val="111111"/>
-                <w:sz w:val="17"/>
-                <w:szCs w:val="17"/>
+              <w:spacing w:after="0" w:line="198"/>
+              <w:jc w:val="center"/>
+            </w:pPr>
+            <w:r>
+              <w:rPr>
+                <w:rFonts w:ascii="Times New Roman" w:cs="Times New Roman" w:eastAsia="Times New Roman" w:hAnsi="Times New Roman"/>
+                <w:b w:val="false"/>
+                <w:bCs w:val="false"/>
+                <w:i w:val="false"/>
+                <w:iCs w:val="false"/>
+                <w:color w:val="111111"/>
+                <w:sz w:val="13"/>
+                <w:szCs w:val="13"/>
               </w:rPr>
               <w:t xml:space="preserve">Sözcük</w:t>
             </w:r>
@@ -9555,19 +9291,19 @@
           </w:tcPr>
           <w:p>
             <w:pPr>
-              <w:spacing w:after="0" w:line="270"/>
-              <w:jc w:val="center"/>
-            </w:pPr>
-            <w:r>
-              <w:rPr>
-                <w:rFonts w:ascii="Times New Roman" w:cs="Times New Roman" w:eastAsia="Times New Roman" w:hAnsi="Times New Roman"/>
-                <w:b w:val="false"/>
-                <w:bCs w:val="false"/>
-                <w:i w:val="false"/>
-                <w:iCs w:val="false"/>
-                <w:color w:val="111111"/>
-                <w:sz w:val="18"/>
-                <w:szCs w:val="18"/>
+              <w:spacing w:after="0" w:line="198"/>
+              <w:jc w:val="center"/>
+            </w:pPr>
+            <w:r>
+              <w:rPr>
+                <w:rFonts w:ascii="Times New Roman" w:cs="Times New Roman" w:eastAsia="Times New Roman" w:hAnsi="Times New Roman"/>
+                <w:b w:val="false"/>
+                <w:bCs w:val="false"/>
+                <w:i w:val="false"/>
+                <w:iCs w:val="false"/>
+                <w:color w:val="111111"/>
+                <w:sz w:val="14"/>
+                <w:szCs w:val="14"/>
               </w:rPr>
               <w:t xml:space="preserve">10</w:t>
             </w:r>
@@ -9588,7 +9324,7 @@
           </w:tcPr>
           <w:p>
             <w:pPr>
-              <w:spacing w:after="0" w:line="270"/>
+              <w:spacing w:after="0" w:line="198"/>
               <w:jc w:val="center"/>
             </w:pPr>
             <w:r>
@@ -9599,8 +9335,8 @@
                 <w:i w:val="false"/>
                 <w:iCs w:val="false"/>
                 <w:color w:val="111111"/>
-                <w:sz w:val="18"/>
-                <w:szCs w:val="18"/>
+                <w:sz w:val="14"/>
+                <w:szCs w:val="14"/>
               </w:rPr>
               <w:t xml:space="preserve">6</w:t>
             </w:r>
@@ -9619,18 +9355,18 @@
           </w:tcPr>
           <w:p>
             <w:pPr>
-              <w:spacing w:after="0" w:line="270"/>
-            </w:pPr>
-            <w:r>
-              <w:rPr>
-                <w:rFonts w:ascii="Times New Roman" w:cs="Times New Roman" w:eastAsia="Times New Roman" w:hAnsi="Times New Roman"/>
-                <w:b w:val="false"/>
-                <w:bCs w:val="false"/>
-                <w:i w:val="false"/>
-                <w:iCs w:val="false"/>
-                <w:color w:val="111111"/>
-                <w:sz w:val="17"/>
-                <w:szCs w:val="17"/>
+              <w:spacing w:after="0" w:line="198"/>
+            </w:pPr>
+            <w:r>
+              <w:rPr>
+                <w:rFonts w:ascii="Times New Roman" w:cs="Times New Roman" w:eastAsia="Times New Roman" w:hAnsi="Times New Roman"/>
+                <w:b w:val="false"/>
+                <w:bCs w:val="false"/>
+                <w:i w:val="false"/>
+                <w:iCs w:val="false"/>
+                <w:color w:val="111111"/>
+                <w:sz w:val="13"/>
+                <w:szCs w:val="13"/>
               </w:rPr>
               <w:t xml:space="preserve">ARP.10.4.2.2 — Okuduğu içerikte bağlamdan anlam çıkarır.</w:t>
             </w:r>
@@ -9649,19 +9385,19 @@
           </w:tcPr>
           <w:p>
             <w:pPr>
-              <w:spacing w:after="0" w:line="270"/>
-              <w:jc w:val="center"/>
-            </w:pPr>
-            <w:r>
-              <w:rPr>
-                <w:rFonts w:ascii="Times New Roman" w:cs="Times New Roman" w:eastAsia="Times New Roman" w:hAnsi="Times New Roman"/>
-                <w:b w:val="false"/>
-                <w:bCs w:val="false"/>
-                <w:i w:val="false"/>
-                <w:iCs w:val="false"/>
-                <w:color w:val="111111"/>
-                <w:sz w:val="17"/>
-                <w:szCs w:val="17"/>
+              <w:spacing w:after="0" w:line="198"/>
+              <w:jc w:val="center"/>
+            </w:pPr>
+            <w:r>
+              <w:rPr>
+                <w:rFonts w:ascii="Times New Roman" w:cs="Times New Roman" w:eastAsia="Times New Roman" w:hAnsi="Times New Roman"/>
+                <w:b w:val="false"/>
+                <w:bCs w:val="false"/>
+                <w:i w:val="false"/>
+                <w:iCs w:val="false"/>
+                <w:color w:val="111111"/>
+                <w:sz w:val="13"/>
+                <w:szCs w:val="13"/>
               </w:rPr>
               <w:t xml:space="preserve">Okuma</w:t>
             </w:r>
@@ -9680,19 +9416,19 @@
           </w:tcPr>
           <w:p>
             <w:pPr>
-              <w:spacing w:after="0" w:line="270"/>
-              <w:jc w:val="center"/>
-            </w:pPr>
-            <w:r>
-              <w:rPr>
-                <w:rFonts w:ascii="Times New Roman" w:cs="Times New Roman" w:eastAsia="Times New Roman" w:hAnsi="Times New Roman"/>
-                <w:b w:val="false"/>
-                <w:bCs w:val="false"/>
-                <w:i w:val="false"/>
-                <w:iCs w:val="false"/>
-                <w:color w:val="111111"/>
-                <w:sz w:val="18"/>
-                <w:szCs w:val="18"/>
+              <w:spacing w:after="0" w:line="198"/>
+              <w:jc w:val="center"/>
+            </w:pPr>
+            <w:r>
+              <w:rPr>
+                <w:rFonts w:ascii="Times New Roman" w:cs="Times New Roman" w:eastAsia="Times New Roman" w:hAnsi="Times New Roman"/>
+                <w:b w:val="false"/>
+                <w:bCs w:val="false"/>
+                <w:i w:val="false"/>
+                <w:iCs w:val="false"/>
+                <w:color w:val="111111"/>
+                <w:sz w:val="14"/>
+                <w:szCs w:val="14"/>
               </w:rPr>
               <w:t xml:space="preserve">10</w:t>
             </w:r>
@@ -9713,7 +9449,7 @@
           </w:tcPr>
           <w:p>
             <w:pPr>
-              <w:spacing w:after="0" w:line="270"/>
+              <w:spacing w:after="0" w:line="198"/>
               <w:jc w:val="center"/>
             </w:pPr>
             <w:r>
@@ -9724,8 +9460,8 @@
                 <w:i w:val="false"/>
                 <w:iCs w:val="false"/>
                 <w:color w:val="111111"/>
-                <w:sz w:val="18"/>
-                <w:szCs w:val="18"/>
+                <w:sz w:val="14"/>
+                <w:szCs w:val="14"/>
               </w:rPr>
               <w:t xml:space="preserve">7</w:t>
             </w:r>
@@ -9744,18 +9480,18 @@
           </w:tcPr>
           <w:p>
             <w:pPr>
-              <w:spacing w:after="0" w:line="270"/>
-            </w:pPr>
-            <w:r>
-              <w:rPr>
-                <w:rFonts w:ascii="Times New Roman" w:cs="Times New Roman" w:eastAsia="Times New Roman" w:hAnsi="Times New Roman"/>
-                <w:b w:val="false"/>
-                <w:bCs w:val="false"/>
-                <w:i w:val="false"/>
-                <w:iCs w:val="false"/>
-                <w:color w:val="111111"/>
-                <w:sz w:val="17"/>
-                <w:szCs w:val="17"/>
+              <w:spacing w:after="0" w:line="198"/>
+            </w:pPr>
+            <w:r>
+              <w:rPr>
+                <w:rFonts w:ascii="Times New Roman" w:cs="Times New Roman" w:eastAsia="Times New Roman" w:hAnsi="Times New Roman"/>
+                <w:b w:val="false"/>
+                <w:bCs w:val="false"/>
+                <w:i w:val="false"/>
+                <w:iCs w:val="false"/>
+                <w:color w:val="111111"/>
+                <w:sz w:val="13"/>
+                <w:szCs w:val="13"/>
               </w:rPr>
               <w:t xml:space="preserve">ARP.10.3.5.3 — Metne dayalı sorulara Arapça cevap verir.</w:t>
             </w:r>
@@ -9774,19 +9510,19 @@
           </w:tcPr>
           <w:p>
             <w:pPr>
-              <w:spacing w:after="0" w:line="270"/>
-              <w:jc w:val="center"/>
-            </w:pPr>
-            <w:r>
-              <w:rPr>
-                <w:rFonts w:ascii="Times New Roman" w:cs="Times New Roman" w:eastAsia="Times New Roman" w:hAnsi="Times New Roman"/>
-                <w:b w:val="false"/>
-                <w:bCs w:val="false"/>
-                <w:i w:val="false"/>
-                <w:iCs w:val="false"/>
-                <w:color w:val="111111"/>
-                <w:sz w:val="17"/>
-                <w:szCs w:val="17"/>
+              <w:spacing w:after="0" w:line="198"/>
+              <w:jc w:val="center"/>
+            </w:pPr>
+            <w:r>
+              <w:rPr>
+                <w:rFonts w:ascii="Times New Roman" w:cs="Times New Roman" w:eastAsia="Times New Roman" w:hAnsi="Times New Roman"/>
+                <w:b w:val="false"/>
+                <w:bCs w:val="false"/>
+                <w:i w:val="false"/>
+                <w:iCs w:val="false"/>
+                <w:color w:val="111111"/>
+                <w:sz w:val="13"/>
+                <w:szCs w:val="13"/>
               </w:rPr>
               <w:t xml:space="preserve">Konuşma</w:t>
             </w:r>
@@ -9805,19 +9541,19 @@
           </w:tcPr>
           <w:p>
             <w:pPr>
-              <w:spacing w:after="0" w:line="270"/>
-              <w:jc w:val="center"/>
-            </w:pPr>
-            <w:r>
-              <w:rPr>
-                <w:rFonts w:ascii="Times New Roman" w:cs="Times New Roman" w:eastAsia="Times New Roman" w:hAnsi="Times New Roman"/>
-                <w:b w:val="false"/>
-                <w:bCs w:val="false"/>
-                <w:i w:val="false"/>
-                <w:iCs w:val="false"/>
-                <w:color w:val="111111"/>
-                <w:sz w:val="18"/>
-                <w:szCs w:val="18"/>
+              <w:spacing w:after="0" w:line="198"/>
+              <w:jc w:val="center"/>
+            </w:pPr>
+            <w:r>
+              <w:rPr>
+                <w:rFonts w:ascii="Times New Roman" w:cs="Times New Roman" w:eastAsia="Times New Roman" w:hAnsi="Times New Roman"/>
+                <w:b w:val="false"/>
+                <w:bCs w:val="false"/>
+                <w:i w:val="false"/>
+                <w:iCs w:val="false"/>
+                <w:color w:val="111111"/>
+                <w:sz w:val="14"/>
+                <w:szCs w:val="14"/>
               </w:rPr>
               <w:t xml:space="preserve">15</w:t>
             </w:r>
@@ -9838,7 +9574,7 @@
           </w:tcPr>
           <w:p>
             <w:pPr>
-              <w:spacing w:after="0" w:line="270"/>
+              <w:spacing w:after="0" w:line="198"/>
               <w:jc w:val="center"/>
             </w:pPr>
             <w:r>
@@ -9849,8 +9585,8 @@
                 <w:i w:val="false"/>
                 <w:iCs w:val="false"/>
                 <w:color w:val="111111"/>
-                <w:sz w:val="18"/>
-                <w:szCs w:val="18"/>
+                <w:sz w:val="14"/>
+                <w:szCs w:val="14"/>
               </w:rPr>
               <w:t xml:space="preserve">8</w:t>
             </w:r>
@@ -9869,18 +9605,18 @@
           </w:tcPr>
           <w:p>
             <w:pPr>
-              <w:spacing w:after="0" w:line="270"/>
-            </w:pPr>
-            <w:r>
-              <w:rPr>
-                <w:rFonts w:ascii="Times New Roman" w:cs="Times New Roman" w:eastAsia="Times New Roman" w:hAnsi="Times New Roman"/>
-                <w:b w:val="false"/>
-                <w:bCs w:val="false"/>
-                <w:i w:val="false"/>
-                <w:iCs w:val="false"/>
-                <w:color w:val="111111"/>
-                <w:sz w:val="17"/>
-                <w:szCs w:val="17"/>
+              <w:spacing w:after="0" w:line="198"/>
+            </w:pPr>
+            <w:r>
+              <w:rPr>
+                <w:rFonts w:ascii="Times New Roman" w:cs="Times New Roman" w:eastAsia="Times New Roman" w:hAnsi="Times New Roman"/>
+                <w:b w:val="false"/>
+                <w:bCs w:val="false"/>
+                <w:i w:val="false"/>
+                <w:iCs w:val="false"/>
+                <w:color w:val="111111"/>
+                <w:sz w:val="13"/>
+                <w:szCs w:val="13"/>
               </w:rPr>
               <w:t xml:space="preserve">ARP.10.4.6.5 — Bilgilerini kullanarak yazılı iletişim kurar.</w:t>
             </w:r>
@@ -9899,19 +9635,19 @@
           </w:tcPr>
           <w:p>
             <w:pPr>
-              <w:spacing w:after="0" w:line="270"/>
-              <w:jc w:val="center"/>
-            </w:pPr>
-            <w:r>
-              <w:rPr>
-                <w:rFonts w:ascii="Times New Roman" w:cs="Times New Roman" w:eastAsia="Times New Roman" w:hAnsi="Times New Roman"/>
-                <w:b w:val="false"/>
-                <w:bCs w:val="false"/>
-                <w:i w:val="false"/>
-                <w:iCs w:val="false"/>
-                <w:color w:val="111111"/>
-                <w:sz w:val="17"/>
-                <w:szCs w:val="17"/>
+              <w:spacing w:after="0" w:line="198"/>
+              <w:jc w:val="center"/>
+            </w:pPr>
+            <w:r>
+              <w:rPr>
+                <w:rFonts w:ascii="Times New Roman" w:cs="Times New Roman" w:eastAsia="Times New Roman" w:hAnsi="Times New Roman"/>
+                <w:b w:val="false"/>
+                <w:bCs w:val="false"/>
+                <w:i w:val="false"/>
+                <w:iCs w:val="false"/>
+                <w:color w:val="111111"/>
+                <w:sz w:val="13"/>
+                <w:szCs w:val="13"/>
               </w:rPr>
               <w:t xml:space="preserve">Yazma</w:t>
             </w:r>
@@ -9930,19 +9666,19 @@
           </w:tcPr>
           <w:p>
             <w:pPr>
-              <w:spacing w:after="0" w:line="270"/>
-              <w:jc w:val="center"/>
-            </w:pPr>
-            <w:r>
-              <w:rPr>
-                <w:rFonts w:ascii="Times New Roman" w:cs="Times New Roman" w:eastAsia="Times New Roman" w:hAnsi="Times New Roman"/>
-                <w:b w:val="false"/>
-                <w:bCs w:val="false"/>
-                <w:i w:val="false"/>
-                <w:iCs w:val="false"/>
-                <w:color w:val="111111"/>
-                <w:sz w:val="18"/>
-                <w:szCs w:val="18"/>
+              <w:spacing w:after="0" w:line="198"/>
+              <w:jc w:val="center"/>
+            </w:pPr>
+            <w:r>
+              <w:rPr>
+                <w:rFonts w:ascii="Times New Roman" w:cs="Times New Roman" w:eastAsia="Times New Roman" w:hAnsi="Times New Roman"/>
+                <w:b w:val="false"/>
+                <w:bCs w:val="false"/>
+                <w:i w:val="false"/>
+                <w:iCs w:val="false"/>
+                <w:color w:val="111111"/>
+                <w:sz w:val="14"/>
+                <w:szCs w:val="14"/>
               </w:rPr>
               <w:t xml:space="preserve">15</w:t>
             </w:r>
@@ -9952,7 +9688,7 @@
     </w:tbl>
     <w:p>
       <w:pPr>
-        <w:spacing w:after="60"/>
+        <w:spacing w:after="13"/>
       </w:pPr>
       <w:r>
         <w:rPr>
@@ -9962,8 +9698,8 @@
           <w:i w:val="false"/>
           <w:iCs w:val="false"/>
           <w:color w:val="111111"/>
-          <w:sz w:val="21"/>
-          <w:szCs w:val="21"/>
+          <w:sz w:val="17"/>
+          <w:szCs w:val="17"/>
         </w:rPr>
         <w:t xml:space="preserve"/>
       </w:r>
@@ -10007,44 +9743,26 @@
           </w:tcPr>
           <w:p>
             <w:pPr>
-              <w:spacing w:after="0" w:line="120"/>
-            </w:pPr>
-            <w:r>
-              <w:rPr>
-                <w:rFonts w:ascii="Times New Roman" w:cs="Times New Roman" w:eastAsia="Times New Roman" w:hAnsi="Times New Roman"/>
-                <w:b w:val="false"/>
-                <w:bCs w:val="false"/>
-                <w:i w:val="false"/>
-                <w:iCs w:val="false"/>
-                <w:color w:val="111111"/>
-                <w:sz w:val="6"/>
-                <w:szCs w:val="6"/>
-              </w:rPr>
-              <w:t xml:space="preserve"/>
-            </w:r>
-          </w:p>
-          <w:p>
-            <w:pPr>
-              <w:spacing w:after="25"/>
-              <w:jc w:val="center"/>
-            </w:pPr>
-            <w:r>
-              <w:rPr>
-                <w:rFonts w:ascii="Times New Roman" w:cs="Times New Roman" w:eastAsia="Times New Roman" w:hAnsi="Times New Roman"/>
-                <w:b w:val="false"/>
-                <w:bCs w:val="false"/>
-                <w:i w:val="false"/>
-                <w:iCs w:val="false"/>
-                <w:color w:val="111111"/>
-                <w:sz w:val="19"/>
-                <w:szCs w:val="19"/>
+              <w:spacing w:after="6"/>
+              <w:jc w:val="center"/>
+            </w:pPr>
+            <w:r>
+              <w:rPr>
+                <w:rFonts w:ascii="Times New Roman" w:cs="Times New Roman" w:eastAsia="Times New Roman" w:hAnsi="Times New Roman"/>
+                <w:b w:val="false"/>
+                <w:bCs w:val="false"/>
+                <w:i w:val="false"/>
+                <w:iCs w:val="false"/>
+                <w:color w:val="111111"/>
+                <w:sz w:val="15"/>
+                <w:szCs w:val="15"/>
               </w:rPr>
               <w:t xml:space="preserve">……………………………………</w:t>
             </w:r>
           </w:p>
           <w:p>
             <w:pPr>
-              <w:spacing w:after="8"/>
+              <w:spacing w:after="2"/>
               <w:jc w:val="center"/>
             </w:pPr>
             <w:r>
@@ -10055,8 +9773,8 @@
                 <w:i w:val="false"/>
                 <w:iCs w:val="false"/>
                 <w:color w:val="111111"/>
-                <w:sz w:val="19"/>
-                <w:szCs w:val="19"/>
+                <w:sz w:val="15"/>
+                <w:szCs w:val="15"/>
               </w:rPr>
               <w:t xml:space="preserve">Ders Öğretmeni</w:t>
             </w:r>
@@ -10074,8 +9792,8 @@
                 <w:i w:val="false"/>
                 <w:iCs w:val="false"/>
                 <w:color w:val="55636F"/>
-                <w:sz w:val="17"/>
-                <w:szCs w:val="17"/>
+                <w:sz w:val="13"/>
+                <w:szCs w:val="13"/>
               </w:rPr>
               <w:t xml:space="preserve">Arapça</w:t>
             </w:r>
@@ -10110,34 +9828,34 @@
                 <w:i w:val="false"/>
                 <w:iCs w:val="false"/>
                 <w:color w:val="111111"/>
-                <w:sz w:val="6"/>
-                <w:szCs w:val="6"/>
+                <w:sz w:val="12"/>
+                <w:szCs w:val="12"/>
               </w:rPr>
               <w:t xml:space="preserve"/>
             </w:r>
           </w:p>
           <w:p>
             <w:pPr>
-              <w:spacing w:after="25"/>
-              <w:jc w:val="center"/>
-            </w:pPr>
-            <w:r>
-              <w:rPr>
-                <w:rFonts w:ascii="Times New Roman" w:cs="Times New Roman" w:eastAsia="Times New Roman" w:hAnsi="Times New Roman"/>
-                <w:b w:val="false"/>
-                <w:bCs w:val="false"/>
-                <w:i w:val="false"/>
-                <w:iCs w:val="false"/>
-                <w:color w:val="111111"/>
-                <w:sz w:val="19"/>
-                <w:szCs w:val="19"/>
+              <w:spacing w:after="6"/>
+              <w:jc w:val="center"/>
+            </w:pPr>
+            <w:r>
+              <w:rPr>
+                <w:rFonts w:ascii="Times New Roman" w:cs="Times New Roman" w:eastAsia="Times New Roman" w:hAnsi="Times New Roman"/>
+                <w:b w:val="false"/>
+                <w:bCs w:val="false"/>
+                <w:i w:val="false"/>
+                <w:iCs w:val="false"/>
+                <w:color w:val="111111"/>
+                <w:sz w:val="15"/>
+                <w:szCs w:val="15"/>
               </w:rPr>
               <w:t xml:space="preserve">……………………………………</w:t>
             </w:r>
           </w:p>
           <w:p>
             <w:pPr>
-              <w:spacing w:after="8"/>
+              <w:spacing w:after="2"/>
               <w:jc w:val="center"/>
             </w:pPr>
             <w:r>
@@ -10148,8 +9866,8 @@
                 <w:i w:val="false"/>
                 <w:iCs w:val="false"/>
                 <w:color w:val="111111"/>
-                <w:sz w:val="19"/>
-                <w:szCs w:val="19"/>
+                <w:sz w:val="15"/>
+                <w:szCs w:val="15"/>
               </w:rPr>
               <w:t xml:space="preserve">Okul Müdürü</w:t>
             </w:r>
@@ -10167,8 +9885,8 @@
                 <w:i w:val="false"/>
                 <w:iCs w:val="false"/>
                 <w:color w:val="55636F"/>
-                <w:sz w:val="17"/>
-                <w:szCs w:val="17"/>
+                <w:sz w:val="13"/>
+                <w:szCs w:val="13"/>
               </w:rPr>
               <w:t xml:space="preserve"/>
             </w:r>
@@ -10179,7 +9897,7 @@
     <w:sectPr>
       <w:footerReference w:type="default" r:id="rId7"/>
       <w:pgSz w:w="11906" w:h="16838" w:orient="portrait"/>
-      <w:pgMar w:top="1021" w:right="1021" w:bottom="1021" w:left="1021" w:header="708" w:footer="708" w:gutter="0"/>
+      <w:pgMar w:top="390" w:right="390" w:bottom="390" w:left="390" w:header="454" w:footer="400" w:gutter="0"/>
       <w:pgNumType/>
       <w:docGrid w:linePitch="360"/>
     </w:sectPr>

--- a/dosyalar/sinavlar/10-sinif/arapca-10-2d2y-beceri.docx
+++ b/dosyalar/sinavlar/10-sinif/arapca-10-2d2y-beceri.docx
@@ -504,7 +504,7 @@
                 <w:szCs w:val="25"/>
                 <w:rtl/>
               </w:rPr>
-              <w:t xml:space="preserve">خُطَّةُ الْعُطْلَةِ الصَّيْفِيَّةِ</w:t>
+              <w:t xml:space="preserve">خُطَّةُ العُطْلَةِ الصَّيْفِيَّةِ</w:t>
             </w:r>
           </w:p>
           <w:p>
@@ -522,7 +522,7 @@
                 <w:szCs w:val="26"/>
                 <w:rtl/>
               </w:rPr>
-              <w:t xml:space="preserve">اِقْتَرَبَتِ الْعُطْلَةُ الصَّيْفِيَّةُ، وَجَلَسَتْ أُسْرَةُ الْأُسْتَاذِ خَالِدٍ لِتَضَعَ خُطَّةً مُنَاسِبَةً.</w:t>
+              <w:t xml:space="preserve">اِقْتَرَبَتِ العُطْلَةُ الصَّيْفِيَّةُ، وَجَلَسَتْ أُسْرَةُ الأُسْتَاذِ خَالِد لِتَضَعَ خُطَّةً مُنَاسِبَةً.</w:t>
             </w:r>
           </w:p>
           <w:p>
@@ -540,7 +540,7 @@
                 <w:szCs w:val="26"/>
                 <w:rtl/>
               </w:rPr>
-              <w:t xml:space="preserve">قَالَ الْأَبُ: إِنَّ الْعُطْلَةَ لَيْسَتْ لِلنَّوْمِ فَقَطْ، بَلْ هِيَ فُرْصَةٌ لِلتَّعَلُّمِ وَالرَّاحَةِ مَعًا.</w:t>
+              <w:t xml:space="preserve">قَالَ الأَبُ: إِنَّ العُطْلَةَ لَيْسَتْ لِلنَّوْمِ فَقَطْ، بَلْ هِيَ فُرْصَةٌ لِلتَّعَلُّمِ وَالرَّاحَةِ مَعًا.</w:t>
             </w:r>
           </w:p>
           <w:p>
@@ -558,7 +558,7 @@
                 <w:szCs w:val="26"/>
                 <w:rtl/>
               </w:rPr>
-              <w:t xml:space="preserve">قَالَتْ سَلْمَى: أُرِيدُ أَنْ أَشْتَرِكَ فِي بَرْنَامَجِ تَحْفِيظِ الْقُرْآنِ فِي الْمَسْجِدِ.</w:t>
+              <w:t xml:space="preserve">قَالَتْ سَلْمَى: أُرِيدُ أَنْ أَشْتَرِكَ فِي بَرْنَامَجِ تَحْفِيظِ القُرْآنِ فِي المَسْجِدِ.</w:t>
             </w:r>
           </w:p>
           <w:p>
@@ -576,7 +576,7 @@
                 <w:szCs w:val="26"/>
                 <w:rtl/>
               </w:rPr>
-              <w:t xml:space="preserve">وَقَالَ أَحْمَدُ: أَمَّا أَنَا فَسَوْفَ أَتَعَلَّمُ السِّبَاحَةَ، لِأَنِّي لَا أَعْرِفُهَا جَيِّدًا.</w:t>
+              <w:t xml:space="preserve">وَقَالَ أَحْمَد: أَمَّا أَنَا فَسَوْفَ أَتَعَلَّمُ السِّبَاحَةَ، لِأَنِّي لَا أَعْرِفُهَا جَيِّدًا.</w:t>
             </w:r>
           </w:p>
           <w:p>
@@ -594,7 +594,7 @@
                 <w:szCs w:val="26"/>
                 <w:rtl/>
               </w:rPr>
-              <w:t xml:space="preserve">اِبْتَسَمَتِ الْأُمُّ وَقَالَتْ: وَأَنَا أُفَضِّلُ الْعَمَلَ التَّطَوُّعِيَّ فِي الْمُسْتَشْفَى مَرَّتَيْنِ فِي الْأُسْبُوعِ.</w:t>
+              <w:t xml:space="preserve">اِبْتَسَمَتِ الأُمُّ وَقَالَتْ: وَأَنَا أُفَضِّلُ العَمَلَ التَّطَوُّعِيَّ فِي المُسْتَشْفَى مَرَّتَيْنِ فِي الأُسْبُوعِ.</w:t>
             </w:r>
           </w:p>
           <w:p>
@@ -612,7 +612,7 @@
                 <w:szCs w:val="26"/>
                 <w:rtl/>
               </w:rPr>
-              <w:t xml:space="preserve">اِتَّفَقَتِ الْأُسْرَةُ عَلَى رِحْلَةٍ قَصِيرَةٍ إِلَى الْمُخَيَّمِ فِي أَوَّلِ شَهْرِ تَمُّوزَ.</w:t>
+              <w:t xml:space="preserve">اِتَّفَقَتِ الأُسْرَةُ عَلَى رِحْلَةٍ قَصِيرَةٍ إِلَى المُخَيَّمِ فِي أَوَّلِ شَهْرِ تَمُّوزَ.</w:t>
             </w:r>
           </w:p>
           <w:p>
@@ -630,7 +630,7 @@
                 <w:szCs w:val="26"/>
                 <w:rtl/>
               </w:rPr>
-              <w:t xml:space="preserve">قَالَ الْأَبُ: سَنَذْهَبُ بِالْقِطَارِ، فَهُوَ أَرْخَصُ مِنَ الطَّائِرَةِ وَأَكْثَرُ رَاحَةً مِنَ الْحَافِلَةِ.</w:t>
+              <w:t xml:space="preserve">قَالَ الأَبُ: سَنَذْهَبُ بِالْقِطَارِ، فَهُوَ أَرْخَصُ مِن الطَّائِرَةِ وَأَكْثَرُ رَاحَةً مِن الحَافِلَةِ.</w:t>
             </w:r>
           </w:p>
           <w:p>
@@ -648,7 +648,7 @@
                 <w:szCs w:val="26"/>
                 <w:rtl/>
               </w:rPr>
-              <w:t xml:space="preserve">وَنَبَّهَ الْأَوْلَادَ قَائِلًا: لَا تُهْمِلُوا الْمَلَابِسَ الْخَفِيفَةَ وَالنَّظَّارَاتِ الشَّمْسِيَّةَ.</w:t>
+              <w:t xml:space="preserve">وَنَبَّهَ الأَوْلَادَ قَائِلًا: لَا تُهْمِلُوا المَلَابِسَ الخَفِيفَةَ وَالنَّظَّارَاتِ الشَّمْسِيَّةَ.</w:t>
             </w:r>
           </w:p>
           <w:p>
@@ -666,7 +666,7 @@
                 <w:szCs w:val="26"/>
                 <w:rtl/>
               </w:rPr>
-              <w:t xml:space="preserve">وَأَضَافَتِ الْأُمُّ: يَجِبُ عَلَيْنَا أَنْ نَأْخُذَ حَقِيبَةَ الْإِسْعَافِ وَالْأَدْوِيَةَ اللَّازِمَةَ.</w:t>
+              <w:t xml:space="preserve">وَأَضَافَتِ الأُمُّ: يَجِبُ عَلَيْنَا أَنْ نَأْخُذَ حَقِيبَةَ الإِسْعَافِ وَالْأَدْوِيَةَ اللَّازِمَةَ.</w:t>
             </w:r>
           </w:p>
           <w:p>
@@ -684,7 +684,7 @@
                 <w:szCs w:val="26"/>
                 <w:rtl/>
               </w:rPr>
-              <w:t xml:space="preserve">وَفِي الْأَيَّامِ الْأَخِيرَةِ مِنَ الْعُطْلَةِ سَتَزُورُ الْأُسْرَةُ الْأَقَارِبَ فِي الْقَرْيَةِ.</w:t>
+              <w:t xml:space="preserve">وَفِي الأَيَّامِ الأَخِيرَةِ مِن العُطْلَةِ سَتَزُورُ الأُسْرَةُ الأَقَارِبَ فِي القَرْيَةِ.</w:t>
             </w:r>
           </w:p>
           <w:p>
@@ -702,7 +702,7 @@
                 <w:szCs w:val="26"/>
                 <w:rtl/>
               </w:rPr>
-              <w:t xml:space="preserve">قَالَ الْأَبُ فِي النِّهَايَةِ: إِنَّ الْخُطَّةَ الْجَيِّدَةَ نِصْفُ النَّجَاحِ، فَلْنَبْدَأْ مِنَ الْيَوْمِ.</w:t>
+              <w:t xml:space="preserve">قَالَ الأَبُ فِي النِّهَايَةِ: إِنَّ الخُطَّةَ الجَيِّدَةَ نِصْفُ النَّجَاحِ، فَلْنَبْدَأْ مِن اليَوْمِ.</w:t>
             </w:r>
           </w:p>
         </w:tc>
@@ -756,7 +756,7 @@
           <w:szCs w:val="24"/>
           <w:rtl/>
         </w:rPr>
-        <w:t xml:space="preserve">مَاذَا تُرِيدُ سَلْمَى أَنْ تَفْعَلَ فِي الْعُطْلَةِ؟</w:t>
+        <w:t xml:space="preserve">مَاذَا تُرِيدُ سَلْمَى أَنْ تَفْعَلَ فِي العُطْلَةِ؟</w:t>
       </w:r>
     </w:p>
     <w:tbl>
@@ -824,7 +824,7 @@
                 <w:szCs w:val="24"/>
                 <w:rtl/>
               </w:rPr>
-              <w:t xml:space="preserve">أَنْ تَشْتَرِكَ فِي تَحْفِيظِ الْقُرْآنِ</w:t>
+              <w:t xml:space="preserve">أَنْ تَشْتَرِكَ فِي تَحْفِيظِ القُرْآنِ</w:t>
             </w:r>
           </w:p>
         </w:tc>
@@ -873,7 +873,7 @@
                 <w:szCs w:val="24"/>
                 <w:rtl/>
               </w:rPr>
-              <w:t xml:space="preserve">أَنْ تَتَعَلَّمَ السِّبَاحَةَ</w:t>
+              <w:t xml:space="preserve">أَنْ تَتَعَلَّمَ السِّبَاحَةَ</w:t>
             </w:r>
           </w:p>
         </w:tc>
@@ -927,7 +927,7 @@
                 <w:szCs w:val="24"/>
                 <w:rtl/>
               </w:rPr>
-              <w:t xml:space="preserve">أَنْ تَزُورَ الْأَقَارِبَ</w:t>
+              <w:t xml:space="preserve">أَنْ تَزُورَ الأَقَارِبَ</w:t>
             </w:r>
           </w:p>
         </w:tc>
@@ -976,7 +976,7 @@
                 <w:szCs w:val="24"/>
                 <w:rtl/>
               </w:rPr>
-              <w:t xml:space="preserve">أَنْ تَعْمَلَ فِي الْمُسْتَشْفَى</w:t>
+              <w:t xml:space="preserve">أَنْ تَعْمَلَ فِي المُسْتَشْفَى</w:t>
             </w:r>
           </w:p>
         </w:tc>
@@ -1012,7 +1012,7 @@
           <w:szCs w:val="24"/>
           <w:rtl/>
         </w:rPr>
-        <w:t xml:space="preserve">لِمَاذَا اخْتَارَتِ الْأُسْرَةُ الْقِطَارَ؟</w:t>
+        <w:t xml:space="preserve">لِمَاذَا اخْتَارَتِ الأُسْرَةُ القِطَارَ؟</w:t>
       </w:r>
     </w:p>
     <w:tbl>
@@ -1080,7 +1080,7 @@
                 <w:szCs w:val="24"/>
                 <w:rtl/>
               </w:rPr>
-              <w:t xml:space="preserve">لِأَنَّهُ قَرِيبٌ مِنَ الْبَيْتِ</w:t>
+              <w:t xml:space="preserve">لِأَنَّهُ قَرِيبٌ مِن البَيْتِ</w:t>
             </w:r>
           </w:p>
         </w:tc>
@@ -1129,7 +1129,7 @@
                 <w:szCs w:val="24"/>
                 <w:rtl/>
               </w:rPr>
-              <w:t xml:space="preserve">لِأَنَّهُ أَسْرَعُ مِنَ الطَّائِرَةِ</w:t>
+              <w:t xml:space="preserve">لِأَنَّهُ أَسْرَعُ مِن الطَّائِرَةِ</w:t>
             </w:r>
           </w:p>
         </w:tc>
@@ -1183,7 +1183,7 @@
                 <w:szCs w:val="24"/>
                 <w:rtl/>
               </w:rPr>
-              <w:t xml:space="preserve">لِأَنَّهُ جَدِيدٌ وَنَظِيفٌ</w:t>
+              <w:t xml:space="preserve">لِأَنَّهُ جَدِيدٌ وَنَظِيفٌ</w:t>
             </w:r>
           </w:p>
         </w:tc>
@@ -1232,7 +1232,7 @@
                 <w:szCs w:val="24"/>
                 <w:rtl/>
               </w:rPr>
-              <w:t xml:space="preserve">لِأَنَّهُ أَرْخَصُ وَأَكْثَرُ رَاحَةً</w:t>
+              <w:t xml:space="preserve">لِأَنَّهُ أَرْخَصُ وَأَكْثَرُ رَاحَةً</w:t>
             </w:r>
           </w:p>
         </w:tc>
@@ -1268,7 +1268,7 @@
           <w:szCs w:val="24"/>
           <w:rtl/>
         </w:rPr>
-        <w:t xml:space="preserve">مَاذَا قَالَ الْأَبُ عَنِ الْخُطَّةِ الْجَيِّدَةِ؟</w:t>
+        <w:t xml:space="preserve">مَاذَا قَالَ الأَبُ عَن الخُطَّةِ الجَيِّدَةِ؟</w:t>
       </w:r>
     </w:p>
     <w:tbl>
@@ -1336,7 +1336,7 @@
                 <w:szCs w:val="24"/>
                 <w:rtl/>
               </w:rPr>
-              <w:t xml:space="preserve">إِنَّهَا صَعْبَةٌ جِدًّا</w:t>
+              <w:t xml:space="preserve">إِنَّهَا صَعْبَةٌ جِدًّا</w:t>
             </w:r>
           </w:p>
         </w:tc>
@@ -1385,7 +1385,7 @@
                 <w:szCs w:val="24"/>
                 <w:rtl/>
               </w:rPr>
-              <w:t xml:space="preserve">إِنَّهَا نِصْفُ النَّجَاحِ</w:t>
+              <w:t xml:space="preserve">إِنَّهَا نِصْفُ النَّجَاحِ</w:t>
             </w:r>
           </w:p>
         </w:tc>
@@ -1439,7 +1439,7 @@
                 <w:szCs w:val="24"/>
                 <w:rtl/>
               </w:rPr>
-              <w:t xml:space="preserve">إِنَّهَا لَيْسَتْ ضَرُورِيَّةً</w:t>
+              <w:t xml:space="preserve">إِنَّهَا لَيْسَتْ ضَرُورِيَّةً</w:t>
             </w:r>
           </w:p>
         </w:tc>
@@ -1488,7 +1488,7 @@
                 <w:szCs w:val="24"/>
                 <w:rtl/>
               </w:rPr>
-              <w:t xml:space="preserve">إِنَّهَا لِلْكِبَارِ فَقَطْ</w:t>
+              <w:t xml:space="preserve">إِنَّهَا لِلْكِبَارِ فَقَطْ</w:t>
             </w:r>
           </w:p>
         </w:tc>
@@ -1810,7 +1810,7 @@
                 <w:szCs w:val="24"/>
                 <w:rtl/>
               </w:rPr>
-              <w:t xml:space="preserve">سَتُسَافِرُ مَرْيَمُ إِلَى الْمَدِينَةِ الْمُنَوَّرَةِ.</w:t>
+              <w:t xml:space="preserve">سَتُسَافِرُ مَرْيَم إِلَى المَدِينَةِ المُنَوَّرَةِ.</w:t>
             </w:r>
           </w:p>
         </w:tc>
@@ -1918,7 +1918,7 @@
                 <w:szCs w:val="24"/>
                 <w:rtl/>
               </w:rPr>
-              <w:t xml:space="preserve">تَذْهَبُ مَرْيَمُ إِلَى الْمَطَارِ بِالْحَافِلَةِ.</w:t>
+              <w:t xml:space="preserve">تَذْهَبُ مَرْيَم إِلَى المَطَارِ بِالْحَافِلَةِ.</w:t>
             </w:r>
           </w:p>
         </w:tc>
@@ -2026,7 +2026,7 @@
                 <w:szCs w:val="24"/>
                 <w:rtl/>
               </w:rPr>
-              <w:t xml:space="preserve">وَضَعَتْ مَرْيَمُ الْمَلَابِسَ وَالدَّوَاءَ فِي الْحَقِيبَةِ.</w:t>
+              <w:t xml:space="preserve">وَضَعَتْ مَرْيَم المَلَابِسَ وَالدَّوَاءَ فِي الحَقِيبَةِ.</w:t>
             </w:r>
           </w:p>
         </w:tc>
@@ -2134,7 +2134,7 @@
                 <w:szCs w:val="24"/>
                 <w:rtl/>
               </w:rPr>
-              <w:t xml:space="preserve">نَسِيَتْ مَرْيَمُ جَوَازَ سَفَرِهَا فِي الْبَيْتِ.</w:t>
+              <w:t xml:space="preserve">نَسِيَتْ مَرْيَم جَوَازَ سَفَرِهَا فِي البَيْتِ.</w:t>
             </w:r>
           </w:p>
         </w:tc>
@@ -2242,7 +2242,7 @@
                 <w:szCs w:val="24"/>
                 <w:rtl/>
               </w:rPr>
-              <w:t xml:space="preserve">سَتَبْقَى مَرْيَمُ هُنَاكَ أُسْبُوعَيْنِ.</w:t>
+              <w:t xml:space="preserve">سَتَبْقَى مَرْيَم هُنَاكَ أُسْبُوعَيْنِ.</w:t>
             </w:r>
           </w:p>
         </w:tc>
@@ -2460,7 +2460,7 @@
                 <w:szCs w:val="24"/>
                 <w:rtl/>
               </w:rPr>
-              <w:t xml:space="preserve">مَا رَأْيُكَ فِي رِحْلَةٍ إِلَى الْجَبَلِ؟</w:t>
+              <w:t xml:space="preserve">مَا رَأْيُكَ فِي رِحْلَةٍ إِلَى الجَبَلِ؟</w:t>
             </w:r>
           </w:p>
         </w:tc>
@@ -2510,7 +2510,7 @@
                 <w:szCs w:val="24"/>
                 <w:rtl/>
               </w:rPr>
-              <w:t xml:space="preserve">أَيْنَ الْجَبَلُ؟</w:t>
+              <w:t xml:space="preserve">أَيْن الجَبَلُ؟</w:t>
             </w:r>
           </w:p>
         </w:tc>
@@ -2565,7 +2565,7 @@
                 <w:szCs w:val="24"/>
                 <w:rtl/>
               </w:rPr>
-              <w:t xml:space="preserve">اَلْجَبَلُ بَعِيدٌ جِدًّا</w:t>
+              <w:t xml:space="preserve">اَلجَبَلُ بَعِيدٌ جِدًّا</w:t>
             </w:r>
           </w:p>
         </w:tc>
@@ -2757,7 +2757,7 @@
                 <w:szCs w:val="24"/>
                 <w:rtl/>
               </w:rPr>
-              <w:t xml:space="preserve">رِحْلَةً سَعِيدَةً وَفِي أَمَانِ اللَّهِ</w:t>
+              <w:t xml:space="preserve">رِحْلَةً سَعِيدَةً وَفِي أَمَانِ اللَّهِ</w:t>
             </w:r>
           </w:p>
         </w:tc>
@@ -2812,7 +2812,7 @@
                 <w:szCs w:val="24"/>
                 <w:rtl/>
               </w:rPr>
-              <w:t xml:space="preserve">صَبَاحَ الْخَيْرِ</w:t>
+              <w:t xml:space="preserve">صَبَاحَ الخَيْرِ</w:t>
             </w:r>
           </w:p>
         </w:tc>
@@ -2862,7 +2862,7 @@
                 <w:szCs w:val="24"/>
                 <w:rtl/>
               </w:rPr>
-              <w:t xml:space="preserve">كَمِ السَّاعَةُ؟</w:t>
+              <w:t xml:space="preserve">كَم السَّاعَةُ؟</w:t>
             </w:r>
           </w:p>
         </w:tc>
@@ -2954,7 +2954,7 @@
                 <w:szCs w:val="24"/>
                 <w:rtl/>
               </w:rPr>
-              <w:t xml:space="preserve">خُذِ الْمِعْطَفَ يَا أَخِي</w:t>
+              <w:t xml:space="preserve">خُذِ المِعْطَفَ يَا أَخِي</w:t>
             </w:r>
           </w:p>
         </w:tc>
@@ -3004,7 +3004,7 @@
                 <w:szCs w:val="24"/>
                 <w:rtl/>
               </w:rPr>
-              <w:t xml:space="preserve">لَا تَنْسَ النَّظَّارَةَ الشَّمْسِيَّةَ</w:t>
+              <w:t xml:space="preserve">لَا تَنْسَ النَّظَّارَةَ الشَّمْسِيَّةَ</w:t>
             </w:r>
           </w:p>
         </w:tc>
@@ -3059,7 +3059,7 @@
                 <w:szCs w:val="24"/>
                 <w:rtl/>
               </w:rPr>
-              <w:t xml:space="preserve">اَلْجَوُّ بَارِدٌ الْيَوْمَ</w:t>
+              <w:t xml:space="preserve">اَلجَوُّ بَارِدٌ اليَوْمَ</w:t>
             </w:r>
           </w:p>
         </w:tc>
@@ -3109,7 +3109,7 @@
                 <w:szCs w:val="24"/>
                 <w:rtl/>
               </w:rPr>
-              <w:t xml:space="preserve">أَيْنَ حِذَاؤُكَ؟</w:t>
+              <w:t xml:space="preserve">أَيْن حِذَاؤُكَ؟</w:t>
             </w:r>
           </w:p>
         </w:tc>
@@ -3251,7 +3251,7 @@
                 <w:szCs w:val="24"/>
                 <w:rtl/>
               </w:rPr>
-              <w:t xml:space="preserve">أَيْنَ الْغُرْفَةُ؟</w:t>
+              <w:t xml:space="preserve">أَيْن الغُرْفَةُ؟</w:t>
             </w:r>
           </w:p>
         </w:tc>
@@ -3306,7 +3306,7 @@
                 <w:szCs w:val="24"/>
                 <w:rtl/>
               </w:rPr>
-              <w:t xml:space="preserve">كَمِ الْحِسَابُ مِنْ فَضْلِكَ؟</w:t>
+              <w:t xml:space="preserve">كَم الحِسَابُ مِنْ فَضْلِكَ؟</w:t>
             </w:r>
           </w:p>
         </w:tc>
@@ -3448,7 +3448,7 @@
                 <w:szCs w:val="24"/>
                 <w:rtl/>
               </w:rPr>
-              <w:t xml:space="preserve">هَيَّا بِنَا إِلَى الشَّاطِئِ</w:t>
+              <w:t xml:space="preserve">هَيَّا بِنَا إِلَى الشَّاطِئِ</w:t>
             </w:r>
           </w:p>
         </w:tc>
@@ -3498,7 +3498,7 @@
                 <w:szCs w:val="24"/>
                 <w:rtl/>
               </w:rPr>
-              <w:t xml:space="preserve">اَلشَّاطِئُ جَمِيلٌ</w:t>
+              <w:t xml:space="preserve">اَلشَّاطِئُ جَمِيلٌ</w:t>
             </w:r>
           </w:p>
         </w:tc>
@@ -3553,7 +3553,7 @@
                 <w:szCs w:val="24"/>
                 <w:rtl/>
               </w:rPr>
-              <w:t xml:space="preserve">ذَهَبْتُ إِلَى الشَّاطِئِ</w:t>
+              <w:t xml:space="preserve">ذَهَبْتُ إِلَى الشَّاطِئِ</w:t>
             </w:r>
           </w:p>
         </w:tc>
@@ -3603,7 +3603,7 @@
                 <w:szCs w:val="24"/>
                 <w:rtl/>
               </w:rPr>
-              <w:t xml:space="preserve">هَلْ تُحِبُّ الْبَحْرَ؟</w:t>
+              <w:t xml:space="preserve">هَلْ تُحِبُّ البَحْرَ؟</w:t>
             </w:r>
           </w:p>
         </w:tc>
@@ -4459,7 +4459,7 @@
                 <w:szCs w:val="24"/>
                 <w:rtl/>
               </w:rPr>
-              <w:t xml:space="preserve">هَيَّا بِنَا</w:t>
+              <w:t xml:space="preserve">هَيَّا بِنَا</w:t>
             </w:r>
           </w:p>
         </w:tc>
@@ -4709,7 +4709,7 @@
                 <w:szCs w:val="26"/>
                 <w:rtl/>
               </w:rPr>
-              <w:t xml:space="preserve">خُطَّةً   —   السِّبَاحَةَ   —   التَّطَوُّعِيَّ   —   بِالْقِطَارِ   —   الْأَقَارِبَ</w:t>
+              <w:t xml:space="preserve">خُطَّةً   —   السِّبَاحَةَ   —   التَّطَوُّعِيَّ   —   بِالْقِطَارِ   —   الأَقَارِبَ</w:t>
             </w:r>
           </w:p>
         </w:tc>
@@ -4816,7 +4816,7 @@
                 <w:szCs w:val="24"/>
                 <w:rtl/>
               </w:rPr>
-              <w:t xml:space="preserve">جَلَسَتِ الْأُسْرَةُ لِتَضَعَ ……………………… مُنَاسِبَةً لِلْعُطْلَةِ.</w:t>
+              <w:t xml:space="preserve">جَلَسَتِ الأُسْرَةُ لِتَضَعَ ……………………… مُنَاسِبَةً لِلْعُطْلَةِ.</w:t>
             </w:r>
           </w:p>
         </w:tc>
@@ -4888,7 +4888,7 @@
                 <w:szCs w:val="24"/>
                 <w:rtl/>
               </w:rPr>
-              <w:t xml:space="preserve">سَوْفَ يَتَعَلَّمُ أَحْمَدُ ……………………… فِي الْعُطْلَةِ.</w:t>
+              <w:t xml:space="preserve">سَوْفَ يَتَعَلَّمُ أَحْمَد ……………………… فِي العُطْلَةِ.</w:t>
             </w:r>
           </w:p>
         </w:tc>
@@ -4960,7 +4960,7 @@
                 <w:szCs w:val="24"/>
                 <w:rtl/>
               </w:rPr>
-              <w:t xml:space="preserve">تُفَضِّلُ الْأُمُّ الْعَمَلَ ……………………… فِي الْمُسْتَشْفَى.</w:t>
+              <w:t xml:space="preserve">تُفَضِّلُ الأُمُّ العَمَلَ ……………………… فِي المُسْتَشْفَى.</w:t>
             </w:r>
           </w:p>
         </w:tc>
@@ -5032,7 +5032,7 @@
                 <w:szCs w:val="24"/>
                 <w:rtl/>
               </w:rPr>
-              <w:t xml:space="preserve">سَتَذْهَبُ الْأُسْرَةُ إِلَى الْمُخَيَّمِ ……………………… .</w:t>
+              <w:t xml:space="preserve">سَتَذْهَبُ الأُسْرَةُ إِلَى المُخَيَّمِ ……………………… .</w:t>
             </w:r>
           </w:p>
         </w:tc>
@@ -5104,7 +5104,7 @@
                 <w:szCs w:val="24"/>
                 <w:rtl/>
               </w:rPr>
-              <w:t xml:space="preserve">فِي آخِرِ الْعُطْلَةِ سَتَزُورُ الْأُسْرَةُ ……………………… فِي الْقَرْيَةِ.</w:t>
+              <w:t xml:space="preserve">فِي آخِرِ العُطْلَةِ سَتَزُورُ الأُسْرَةُ ……………………… فِي القَرْيَةِ.</w:t>
             </w:r>
           </w:p>
         </w:tc>
@@ -5565,7 +5565,7 @@
                 <w:szCs w:val="26"/>
                 <w:rtl/>
               </w:rPr>
-              <w:t xml:space="preserve">اِتَّفَقَتْ</w:t>
+              <w:t xml:space="preserve">اِتَّفَقَتْ</w:t>
             </w:r>
           </w:p>
         </w:tc>
@@ -5661,7 +5661,7 @@
                 <w:szCs w:val="26"/>
                 <w:rtl/>
               </w:rPr>
-              <w:t xml:space="preserve">نَبَّهَ</w:t>
+              <w:t xml:space="preserve">نَبَّهَ</w:t>
             </w:r>
           </w:p>
         </w:tc>
@@ -5757,7 +5757,7 @@
                 <w:szCs w:val="26"/>
                 <w:rtl/>
               </w:rPr>
-              <w:t xml:space="preserve">اَللَّازِمَةُ</w:t>
+              <w:t xml:space="preserve">اَللَّازِمَةُ</w:t>
             </w:r>
           </w:p>
         </w:tc>
@@ -6622,7 +6622,7 @@
                 <w:szCs w:val="26"/>
                 <w:rtl/>
               </w:rPr>
-              <w:t xml:space="preserve">فِي الْعُطْلَةِ   —   سَوْفَ أُسَافِرُ   —   بِالطَّائِرَةِ   —   لِأَنَّ   —   سَأَضَعُ فِي حَقِيبَتِي   —   يَجِبُ عَلَيَّ أَنْ   —   أَرْخَصُ مِنْ   —   فِي النِّهَايَةِ</w:t>
+              <w:t xml:space="preserve">فِي العُطْلَةِ   —   سَوْفَ أُسَافِرُ   —   بِالطَّائِرَةِ   —   لِأَنَّ   —   سَأَضَعُ فِي حَقِيبَتِي   —   يَجِبُ عَلَيّ أَنْ   —   أَرْخَصُ مِنْ   —   فِي النِّهَايَةِ</w:t>
             </w:r>
           </w:p>
         </w:tc>
@@ -7174,7 +7174,7 @@
                 <w:sz w:val="15"/>
                 <w:szCs w:val="15"/>
               </w:rPr>
-              <w:t xml:space="preserve">أَنَا مَرْيَمُ، سَأُسَافِرُ غَدًا إِلَى الْمَدِينَةِ الْمُنَوَّرَةِ مَعَ وَالِدَتِي. نَذْهَبُ إِلَى الْمَطَارِ بِسَيَّارَةِ خَالِي. وَضَعْتُ فِي حَقِيبَتِي الْمَلَابِسَ وَالدَّوَاءَ. وَلَمْ أَنْسَ جَوَازَ سَفَرِي. سَنَبْقَى عَشَرَةَ أَيَّامٍ.</w:t>
+              <w:t xml:space="preserve">أَنَا مَرْيَم، سَأُسَافِرُ غَدًا إِلَى المَدِينَةِ المُنَوَّرَةِ مَعَ وَالِدَتِي. نَذْهَبُ إِلَى المَطَارِ بِسَيَّارَةِ خَالِي. وَضَعْتُ فِي حَقِيبَتِي المَلَابِسَ وَالدَّوَاءَ. وَلَمْ أَنْسَ جَوَازَ سَفَرِي. سَنَبْقَى عَشَرَةَ أَيَّامٍ.</w:t>
             </w:r>
           </w:p>
           <w:p>
@@ -7474,7 +7474,7 @@
                 <w:szCs w:val="23"/>
                 <w:rtl/>
               </w:rPr>
-              <w:t xml:space="preserve">خُطَّةً ، السِّبَاحَةَ ، التَّطَوُّعِيَّ ، بِالْقِطَارِ ، الْأَقَارِبَ</w:t>
+              <w:t xml:space="preserve">خُطَّةً ، السِّبَاحَةَ ، التَّطَوُّعِيَّ ، بِالْقِطَارِ ، الأَقَارِبَ</w:t>
             </w:r>
           </w:p>
         </w:tc>
@@ -7662,7 +7662,7 @@
                 <w:szCs w:val="23"/>
                 <w:rtl/>
               </w:rPr>
-              <w:t xml:space="preserve">اَلْعُطْلَةُ فُرْصَةٌ لِلتَّعَلُّمِ وَالرَّاحَةِ مَعًا. · يُرِيدُ أَحْمَدُ أَنْ يَتَعَلَّمَ السِّبَاحَةَ.</w:t>
+              <w:t xml:space="preserve">اَلعُطْلَةُ فُرْصَةٌ لِلتَّعَلُّمِ وَالرَّاحَةِ مَعًا. · يُرِيدُ أَحْمَد أَنْ يَتَعَلَّمَ السِّبَاحَةَ.</w:t>
             </w:r>
           </w:p>
           <w:p>
@@ -7680,7 +7680,7 @@
                 <w:szCs w:val="23"/>
                 <w:rtl/>
               </w:rPr>
-              <w:t xml:space="preserve">تَعْمَلُ الْأُمُّ تَطَوُّعًا مَرَّتَيْنِ. · يَذْهَبُونَ فِي أَوَّلِ تَمُّوزَ. · نَبَّهَهُمْ أَنْ لَا يُهْمِلُوا الْمَلَابِسَ وَالنَّظَّارَاتِ.</w:t>
+              <w:t xml:space="preserve">تَعْمَلُ الأُمُّ تَطَوُّعًا مَرَّتَيْنِ. · يَذْهَبُونَ فِي أَوَّلِ تَمُّوزَ. · نَبَّهَهُمْ أَنْ لَا يُهْمِلُوا المَلَابِسَ وَالنَّظَّارَاتِ.</w:t>
             </w:r>
           </w:p>
         </w:tc>

--- a/dosyalar/sinavlar/10-sinif/arapca-10-2d2y-beceri.docx
+++ b/dosyalar/sinavlar/10-sinif/arapca-10-2d2y-beceri.docx
@@ -496,7 +496,7 @@
             </w:pPr>
             <w:r>
               <w:rPr>
-                <w:rFonts w:ascii="Markazi Text" w:cs="Markazi Text" w:eastAsia="Markazi Text" w:hAnsi="Markazi Text"/>
+                <w:rFonts w:ascii="Arakom" w:cs="Arakom" w:eastAsia="Arakom" w:hAnsi="Arakom"/>
                 <w:b/>
                 <w:bCs/>
                 <w:color w:val="111111"/>
@@ -514,7 +514,7 @@
             </w:pPr>
             <w:r>
               <w:rPr>
-                <w:rFonts w:ascii="Markazi Text" w:cs="Markazi Text" w:eastAsia="Markazi Text" w:hAnsi="Markazi Text"/>
+                <w:rFonts w:ascii="Arakom" w:cs="Arakom" w:eastAsia="Arakom" w:hAnsi="Arakom"/>
                 <w:b w:val="false"/>
                 <w:bCs w:val="false"/>
                 <w:color w:val="111111"/>
@@ -532,7 +532,7 @@
             </w:pPr>
             <w:r>
               <w:rPr>
-                <w:rFonts w:ascii="Markazi Text" w:cs="Markazi Text" w:eastAsia="Markazi Text" w:hAnsi="Markazi Text"/>
+                <w:rFonts w:ascii="Arakom" w:cs="Arakom" w:eastAsia="Arakom" w:hAnsi="Arakom"/>
                 <w:b w:val="false"/>
                 <w:bCs w:val="false"/>
                 <w:color w:val="111111"/>
@@ -550,7 +550,7 @@
             </w:pPr>
             <w:r>
               <w:rPr>
-                <w:rFonts w:ascii="Markazi Text" w:cs="Markazi Text" w:eastAsia="Markazi Text" w:hAnsi="Markazi Text"/>
+                <w:rFonts w:ascii="Arakom" w:cs="Arakom" w:eastAsia="Arakom" w:hAnsi="Arakom"/>
                 <w:b w:val="false"/>
                 <w:bCs w:val="false"/>
                 <w:color w:val="111111"/>
@@ -568,7 +568,7 @@
             </w:pPr>
             <w:r>
               <w:rPr>
-                <w:rFonts w:ascii="Markazi Text" w:cs="Markazi Text" w:eastAsia="Markazi Text" w:hAnsi="Markazi Text"/>
+                <w:rFonts w:ascii="Arakom" w:cs="Arakom" w:eastAsia="Arakom" w:hAnsi="Arakom"/>
                 <w:b w:val="false"/>
                 <w:bCs w:val="false"/>
                 <w:color w:val="111111"/>
@@ -586,7 +586,7 @@
             </w:pPr>
             <w:r>
               <w:rPr>
-                <w:rFonts w:ascii="Markazi Text" w:cs="Markazi Text" w:eastAsia="Markazi Text" w:hAnsi="Markazi Text"/>
+                <w:rFonts w:ascii="Arakom" w:cs="Arakom" w:eastAsia="Arakom" w:hAnsi="Arakom"/>
                 <w:b w:val="false"/>
                 <w:bCs w:val="false"/>
                 <w:color w:val="111111"/>
@@ -604,7 +604,7 @@
             </w:pPr>
             <w:r>
               <w:rPr>
-                <w:rFonts w:ascii="Markazi Text" w:cs="Markazi Text" w:eastAsia="Markazi Text" w:hAnsi="Markazi Text"/>
+                <w:rFonts w:ascii="Arakom" w:cs="Arakom" w:eastAsia="Arakom" w:hAnsi="Arakom"/>
                 <w:b w:val="false"/>
                 <w:bCs w:val="false"/>
                 <w:color w:val="111111"/>
@@ -622,7 +622,7 @@
             </w:pPr>
             <w:r>
               <w:rPr>
-                <w:rFonts w:ascii="Markazi Text" w:cs="Markazi Text" w:eastAsia="Markazi Text" w:hAnsi="Markazi Text"/>
+                <w:rFonts w:ascii="Arakom" w:cs="Arakom" w:eastAsia="Arakom" w:hAnsi="Arakom"/>
                 <w:b w:val="false"/>
                 <w:bCs w:val="false"/>
                 <w:color w:val="111111"/>
@@ -640,7 +640,7 @@
             </w:pPr>
             <w:r>
               <w:rPr>
-                <w:rFonts w:ascii="Markazi Text" w:cs="Markazi Text" w:eastAsia="Markazi Text" w:hAnsi="Markazi Text"/>
+                <w:rFonts w:ascii="Arakom" w:cs="Arakom" w:eastAsia="Arakom" w:hAnsi="Arakom"/>
                 <w:b w:val="false"/>
                 <w:bCs w:val="false"/>
                 <w:color w:val="111111"/>
@@ -658,7 +658,7 @@
             </w:pPr>
             <w:r>
               <w:rPr>
-                <w:rFonts w:ascii="Markazi Text" w:cs="Markazi Text" w:eastAsia="Markazi Text" w:hAnsi="Markazi Text"/>
+                <w:rFonts w:ascii="Arakom" w:cs="Arakom" w:eastAsia="Arakom" w:hAnsi="Arakom"/>
                 <w:b w:val="false"/>
                 <w:bCs w:val="false"/>
                 <w:color w:val="111111"/>
@@ -676,7 +676,7 @@
             </w:pPr>
             <w:r>
               <w:rPr>
-                <w:rFonts w:ascii="Markazi Text" w:cs="Markazi Text" w:eastAsia="Markazi Text" w:hAnsi="Markazi Text"/>
+                <w:rFonts w:ascii="Arakom" w:cs="Arakom" w:eastAsia="Arakom" w:hAnsi="Arakom"/>
                 <w:b w:val="false"/>
                 <w:bCs w:val="false"/>
                 <w:color w:val="111111"/>
@@ -694,7 +694,7 @@
             </w:pPr>
             <w:r>
               <w:rPr>
-                <w:rFonts w:ascii="Markazi Text" w:cs="Markazi Text" w:eastAsia="Markazi Text" w:hAnsi="Markazi Text"/>
+                <w:rFonts w:ascii="Arakom" w:cs="Arakom" w:eastAsia="Arakom" w:hAnsi="Arakom"/>
                 <w:b w:val="false"/>
                 <w:bCs w:val="false"/>
                 <w:color w:val="111111"/>
@@ -748,7 +748,7 @@
       </w:r>
       <w:r>
         <w:rPr>
-          <w:rFonts w:ascii="Markazi Text" w:cs="Markazi Text" w:eastAsia="Markazi Text" w:hAnsi="Markazi Text"/>
+          <w:rFonts w:ascii="Arakom" w:cs="Arakom" w:eastAsia="Arakom" w:hAnsi="Arakom"/>
           <w:b w:val="false"/>
           <w:bCs w:val="false"/>
           <w:color w:val="111111"/>
@@ -816,7 +816,7 @@
             </w:r>
             <w:r>
               <w:rPr>
-                <w:rFonts w:ascii="Markazi Text" w:cs="Markazi Text" w:eastAsia="Markazi Text" w:hAnsi="Markazi Text"/>
+                <w:rFonts w:ascii="Arakom" w:cs="Arakom" w:eastAsia="Arakom" w:hAnsi="Arakom"/>
                 <w:b w:val="false"/>
                 <w:bCs w:val="false"/>
                 <w:color w:val="111111"/>
@@ -865,7 +865,7 @@
             </w:r>
             <w:r>
               <w:rPr>
-                <w:rFonts w:ascii="Markazi Text" w:cs="Markazi Text" w:eastAsia="Markazi Text" w:hAnsi="Markazi Text"/>
+                <w:rFonts w:ascii="Arakom" w:cs="Arakom" w:eastAsia="Arakom" w:hAnsi="Arakom"/>
                 <w:b w:val="false"/>
                 <w:bCs w:val="false"/>
                 <w:color w:val="111111"/>
@@ -919,7 +919,7 @@
             </w:r>
             <w:r>
               <w:rPr>
-                <w:rFonts w:ascii="Markazi Text" w:cs="Markazi Text" w:eastAsia="Markazi Text" w:hAnsi="Markazi Text"/>
+                <w:rFonts w:ascii="Arakom" w:cs="Arakom" w:eastAsia="Arakom" w:hAnsi="Arakom"/>
                 <w:b w:val="false"/>
                 <w:bCs w:val="false"/>
                 <w:color w:val="111111"/>
@@ -968,7 +968,7 @@
             </w:r>
             <w:r>
               <w:rPr>
-                <w:rFonts w:ascii="Markazi Text" w:cs="Markazi Text" w:eastAsia="Markazi Text" w:hAnsi="Markazi Text"/>
+                <w:rFonts w:ascii="Arakom" w:cs="Arakom" w:eastAsia="Arakom" w:hAnsi="Arakom"/>
                 <w:b w:val="false"/>
                 <w:bCs w:val="false"/>
                 <w:color w:val="111111"/>
@@ -1004,7 +1004,7 @@
       </w:r>
       <w:r>
         <w:rPr>
-          <w:rFonts w:ascii="Markazi Text" w:cs="Markazi Text" w:eastAsia="Markazi Text" w:hAnsi="Markazi Text"/>
+          <w:rFonts w:ascii="Arakom" w:cs="Arakom" w:eastAsia="Arakom" w:hAnsi="Arakom"/>
           <w:b w:val="false"/>
           <w:bCs w:val="false"/>
           <w:color w:val="111111"/>
@@ -1072,7 +1072,7 @@
             </w:r>
             <w:r>
               <w:rPr>
-                <w:rFonts w:ascii="Markazi Text" w:cs="Markazi Text" w:eastAsia="Markazi Text" w:hAnsi="Markazi Text"/>
+                <w:rFonts w:ascii="Arakom" w:cs="Arakom" w:eastAsia="Arakom" w:hAnsi="Arakom"/>
                 <w:b w:val="false"/>
                 <w:bCs w:val="false"/>
                 <w:color w:val="111111"/>
@@ -1121,7 +1121,7 @@
             </w:r>
             <w:r>
               <w:rPr>
-                <w:rFonts w:ascii="Markazi Text" w:cs="Markazi Text" w:eastAsia="Markazi Text" w:hAnsi="Markazi Text"/>
+                <w:rFonts w:ascii="Arakom" w:cs="Arakom" w:eastAsia="Arakom" w:hAnsi="Arakom"/>
                 <w:b w:val="false"/>
                 <w:bCs w:val="false"/>
                 <w:color w:val="111111"/>
@@ -1175,7 +1175,7 @@
             </w:r>
             <w:r>
               <w:rPr>
-                <w:rFonts w:ascii="Markazi Text" w:cs="Markazi Text" w:eastAsia="Markazi Text" w:hAnsi="Markazi Text"/>
+                <w:rFonts w:ascii="Arakom" w:cs="Arakom" w:eastAsia="Arakom" w:hAnsi="Arakom"/>
                 <w:b w:val="false"/>
                 <w:bCs w:val="false"/>
                 <w:color w:val="111111"/>
@@ -1224,7 +1224,7 @@
             </w:r>
             <w:r>
               <w:rPr>
-                <w:rFonts w:ascii="Markazi Text" w:cs="Markazi Text" w:eastAsia="Markazi Text" w:hAnsi="Markazi Text"/>
+                <w:rFonts w:ascii="Arakom" w:cs="Arakom" w:eastAsia="Arakom" w:hAnsi="Arakom"/>
                 <w:b w:val="false"/>
                 <w:bCs w:val="false"/>
                 <w:color w:val="111111"/>
@@ -1260,7 +1260,7 @@
       </w:r>
       <w:r>
         <w:rPr>
-          <w:rFonts w:ascii="Markazi Text" w:cs="Markazi Text" w:eastAsia="Markazi Text" w:hAnsi="Markazi Text"/>
+          <w:rFonts w:ascii="Arakom" w:cs="Arakom" w:eastAsia="Arakom" w:hAnsi="Arakom"/>
           <w:b w:val="false"/>
           <w:bCs w:val="false"/>
           <w:color w:val="111111"/>
@@ -1328,7 +1328,7 @@
             </w:r>
             <w:r>
               <w:rPr>
-                <w:rFonts w:ascii="Markazi Text" w:cs="Markazi Text" w:eastAsia="Markazi Text" w:hAnsi="Markazi Text"/>
+                <w:rFonts w:ascii="Arakom" w:cs="Arakom" w:eastAsia="Arakom" w:hAnsi="Arakom"/>
                 <w:b w:val="false"/>
                 <w:bCs w:val="false"/>
                 <w:color w:val="111111"/>
@@ -1377,7 +1377,7 @@
             </w:r>
             <w:r>
               <w:rPr>
-                <w:rFonts w:ascii="Markazi Text" w:cs="Markazi Text" w:eastAsia="Markazi Text" w:hAnsi="Markazi Text"/>
+                <w:rFonts w:ascii="Arakom" w:cs="Arakom" w:eastAsia="Arakom" w:hAnsi="Arakom"/>
                 <w:b w:val="false"/>
                 <w:bCs w:val="false"/>
                 <w:color w:val="111111"/>
@@ -1431,7 +1431,7 @@
             </w:r>
             <w:r>
               <w:rPr>
-                <w:rFonts w:ascii="Markazi Text" w:cs="Markazi Text" w:eastAsia="Markazi Text" w:hAnsi="Markazi Text"/>
+                <w:rFonts w:ascii="Arakom" w:cs="Arakom" w:eastAsia="Arakom" w:hAnsi="Arakom"/>
                 <w:b w:val="false"/>
                 <w:bCs w:val="false"/>
                 <w:color w:val="111111"/>
@@ -1480,7 +1480,7 @@
             </w:r>
             <w:r>
               <w:rPr>
-                <w:rFonts w:ascii="Markazi Text" w:cs="Markazi Text" w:eastAsia="Markazi Text" w:hAnsi="Markazi Text"/>
+                <w:rFonts w:ascii="Arakom" w:cs="Arakom" w:eastAsia="Arakom" w:hAnsi="Arakom"/>
                 <w:b w:val="false"/>
                 <w:bCs w:val="false"/>
                 <w:color w:val="111111"/>
@@ -1802,7 +1802,7 @@
             </w:pPr>
             <w:r>
               <w:rPr>
-                <w:rFonts w:ascii="Markazi Text" w:cs="Markazi Text" w:eastAsia="Markazi Text" w:hAnsi="Markazi Text"/>
+                <w:rFonts w:ascii="Arakom" w:cs="Arakom" w:eastAsia="Arakom" w:hAnsi="Arakom"/>
                 <w:b w:val="false"/>
                 <w:bCs w:val="false"/>
                 <w:color w:val="111111"/>
@@ -1910,7 +1910,7 @@
             </w:pPr>
             <w:r>
               <w:rPr>
-                <w:rFonts w:ascii="Markazi Text" w:cs="Markazi Text" w:eastAsia="Markazi Text" w:hAnsi="Markazi Text"/>
+                <w:rFonts w:ascii="Arakom" w:cs="Arakom" w:eastAsia="Arakom" w:hAnsi="Arakom"/>
                 <w:b w:val="false"/>
                 <w:bCs w:val="false"/>
                 <w:color w:val="111111"/>
@@ -2018,7 +2018,7 @@
             </w:pPr>
             <w:r>
               <w:rPr>
-                <w:rFonts w:ascii="Markazi Text" w:cs="Markazi Text" w:eastAsia="Markazi Text" w:hAnsi="Markazi Text"/>
+                <w:rFonts w:ascii="Arakom" w:cs="Arakom" w:eastAsia="Arakom" w:hAnsi="Arakom"/>
                 <w:b w:val="false"/>
                 <w:bCs w:val="false"/>
                 <w:color w:val="111111"/>
@@ -2126,7 +2126,7 @@
             </w:pPr>
             <w:r>
               <w:rPr>
-                <w:rFonts w:ascii="Markazi Text" w:cs="Markazi Text" w:eastAsia="Markazi Text" w:hAnsi="Markazi Text"/>
+                <w:rFonts w:ascii="Arakom" w:cs="Arakom" w:eastAsia="Arakom" w:hAnsi="Arakom"/>
                 <w:b w:val="false"/>
                 <w:bCs w:val="false"/>
                 <w:color w:val="111111"/>
@@ -2234,7 +2234,7 @@
             </w:pPr>
             <w:r>
               <w:rPr>
-                <w:rFonts w:ascii="Markazi Text" w:cs="Markazi Text" w:eastAsia="Markazi Text" w:hAnsi="Markazi Text"/>
+                <w:rFonts w:ascii="Arakom" w:cs="Arakom" w:eastAsia="Arakom" w:hAnsi="Arakom"/>
                 <w:b w:val="false"/>
                 <w:bCs w:val="false"/>
                 <w:color w:val="111111"/>
@@ -2452,7 +2452,7 @@
             </w:r>
             <w:r>
               <w:rPr>
-                <w:rFonts w:ascii="Markazi Text" w:cs="Markazi Text" w:eastAsia="Markazi Text" w:hAnsi="Markazi Text"/>
+                <w:rFonts w:ascii="Arakom" w:cs="Arakom" w:eastAsia="Arakom" w:hAnsi="Arakom"/>
                 <w:b w:val="false"/>
                 <w:bCs w:val="false"/>
                 <w:color w:val="111111"/>
@@ -2502,7 +2502,7 @@
             </w:r>
             <w:r>
               <w:rPr>
-                <w:rFonts w:ascii="Markazi Text" w:cs="Markazi Text" w:eastAsia="Markazi Text" w:hAnsi="Markazi Text"/>
+                <w:rFonts w:ascii="Arakom" w:cs="Arakom" w:eastAsia="Arakom" w:hAnsi="Arakom"/>
                 <w:b w:val="false"/>
                 <w:bCs w:val="false"/>
                 <w:color w:val="111111"/>
@@ -2557,7 +2557,7 @@
             </w:r>
             <w:r>
               <w:rPr>
-                <w:rFonts w:ascii="Markazi Text" w:cs="Markazi Text" w:eastAsia="Markazi Text" w:hAnsi="Markazi Text"/>
+                <w:rFonts w:ascii="Arakom" w:cs="Arakom" w:eastAsia="Arakom" w:hAnsi="Arakom"/>
                 <w:b w:val="false"/>
                 <w:bCs w:val="false"/>
                 <w:color w:val="111111"/>
@@ -2607,7 +2607,7 @@
             </w:r>
             <w:r>
               <w:rPr>
-                <w:rFonts w:ascii="Markazi Text" w:cs="Markazi Text" w:eastAsia="Markazi Text" w:hAnsi="Markazi Text"/>
+                <w:rFonts w:ascii="Arakom" w:cs="Arakom" w:eastAsia="Arakom" w:hAnsi="Arakom"/>
                 <w:b w:val="false"/>
                 <w:bCs w:val="false"/>
                 <w:color w:val="111111"/>
@@ -2699,7 +2699,7 @@
             </w:r>
             <w:r>
               <w:rPr>
-                <w:rFonts w:ascii="Markazi Text" w:cs="Markazi Text" w:eastAsia="Markazi Text" w:hAnsi="Markazi Text"/>
+                <w:rFonts w:ascii="Arakom" w:cs="Arakom" w:eastAsia="Arakom" w:hAnsi="Arakom"/>
                 <w:b w:val="false"/>
                 <w:bCs w:val="false"/>
                 <w:color w:val="111111"/>
@@ -2749,7 +2749,7 @@
             </w:r>
             <w:r>
               <w:rPr>
-                <w:rFonts w:ascii="Markazi Text" w:cs="Markazi Text" w:eastAsia="Markazi Text" w:hAnsi="Markazi Text"/>
+                <w:rFonts w:ascii="Arakom" w:cs="Arakom" w:eastAsia="Arakom" w:hAnsi="Arakom"/>
                 <w:b w:val="false"/>
                 <w:bCs w:val="false"/>
                 <w:color w:val="111111"/>
@@ -2804,7 +2804,7 @@
             </w:r>
             <w:r>
               <w:rPr>
-                <w:rFonts w:ascii="Markazi Text" w:cs="Markazi Text" w:eastAsia="Markazi Text" w:hAnsi="Markazi Text"/>
+                <w:rFonts w:ascii="Arakom" w:cs="Arakom" w:eastAsia="Arakom" w:hAnsi="Arakom"/>
                 <w:b w:val="false"/>
                 <w:bCs w:val="false"/>
                 <w:color w:val="111111"/>
@@ -2854,7 +2854,7 @@
             </w:r>
             <w:r>
               <w:rPr>
-                <w:rFonts w:ascii="Markazi Text" w:cs="Markazi Text" w:eastAsia="Markazi Text" w:hAnsi="Markazi Text"/>
+                <w:rFonts w:ascii="Arakom" w:cs="Arakom" w:eastAsia="Arakom" w:hAnsi="Arakom"/>
                 <w:b w:val="false"/>
                 <w:bCs w:val="false"/>
                 <w:color w:val="111111"/>
@@ -2946,7 +2946,7 @@
             </w:r>
             <w:r>
               <w:rPr>
-                <w:rFonts w:ascii="Markazi Text" w:cs="Markazi Text" w:eastAsia="Markazi Text" w:hAnsi="Markazi Text"/>
+                <w:rFonts w:ascii="Arakom" w:cs="Arakom" w:eastAsia="Arakom" w:hAnsi="Arakom"/>
                 <w:b w:val="false"/>
                 <w:bCs w:val="false"/>
                 <w:color w:val="111111"/>
@@ -2996,7 +2996,7 @@
             </w:r>
             <w:r>
               <w:rPr>
-                <w:rFonts w:ascii="Markazi Text" w:cs="Markazi Text" w:eastAsia="Markazi Text" w:hAnsi="Markazi Text"/>
+                <w:rFonts w:ascii="Arakom" w:cs="Arakom" w:eastAsia="Arakom" w:hAnsi="Arakom"/>
                 <w:b w:val="false"/>
                 <w:bCs w:val="false"/>
                 <w:color w:val="111111"/>
@@ -3051,7 +3051,7 @@
             </w:r>
             <w:r>
               <w:rPr>
-                <w:rFonts w:ascii="Markazi Text" w:cs="Markazi Text" w:eastAsia="Markazi Text" w:hAnsi="Markazi Text"/>
+                <w:rFonts w:ascii="Arakom" w:cs="Arakom" w:eastAsia="Arakom" w:hAnsi="Arakom"/>
                 <w:b w:val="false"/>
                 <w:bCs w:val="false"/>
                 <w:color w:val="111111"/>
@@ -3101,7 +3101,7 @@
             </w:r>
             <w:r>
               <w:rPr>
-                <w:rFonts w:ascii="Markazi Text" w:cs="Markazi Text" w:eastAsia="Markazi Text" w:hAnsi="Markazi Text"/>
+                <w:rFonts w:ascii="Arakom" w:cs="Arakom" w:eastAsia="Arakom" w:hAnsi="Arakom"/>
                 <w:b w:val="false"/>
                 <w:bCs w:val="false"/>
                 <w:color w:val="111111"/>
@@ -3193,7 +3193,7 @@
             </w:r>
             <w:r>
               <w:rPr>
-                <w:rFonts w:ascii="Markazi Text" w:cs="Markazi Text" w:eastAsia="Markazi Text" w:hAnsi="Markazi Text"/>
+                <w:rFonts w:ascii="Arakom" w:cs="Arakom" w:eastAsia="Arakom" w:hAnsi="Arakom"/>
                 <w:b w:val="false"/>
                 <w:bCs w:val="false"/>
                 <w:color w:val="111111"/>
@@ -3243,7 +3243,7 @@
             </w:r>
             <w:r>
               <w:rPr>
-                <w:rFonts w:ascii="Markazi Text" w:cs="Markazi Text" w:eastAsia="Markazi Text" w:hAnsi="Markazi Text"/>
+                <w:rFonts w:ascii="Arakom" w:cs="Arakom" w:eastAsia="Arakom" w:hAnsi="Arakom"/>
                 <w:b w:val="false"/>
                 <w:bCs w:val="false"/>
                 <w:color w:val="111111"/>
@@ -3298,7 +3298,7 @@
             </w:r>
             <w:r>
               <w:rPr>
-                <w:rFonts w:ascii="Markazi Text" w:cs="Markazi Text" w:eastAsia="Markazi Text" w:hAnsi="Markazi Text"/>
+                <w:rFonts w:ascii="Arakom" w:cs="Arakom" w:eastAsia="Arakom" w:hAnsi="Arakom"/>
                 <w:b w:val="false"/>
                 <w:bCs w:val="false"/>
                 <w:color w:val="111111"/>
@@ -3348,7 +3348,7 @@
             </w:r>
             <w:r>
               <w:rPr>
-                <w:rFonts w:ascii="Markazi Text" w:cs="Markazi Text" w:eastAsia="Markazi Text" w:hAnsi="Markazi Text"/>
+                <w:rFonts w:ascii="Arakom" w:cs="Arakom" w:eastAsia="Arakom" w:hAnsi="Arakom"/>
                 <w:b w:val="false"/>
                 <w:bCs w:val="false"/>
                 <w:color w:val="111111"/>
@@ -3440,7 +3440,7 @@
             </w:r>
             <w:r>
               <w:rPr>
-                <w:rFonts w:ascii="Markazi Text" w:cs="Markazi Text" w:eastAsia="Markazi Text" w:hAnsi="Markazi Text"/>
+                <w:rFonts w:ascii="Arakom" w:cs="Arakom" w:eastAsia="Arakom" w:hAnsi="Arakom"/>
                 <w:b w:val="false"/>
                 <w:bCs w:val="false"/>
                 <w:color w:val="111111"/>
@@ -3490,7 +3490,7 @@
             </w:r>
             <w:r>
               <w:rPr>
-                <w:rFonts w:ascii="Markazi Text" w:cs="Markazi Text" w:eastAsia="Markazi Text" w:hAnsi="Markazi Text"/>
+                <w:rFonts w:ascii="Arakom" w:cs="Arakom" w:eastAsia="Arakom" w:hAnsi="Arakom"/>
                 <w:b w:val="false"/>
                 <w:bCs w:val="false"/>
                 <w:color w:val="111111"/>
@@ -3545,7 +3545,7 @@
             </w:r>
             <w:r>
               <w:rPr>
-                <w:rFonts w:ascii="Markazi Text" w:cs="Markazi Text" w:eastAsia="Markazi Text" w:hAnsi="Markazi Text"/>
+                <w:rFonts w:ascii="Arakom" w:cs="Arakom" w:eastAsia="Arakom" w:hAnsi="Arakom"/>
                 <w:b w:val="false"/>
                 <w:bCs w:val="false"/>
                 <w:color w:val="111111"/>
@@ -3595,7 +3595,7 @@
             </w:r>
             <w:r>
               <w:rPr>
-                <w:rFonts w:ascii="Markazi Text" w:cs="Markazi Text" w:eastAsia="Markazi Text" w:hAnsi="Markazi Text"/>
+                <w:rFonts w:ascii="Arakom" w:cs="Arakom" w:eastAsia="Arakom" w:hAnsi="Arakom"/>
                 <w:b w:val="false"/>
                 <w:bCs w:val="false"/>
                 <w:color w:val="111111"/>
@@ -3771,7 +3771,7 @@
             </w:pPr>
             <w:r>
               <w:rPr>
-                <w:rFonts w:ascii="Markazi Text" w:cs="Markazi Text" w:eastAsia="Markazi Text" w:hAnsi="Markazi Text"/>
+                <w:rFonts w:ascii="Arakom" w:cs="Arakom" w:eastAsia="Arakom" w:hAnsi="Arakom"/>
                 <w:b w:val="false"/>
                 <w:bCs w:val="false"/>
                 <w:color w:val="111111"/>
@@ -3941,7 +3941,7 @@
             </w:pPr>
             <w:r>
               <w:rPr>
-                <w:rFonts w:ascii="Markazi Text" w:cs="Markazi Text" w:eastAsia="Markazi Text" w:hAnsi="Markazi Text"/>
+                <w:rFonts w:ascii="Arakom" w:cs="Arakom" w:eastAsia="Arakom" w:hAnsi="Arakom"/>
                 <w:b w:val="false"/>
                 <w:bCs w:val="false"/>
                 <w:color w:val="111111"/>
@@ -4111,7 +4111,7 @@
             </w:pPr>
             <w:r>
               <w:rPr>
-                <w:rFonts w:ascii="Markazi Text" w:cs="Markazi Text" w:eastAsia="Markazi Text" w:hAnsi="Markazi Text"/>
+                <w:rFonts w:ascii="Arakom" w:cs="Arakom" w:eastAsia="Arakom" w:hAnsi="Arakom"/>
                 <w:b w:val="false"/>
                 <w:bCs w:val="false"/>
                 <w:color w:val="111111"/>
@@ -4281,7 +4281,7 @@
             </w:pPr>
             <w:r>
               <w:rPr>
-                <w:rFonts w:ascii="Markazi Text" w:cs="Markazi Text" w:eastAsia="Markazi Text" w:hAnsi="Markazi Text"/>
+                <w:rFonts w:ascii="Arakom" w:cs="Arakom" w:eastAsia="Arakom" w:hAnsi="Arakom"/>
                 <w:b w:val="false"/>
                 <w:bCs w:val="false"/>
                 <w:color w:val="111111"/>
@@ -4451,7 +4451,7 @@
             </w:pPr>
             <w:r>
               <w:rPr>
-                <w:rFonts w:ascii="Markazi Text" w:cs="Markazi Text" w:eastAsia="Markazi Text" w:hAnsi="Markazi Text"/>
+                <w:rFonts w:ascii="Arakom" w:cs="Arakom" w:eastAsia="Arakom" w:hAnsi="Arakom"/>
                 <w:b w:val="false"/>
                 <w:bCs w:val="false"/>
                 <w:color w:val="111111"/>
@@ -4701,7 +4701,7 @@
             </w:pPr>
             <w:r>
               <w:rPr>
-                <w:rFonts w:ascii="Markazi Text" w:cs="Markazi Text" w:eastAsia="Markazi Text" w:hAnsi="Markazi Text"/>
+                <w:rFonts w:ascii="Arakom" w:cs="Arakom" w:eastAsia="Arakom" w:hAnsi="Arakom"/>
                 <w:b w:val="false"/>
                 <w:bCs w:val="false"/>
                 <w:color w:val="111111"/>
@@ -4808,7 +4808,7 @@
             </w:pPr>
             <w:r>
               <w:rPr>
-                <w:rFonts w:ascii="Markazi Text" w:cs="Markazi Text" w:eastAsia="Markazi Text" w:hAnsi="Markazi Text"/>
+                <w:rFonts w:ascii="Arakom" w:cs="Arakom" w:eastAsia="Arakom" w:hAnsi="Arakom"/>
                 <w:b w:val="false"/>
                 <w:bCs w:val="false"/>
                 <w:color w:val="111111"/>
@@ -4880,7 +4880,7 @@
             </w:pPr>
             <w:r>
               <w:rPr>
-                <w:rFonts w:ascii="Markazi Text" w:cs="Markazi Text" w:eastAsia="Markazi Text" w:hAnsi="Markazi Text"/>
+                <w:rFonts w:ascii="Arakom" w:cs="Arakom" w:eastAsia="Arakom" w:hAnsi="Arakom"/>
                 <w:b w:val="false"/>
                 <w:bCs w:val="false"/>
                 <w:color w:val="111111"/>
@@ -4952,7 +4952,7 @@
             </w:pPr>
             <w:r>
               <w:rPr>
-                <w:rFonts w:ascii="Markazi Text" w:cs="Markazi Text" w:eastAsia="Markazi Text" w:hAnsi="Markazi Text"/>
+                <w:rFonts w:ascii="Arakom" w:cs="Arakom" w:eastAsia="Arakom" w:hAnsi="Arakom"/>
                 <w:b w:val="false"/>
                 <w:bCs w:val="false"/>
                 <w:color w:val="111111"/>
@@ -5024,7 +5024,7 @@
             </w:pPr>
             <w:r>
               <w:rPr>
-                <w:rFonts w:ascii="Markazi Text" w:cs="Markazi Text" w:eastAsia="Markazi Text" w:hAnsi="Markazi Text"/>
+                <w:rFonts w:ascii="Arakom" w:cs="Arakom" w:eastAsia="Arakom" w:hAnsi="Arakom"/>
                 <w:b w:val="false"/>
                 <w:bCs w:val="false"/>
                 <w:color w:val="111111"/>
@@ -5096,7 +5096,7 @@
             </w:pPr>
             <w:r>
               <w:rPr>
-                <w:rFonts w:ascii="Markazi Text" w:cs="Markazi Text" w:eastAsia="Markazi Text" w:hAnsi="Markazi Text"/>
+                <w:rFonts w:ascii="Arakom" w:cs="Arakom" w:eastAsia="Arakom" w:hAnsi="Arakom"/>
                 <w:b w:val="false"/>
                 <w:bCs w:val="false"/>
                 <w:color w:val="111111"/>
@@ -5365,7 +5365,7 @@
             </w:pPr>
             <w:r>
               <w:rPr>
-                <w:rFonts w:ascii="Markazi Text" w:cs="Markazi Text" w:eastAsia="Markazi Text" w:hAnsi="Markazi Text"/>
+                <w:rFonts w:ascii="Arakom" w:cs="Arakom" w:eastAsia="Arakom" w:hAnsi="Arakom"/>
                 <w:b w:val="false"/>
                 <w:bCs w:val="false"/>
                 <w:color w:val="111111"/>
@@ -5461,7 +5461,7 @@
             </w:pPr>
             <w:r>
               <w:rPr>
-                <w:rFonts w:ascii="Markazi Text" w:cs="Markazi Text" w:eastAsia="Markazi Text" w:hAnsi="Markazi Text"/>
+                <w:rFonts w:ascii="Arakom" w:cs="Arakom" w:eastAsia="Arakom" w:hAnsi="Arakom"/>
                 <w:b w:val="false"/>
                 <w:bCs w:val="false"/>
                 <w:color w:val="111111"/>
@@ -5557,7 +5557,7 @@
             </w:pPr>
             <w:r>
               <w:rPr>
-                <w:rFonts w:ascii="Markazi Text" w:cs="Markazi Text" w:eastAsia="Markazi Text" w:hAnsi="Markazi Text"/>
+                <w:rFonts w:ascii="Arakom" w:cs="Arakom" w:eastAsia="Arakom" w:hAnsi="Arakom"/>
                 <w:b w:val="false"/>
                 <w:bCs w:val="false"/>
                 <w:color w:val="111111"/>
@@ -5653,7 +5653,7 @@
             </w:pPr>
             <w:r>
               <w:rPr>
-                <w:rFonts w:ascii="Markazi Text" w:cs="Markazi Text" w:eastAsia="Markazi Text" w:hAnsi="Markazi Text"/>
+                <w:rFonts w:ascii="Arakom" w:cs="Arakom" w:eastAsia="Arakom" w:hAnsi="Arakom"/>
                 <w:b w:val="false"/>
                 <w:bCs w:val="false"/>
                 <w:color w:val="111111"/>
@@ -5749,7 +5749,7 @@
             </w:pPr>
             <w:r>
               <w:rPr>
-                <w:rFonts w:ascii="Markazi Text" w:cs="Markazi Text" w:eastAsia="Markazi Text" w:hAnsi="Markazi Text"/>
+                <w:rFonts w:ascii="Arakom" w:cs="Arakom" w:eastAsia="Arakom" w:hAnsi="Arakom"/>
                 <w:b w:val="false"/>
                 <w:bCs w:val="false"/>
                 <w:color w:val="111111"/>
@@ -6078,7 +6078,7 @@
             </w:pPr>
             <w:r>
               <w:rPr>
-                <w:rFonts w:ascii="Markazi Text" w:cs="Markazi Text" w:eastAsia="Markazi Text" w:hAnsi="Markazi Text"/>
+                <w:rFonts w:ascii="Arakom" w:cs="Arakom" w:eastAsia="Arakom" w:hAnsi="Arakom"/>
                 <w:b w:val="false"/>
                 <w:bCs w:val="false"/>
                 <w:color w:val="111111"/>
@@ -6174,7 +6174,7 @@
             </w:pPr>
             <w:r>
               <w:rPr>
-                <w:rFonts w:ascii="Markazi Text" w:cs="Markazi Text" w:eastAsia="Markazi Text" w:hAnsi="Markazi Text"/>
+                <w:rFonts w:ascii="Arakom" w:cs="Arakom" w:eastAsia="Arakom" w:hAnsi="Arakom"/>
                 <w:b w:val="false"/>
                 <w:bCs w:val="false"/>
                 <w:color w:val="111111"/>
@@ -6270,7 +6270,7 @@
             </w:pPr>
             <w:r>
               <w:rPr>
-                <w:rFonts w:ascii="Markazi Text" w:cs="Markazi Text" w:eastAsia="Markazi Text" w:hAnsi="Markazi Text"/>
+                <w:rFonts w:ascii="Arakom" w:cs="Arakom" w:eastAsia="Arakom" w:hAnsi="Arakom"/>
                 <w:b w:val="false"/>
                 <w:bCs w:val="false"/>
                 <w:color w:val="111111"/>
@@ -6366,7 +6366,7 @@
             </w:pPr>
             <w:r>
               <w:rPr>
-                <w:rFonts w:ascii="Markazi Text" w:cs="Markazi Text" w:eastAsia="Markazi Text" w:hAnsi="Markazi Text"/>
+                <w:rFonts w:ascii="Arakom" w:cs="Arakom" w:eastAsia="Arakom" w:hAnsi="Arakom"/>
                 <w:b w:val="false"/>
                 <w:bCs w:val="false"/>
                 <w:color w:val="111111"/>
@@ -6462,7 +6462,7 @@
             </w:pPr>
             <w:r>
               <w:rPr>
-                <w:rFonts w:ascii="Markazi Text" w:cs="Markazi Text" w:eastAsia="Markazi Text" w:hAnsi="Markazi Text"/>
+                <w:rFonts w:ascii="Arakom" w:cs="Arakom" w:eastAsia="Arakom" w:hAnsi="Arakom"/>
                 <w:b w:val="false"/>
                 <w:bCs w:val="false"/>
                 <w:color w:val="111111"/>
@@ -6614,7 +6614,7 @@
             </w:pPr>
             <w:r>
               <w:rPr>
-                <w:rFonts w:ascii="Markazi Text" w:cs="Markazi Text" w:eastAsia="Markazi Text" w:hAnsi="Markazi Text"/>
+                <w:rFonts w:ascii="Arakom" w:cs="Arakom" w:eastAsia="Arakom" w:hAnsi="Arakom"/>
                 <w:b w:val="false"/>
                 <w:bCs w:val="false"/>
                 <w:color w:val="111111"/>
@@ -7466,7 +7466,7 @@
             </w:pPr>
             <w:r>
               <w:rPr>
-                <w:rFonts w:ascii="Markazi Text" w:cs="Markazi Text" w:eastAsia="Markazi Text" w:hAnsi="Markazi Text"/>
+                <w:rFonts w:ascii="Arakom" w:cs="Arakom" w:eastAsia="Arakom" w:hAnsi="Arakom"/>
                 <w:b w:val="false"/>
                 <w:bCs w:val="false"/>
                 <w:color w:val="111111"/>
@@ -7654,7 +7654,7 @@
             </w:pPr>
             <w:r>
               <w:rPr>
-                <w:rFonts w:ascii="Markazi Text" w:cs="Markazi Text" w:eastAsia="Markazi Text" w:hAnsi="Markazi Text"/>
+                <w:rFonts w:ascii="Arakom" w:cs="Arakom" w:eastAsia="Arakom" w:hAnsi="Arakom"/>
                 <w:b w:val="false"/>
                 <w:bCs w:val="false"/>
                 <w:color w:val="111111"/>
@@ -7672,7 +7672,7 @@
             </w:pPr>
             <w:r>
               <w:rPr>
-                <w:rFonts w:ascii="Markazi Text" w:cs="Markazi Text" w:eastAsia="Markazi Text" w:hAnsi="Markazi Text"/>
+                <w:rFonts w:ascii="Arakom" w:cs="Arakom" w:eastAsia="Arakom" w:hAnsi="Arakom"/>
                 <w:b w:val="false"/>
                 <w:bCs w:val="false"/>
                 <w:color w:val="111111"/>
